--- a/docs/week_01/Week_01_Cosmetic_Safety_Complaint_Detection.docx
+++ b/docs/week_01/Week_01_Cosmetic_Safety_Complaint_Detection.docx
@@ -133,7 +133,7 @@
           <w:sz w:val="22"/>
           <w:szCs w:val="22"/>
         </w:rPr>
-        <w:t xml:space="preserve">Week 1 report, revised</w:t>
+        <w:t xml:space="preserve">Week 1 report, second revision</w:t>
       </w:r>
     </w:p>
     <w:p>
@@ -155,7 +155,7 @@
           <w:sz w:val="22"/>
           <w:szCs w:val="22"/>
         </w:rPr>
-        <w:t xml:space="preserve">13 October 2026</w:t>
+        <w:t xml:space="preserve">14 October 2026</w:t>
       </w:r>
     </w:p>
     <w:p>
@@ -200,7 +200,7 @@
         <w:spacing w:after="120" w:line="270"/>
       </w:pPr>
       <w:r>
-        <w:t xml:space="preserve">Beauty buyers now tell retailers, in public and in writing, when a product burned their skin, arrived with mould in the jar or smelled rancid. Almost nobody reads those sentences for safety. Brands mine reviews for sentiment and star ratings, while regulators rely on formal reports that arrive later and in far smaller numbers. This proposal defines one business problem: </w:t>
+        <w:t xml:space="preserve">Beauty buyers now tell retailers, in public and in writing, when a product burned their skin, arrived with mould in the jar or smelled rancid. Star ratings and sentiment scores do not separate those sentences from praise: 46.1% of the reviews examined here that use a safety-related word are five-star (Section 7). Platforms screen reviews for authenticity and regulators collect formal reports, but none of the monitoring routes reviewed in Section 1.7 sorts public beauty reviews for safety complaints. This proposal defines one business problem: </w:t>
       </w:r>
       <w:r>
         <w:rPr>
@@ -963,7 +963,7 @@
                 <w:sz w:val="17"/>
                 <w:szCs w:val="17"/>
               </w:rPr>
-              <w:t xml:space="preserve">Public data sources assessed, with official links</w:t>
+              <w:t xml:space="preserve">Sources cited (peer-reviewed, preprint and official)</w:t>
             </w:r>
           </w:p>
         </w:tc>
@@ -993,7 +993,7 @@
                 <w:sz w:val="17"/>
                 <w:szCs w:val="17"/>
               </w:rPr>
-              <w:t xml:space="preserve">11</w:t>
+              <w:t xml:space="preserve">35</w:t>
             </w:r>
           </w:p>
         </w:tc>
@@ -1028,6 +1028,71 @@
                 <w:sz w:val="17"/>
                 <w:szCs w:val="17"/>
               </w:rPr>
+              <w:t xml:space="preserve">Public data sources assessed, with official links</w:t>
+            </w:r>
+          </w:p>
+        </w:tc>
+        <w:tc>
+          <w:tcPr>
+            <w:tcW w:type="dxa" w:w="4000"/>
+            <w:tcBorders>
+              <w:top w:val="single" w:color="B8C4CC" w:sz="4"/>
+              <w:left w:val="single" w:color="B8C4CC" w:sz="4"/>
+              <w:bottom w:val="single" w:color="B8C4CC" w:sz="4"/>
+              <w:right w:val="single" w:color="B8C4CC" w:sz="4"/>
+            </w:tcBorders>
+            <w:tcMar>
+              <w:top w:type="dxa" w:w="40"/>
+              <w:left w:type="dxa" w:w="90"/>
+              <w:bottom w:type="dxa" w:w="40"/>
+              <w:right w:type="dxa" w:w="90"/>
+            </w:tcMar>
+            <w:vAlign w:val="top"/>
+          </w:tcPr>
+          <w:p>
+            <w:pPr>
+              <w:spacing w:after="20"/>
+            </w:pPr>
+            <w:r>
+              <w:rPr>
+                <w:sz w:val="17"/>
+                <w:szCs w:val="17"/>
+              </w:rPr>
+              <w:t xml:space="preserve">11</w:t>
+            </w:r>
+          </w:p>
+        </w:tc>
+      </w:tr>
+      <w:tr>
+        <w:trPr>
+          <w:cantSplit/>
+        </w:trPr>
+        <w:tc>
+          <w:tcPr>
+            <w:tcW w:type="dxa" w:w="5026"/>
+            <w:tcBorders>
+              <w:top w:val="single" w:color="B8C4CC" w:sz="4"/>
+              <w:left w:val="single" w:color="B8C4CC" w:sz="4"/>
+              <w:bottom w:val="single" w:color="B8C4CC" w:sz="4"/>
+              <w:right w:val="single" w:color="B8C4CC" w:sz="4"/>
+            </w:tcBorders>
+            <w:tcMar>
+              <w:top w:type="dxa" w:w="40"/>
+              <w:left w:type="dxa" w:w="90"/>
+              <w:bottom w:type="dxa" w:w="40"/>
+              <w:right w:type="dxa" w:w="90"/>
+            </w:tcMar>
+            <w:vAlign w:val="top"/>
+          </w:tcPr>
+          <w:p>
+            <w:pPr>
+              <w:spacing w:after="20"/>
+            </w:pPr>
+            <w:r>
+              <w:rPr>
+                <w:sz w:val="17"/>
+                <w:szCs w:val="17"/>
+              </w:rPr>
               <w:t xml:space="preserve">Charts and tables in this report</w:t>
             </w:r>
           </w:p>
@@ -1058,7 +1123,7 @@
                 <w:sz w:val="17"/>
                 <w:szCs w:val="17"/>
               </w:rPr>
-              <w:t xml:space="preserve">14 figures, 30 tables</w:t>
+              <w:t xml:space="preserve">14 figures; 32 tables (28 numbered, 4 unnumbered)</w:t>
             </w:r>
           </w:p>
         </w:tc>
@@ -1297,7 +1362,7 @@
                 <w:sz w:val="17"/>
                 <w:szCs w:val="17"/>
               </w:rPr>
-              <w:t xml:space="preserve">Why this problem, why now</w:t>
+              <w:t xml:space="preserve">Why this problem, why now, existing practice</w:t>
             </w:r>
           </w:p>
         </w:tc>
@@ -1487,7 +1552,7 @@
                 <w:sz w:val="17"/>
                 <w:szCs w:val="17"/>
               </w:rPr>
-              <w:t xml:space="preserve">Academic foundation</w:t>
+              <w:t xml:space="preserve">Five strands with appraisal and lessons; the search behind the gap</w:t>
             </w:r>
           </w:p>
         </w:tc>
@@ -2407,7 +2472,7 @@
                 <w:sz w:val="17"/>
                 <w:szCs w:val="17"/>
               </w:rPr>
-              <w:t xml:space="preserve">Conclusion</w:t>
+              <w:t xml:space="preserve">Summary of findings and conclusion</w:t>
             </w:r>
           </w:p>
         </w:tc>
@@ -2437,7 +2502,7 @@
                 <w:sz w:val="17"/>
                 <w:szCs w:val="17"/>
               </w:rPr>
-              <w:t xml:space="preserve">What happens next</w:t>
+              <w:t xml:space="preserve">Numbered findings, answer, next step</w:t>
             </w:r>
           </w:p>
         </w:tc>
@@ -2656,7 +2721,7 @@
                     </pic:cNvPicPr>
                   </pic:nvPicPr>
                   <pic:blipFill>
-                    <a:blip r:embed="rId39" cstate="none"/>
+                    <a:blip r:embed="rId55" cstate="none"/>
                     <a:srcRect/>
                     <a:stretch>
                       <a:fillRect/>
@@ -3724,6 +3789,601 @@
     </w:tbl>
     <w:p>
       <w:pPr>
+        <w:pStyle w:val="Heading2"/>
+        <w:keepNext/>
+        <w:spacing w:after="100" w:before="220"/>
+      </w:pPr>
+      <w:r>
+        <w:t xml:space="preserve">1.6 Background: why cosmetic safety monitoring lags behind</w:t>
+      </w:r>
+    </w:p>
+    <w:p>
+      <w:pPr>
+        <w:spacing w:after="120" w:line="270"/>
+      </w:pPr>
+      <w:r>
+        <w:t xml:space="preserve">Drug safety has a mature monitoring system. Cosmetic safety does not. Toklu et al. (2019) describe cosmetovigilance, the monitoring of adverse effects of cosmetics, as fragmented and dependent on voluntary reporting. The numbers show the gap: a study of the FDA's adverse event system found only 5,144 cosmetic adverse events reported in the 13 years from 2004 to 2016, an average of 396 a year for one of the largest cosmetics markets in the world, and the authors read this as heavy under-reporting (Kwa et al., 2017). Hair care, skin care and tattoo products led the reports, and a single brand's products drove a sharp rise in 2016, which shows how a handful of products can dominate sparse official data.</w:t>
+      </w:r>
+    </w:p>
+    <w:p>
+      <w:pPr>
+        <w:spacing w:after="120" w:line="270"/>
+      </w:pPr>
+      <w:r>
+        <w:t xml:space="preserve">Three features of beauty products make the gap matter. They are applied to skin, scalp, lips and eyes, often daily. Many are water-based and can support microbial growth once opened. And most reactions are mild enough that customers stop using the product without reporting anything to a regulator, while many still write a review. That is the gap this project targets: the reaction that is described in public but never reported.</w:t>
+      </w:r>
+    </w:p>
+    <w:p>
+      <w:pPr>
+        <w:pStyle w:val="Heading2"/>
+        <w:keepNext/>
+        <w:spacing w:after="100" w:before="220"/>
+      </w:pPr>
+      <w:r>
+        <w:t xml:space="preserve">1.7 Existing approaches in practice and why they fall short</w:t>
+      </w:r>
+    </w:p>
+    <w:p>
+      <w:pPr>
+        <w:spacing w:after="120" w:line="270"/>
+      </w:pPr>
+      <w:r>
+        <w:t xml:space="preserve">Several routes already watch for product harm. Table 1b sets out what each does and why none of them is built to pick safety complaints out of public beauty reviews.</w:t>
+      </w:r>
+    </w:p>
+    <w:p>
+      <w:pPr>
+        <w:keepNext/>
+        <w:spacing w:after="80" w:before="200"/>
+      </w:pPr>
+      <w:r>
+        <w:rPr>
+          <w:b/>
+          <w:bCs/>
+          <w:color w:val="444444"/>
+          <w:sz w:val="19"/>
+          <w:szCs w:val="19"/>
+        </w:rPr>
+        <w:t xml:space="preserve">Table 1b.</w:t>
+      </w:r>
+      <w:r>
+        <w:rPr>
+          <w:color w:val="444444"/>
+          <w:sz w:val="19"/>
+          <w:szCs w:val="19"/>
+        </w:rPr>
+        <w:t xml:space="preserve"> Existing monitoring routes and their limits for this problem</w:t>
+      </w:r>
+    </w:p>
+    <w:tbl>
+      <w:tblPr>
+        <w:tblW w:type="dxa" w:w="9026"/>
+        <w:tblBorders>
+          <w:top w:val="single" w:color="auto" w:sz="4"/>
+          <w:left w:val="single" w:color="auto" w:sz="4"/>
+          <w:bottom w:val="single" w:color="auto" w:sz="4"/>
+          <w:right w:val="single" w:color="auto" w:sz="4"/>
+          <w:insideH w:val="single" w:color="auto" w:sz="4"/>
+          <w:insideV w:val="single" w:color="auto" w:sz="4"/>
+        </w:tblBorders>
+      </w:tblPr>
+      <w:tblGrid>
+        <w:gridCol w:w="2100"/>
+        <w:gridCol w:w="3663"/>
+        <w:gridCol w:w="3263"/>
+      </w:tblGrid>
+      <w:tr>
+        <w:trPr>
+          <w:cantSplit/>
+          <w:tblHeader/>
+        </w:trPr>
+        <w:tc>
+          <w:tcPr>
+            <w:tcW w:type="dxa" w:w="2100"/>
+            <w:tcBorders>
+              <w:top w:val="single" w:color="B8C4CC" w:sz="4"/>
+              <w:left w:val="single" w:color="B8C4CC" w:sz="4"/>
+              <w:bottom w:val="single" w:color="B8C4CC" w:sz="4"/>
+              <w:right w:val="single" w:color="B8C4CC" w:sz="4"/>
+            </w:tcBorders>
+            <w:shd w:fill="1F3A4D" w:color="auto" w:val="clear"/>
+            <w:tcMar>
+              <w:top w:type="dxa" w:w="40"/>
+              <w:left w:type="dxa" w:w="90"/>
+              <w:bottom w:type="dxa" w:w="40"/>
+              <w:right w:type="dxa" w:w="90"/>
+            </w:tcMar>
+            <w:vAlign w:val="top"/>
+          </w:tcPr>
+          <w:p>
+            <w:pPr>
+              <w:spacing w:after="20"/>
+            </w:pPr>
+            <w:r>
+              <w:rPr>
+                <w:b/>
+                <w:bCs/>
+                <w:color w:val="FFFFFF"/>
+                <w:sz w:val="17"/>
+                <w:szCs w:val="17"/>
+              </w:rPr>
+              <w:t xml:space="preserve">Route</w:t>
+            </w:r>
+          </w:p>
+        </w:tc>
+        <w:tc>
+          <w:tcPr>
+            <w:tcW w:type="dxa" w:w="3663"/>
+            <w:tcBorders>
+              <w:top w:val="single" w:color="B8C4CC" w:sz="4"/>
+              <w:left w:val="single" w:color="B8C4CC" w:sz="4"/>
+              <w:bottom w:val="single" w:color="B8C4CC" w:sz="4"/>
+              <w:right w:val="single" w:color="B8C4CC" w:sz="4"/>
+            </w:tcBorders>
+            <w:shd w:fill="1F3A4D" w:color="auto" w:val="clear"/>
+            <w:tcMar>
+              <w:top w:type="dxa" w:w="40"/>
+              <w:left w:type="dxa" w:w="90"/>
+              <w:bottom w:type="dxa" w:w="40"/>
+              <w:right w:type="dxa" w:w="90"/>
+            </w:tcMar>
+            <w:vAlign w:val="top"/>
+          </w:tcPr>
+          <w:p>
+            <w:pPr>
+              <w:spacing w:after="20"/>
+            </w:pPr>
+            <w:r>
+              <w:rPr>
+                <w:b/>
+                <w:bCs/>
+                <w:color w:val="FFFFFF"/>
+                <w:sz w:val="17"/>
+                <w:szCs w:val="17"/>
+              </w:rPr>
+              <w:t xml:space="preserve">What it does</w:t>
+            </w:r>
+          </w:p>
+        </w:tc>
+        <w:tc>
+          <w:tcPr>
+            <w:tcW w:type="dxa" w:w="3263"/>
+            <w:tcBorders>
+              <w:top w:val="single" w:color="B8C4CC" w:sz="4"/>
+              <w:left w:val="single" w:color="B8C4CC" w:sz="4"/>
+              <w:bottom w:val="single" w:color="B8C4CC" w:sz="4"/>
+              <w:right w:val="single" w:color="B8C4CC" w:sz="4"/>
+            </w:tcBorders>
+            <w:shd w:fill="1F3A4D" w:color="auto" w:val="clear"/>
+            <w:tcMar>
+              <w:top w:type="dxa" w:w="40"/>
+              <w:left w:type="dxa" w:w="90"/>
+              <w:bottom w:type="dxa" w:w="40"/>
+              <w:right w:type="dxa" w:w="90"/>
+            </w:tcMar>
+            <w:vAlign w:val="top"/>
+          </w:tcPr>
+          <w:p>
+            <w:pPr>
+              <w:spacing w:after="20"/>
+            </w:pPr>
+            <w:r>
+              <w:rPr>
+                <w:b/>
+                <w:bCs/>
+                <w:color w:val="FFFFFF"/>
+                <w:sz w:val="17"/>
+                <w:szCs w:val="17"/>
+              </w:rPr>
+              <w:t xml:space="preserve">Why it falls short here</w:t>
+            </w:r>
+          </w:p>
+        </w:tc>
+      </w:tr>
+      <w:tr>
+        <w:trPr>
+          <w:cantSplit/>
+        </w:trPr>
+        <w:tc>
+          <w:tcPr>
+            <w:tcW w:type="dxa" w:w="2100"/>
+            <w:tcBorders>
+              <w:top w:val="single" w:color="B8C4CC" w:sz="4"/>
+              <w:left w:val="single" w:color="B8C4CC" w:sz="4"/>
+              <w:bottom w:val="single" w:color="B8C4CC" w:sz="4"/>
+              <w:right w:val="single" w:color="B8C4CC" w:sz="4"/>
+            </w:tcBorders>
+            <w:tcMar>
+              <w:top w:type="dxa" w:w="40"/>
+              <w:left w:type="dxa" w:w="90"/>
+              <w:bottom w:type="dxa" w:w="40"/>
+              <w:right w:type="dxa" w:w="90"/>
+            </w:tcMar>
+            <w:vAlign w:val="top"/>
+          </w:tcPr>
+          <w:p>
+            <w:pPr>
+              <w:spacing w:after="20"/>
+            </w:pPr>
+            <w:r>
+              <w:rPr>
+                <w:sz w:val="17"/>
+                <w:szCs w:val="17"/>
+              </w:rPr>
+              <w:t xml:space="preserve">Official adverse event reporting</w:t>
+            </w:r>
+          </w:p>
+        </w:tc>
+        <w:tc>
+          <w:tcPr>
+            <w:tcW w:type="dxa" w:w="3663"/>
+            <w:tcBorders>
+              <w:top w:val="single" w:color="B8C4CC" w:sz="4"/>
+              <w:left w:val="single" w:color="B8C4CC" w:sz="4"/>
+              <w:bottom w:val="single" w:color="B8C4CC" w:sz="4"/>
+              <w:right w:val="single" w:color="B8C4CC" w:sz="4"/>
+            </w:tcBorders>
+            <w:tcMar>
+              <w:top w:type="dxa" w:w="40"/>
+              <w:left w:type="dxa" w:w="90"/>
+              <w:bottom w:type="dxa" w:w="40"/>
+              <w:right w:type="dxa" w:w="90"/>
+            </w:tcMar>
+            <w:vAlign w:val="top"/>
+          </w:tcPr>
+          <w:p>
+            <w:pPr>
+              <w:spacing w:after="20"/>
+            </w:pPr>
+            <w:r>
+              <w:rPr>
+                <w:sz w:val="17"/>
+                <w:szCs w:val="17"/>
+              </w:rPr>
+              <w:t xml:space="preserve">The FDA collects cosmetic adverse event reports and, since September 2025, publishes them on a dashboard updated daily (FDA, 2025)</w:t>
+            </w:r>
+          </w:p>
+        </w:tc>
+        <w:tc>
+          <w:tcPr>
+            <w:tcW w:type="dxa" w:w="3263"/>
+            <w:tcBorders>
+              <w:top w:val="single" w:color="B8C4CC" w:sz="4"/>
+              <w:left w:val="single" w:color="B8C4CC" w:sz="4"/>
+              <w:bottom w:val="single" w:color="B8C4CC" w:sz="4"/>
+              <w:right w:val="single" w:color="B8C4CC" w:sz="4"/>
+            </w:tcBorders>
+            <w:tcMar>
+              <w:top w:type="dxa" w:w="40"/>
+              <w:left w:type="dxa" w:w="90"/>
+              <w:bottom w:type="dxa" w:w="40"/>
+              <w:right w:type="dxa" w:w="90"/>
+            </w:tcMar>
+            <w:vAlign w:val="top"/>
+          </w:tcPr>
+          <w:p>
+            <w:pPr>
+              <w:spacing w:after="20"/>
+            </w:pPr>
+            <w:r>
+              <w:rPr>
+                <w:sz w:val="17"/>
+                <w:szCs w:val="17"/>
+              </w:rPr>
+              <w:t xml:space="preserve">Reports arrive only when someone chooses to file one, and the FDA states that they are unverified and do not show that a product caused an event (FDA, 2025)</w:t>
+            </w:r>
+          </w:p>
+        </w:tc>
+      </w:tr>
+      <w:tr>
+        <w:trPr>
+          <w:cantSplit/>
+        </w:trPr>
+        <w:tc>
+          <w:tcPr>
+            <w:tcW w:type="dxa" w:w="2100"/>
+            <w:tcBorders>
+              <w:top w:val="single" w:color="B8C4CC" w:sz="4"/>
+              <w:left w:val="single" w:color="B8C4CC" w:sz="4"/>
+              <w:bottom w:val="single" w:color="B8C4CC" w:sz="4"/>
+              <w:right w:val="single" w:color="B8C4CC" w:sz="4"/>
+            </w:tcBorders>
+            <w:tcMar>
+              <w:top w:type="dxa" w:w="40"/>
+              <w:left w:type="dxa" w:w="90"/>
+              <w:bottom w:type="dxa" w:w="40"/>
+              <w:right w:type="dxa" w:w="90"/>
+            </w:tcMar>
+            <w:vAlign w:val="top"/>
+          </w:tcPr>
+          <w:p>
+            <w:pPr>
+              <w:spacing w:after="20"/>
+            </w:pPr>
+            <w:r>
+              <w:rPr>
+                <w:sz w:val="17"/>
+                <w:szCs w:val="17"/>
+              </w:rPr>
+              <w:t xml:space="preserve">Company complaint handling</w:t>
+            </w:r>
+          </w:p>
+        </w:tc>
+        <w:tc>
+          <w:tcPr>
+            <w:tcW w:type="dxa" w:w="3663"/>
+            <w:tcBorders>
+              <w:top w:val="single" w:color="B8C4CC" w:sz="4"/>
+              <w:left w:val="single" w:color="B8C4CC" w:sz="4"/>
+              <w:bottom w:val="single" w:color="B8C4CC" w:sz="4"/>
+              <w:right w:val="single" w:color="B8C4CC" w:sz="4"/>
+            </w:tcBorders>
+            <w:tcMar>
+              <w:top w:type="dxa" w:w="40"/>
+              <w:left w:type="dxa" w:w="90"/>
+              <w:bottom w:type="dxa" w:w="40"/>
+              <w:right w:type="dxa" w:w="90"/>
+            </w:tcMar>
+            <w:vAlign w:val="top"/>
+          </w:tcPr>
+          <w:p>
+            <w:pPr>
+              <w:spacing w:after="20"/>
+            </w:pPr>
+            <w:r>
+              <w:rPr>
+                <w:sz w:val="17"/>
+                <w:szCs w:val="17"/>
+              </w:rPr>
+              <w:t xml:space="preserve">Companies receive complaints directly; amika had 48 odour reports and 2 irritation reports before its recall notice (Health Canada, 2025)</w:t>
+            </w:r>
+          </w:p>
+        </w:tc>
+        <w:tc>
+          <w:tcPr>
+            <w:tcW w:type="dxa" w:w="3263"/>
+            <w:tcBorders>
+              <w:top w:val="single" w:color="B8C4CC" w:sz="4"/>
+              <w:left w:val="single" w:color="B8C4CC" w:sz="4"/>
+              <w:bottom w:val="single" w:color="B8C4CC" w:sz="4"/>
+              <w:right w:val="single" w:color="B8C4CC" w:sz="4"/>
+            </w:tcBorders>
+            <w:tcMar>
+              <w:top w:type="dxa" w:w="40"/>
+              <w:left w:type="dxa" w:w="90"/>
+              <w:bottom w:type="dxa" w:w="40"/>
+              <w:right w:type="dxa" w:w="90"/>
+            </w:tcMar>
+            <w:vAlign w:val="top"/>
+          </w:tcPr>
+          <w:p>
+            <w:pPr>
+              <w:spacing w:after="20"/>
+            </w:pPr>
+            <w:r>
+              <w:rPr>
+                <w:sz w:val="17"/>
+                <w:szCs w:val="17"/>
+              </w:rPr>
+              <w:t xml:space="preserve">Covers only complaints sent to the company, not those written on retail sites</w:t>
+            </w:r>
+          </w:p>
+        </w:tc>
+      </w:tr>
+      <w:tr>
+        <w:trPr>
+          <w:cantSplit/>
+        </w:trPr>
+        <w:tc>
+          <w:tcPr>
+            <w:tcW w:type="dxa" w:w="2100"/>
+            <w:tcBorders>
+              <w:top w:val="single" w:color="B8C4CC" w:sz="4"/>
+              <w:left w:val="single" w:color="B8C4CC" w:sz="4"/>
+              <w:bottom w:val="single" w:color="B8C4CC" w:sz="4"/>
+              <w:right w:val="single" w:color="B8C4CC" w:sz="4"/>
+            </w:tcBorders>
+            <w:tcMar>
+              <w:top w:type="dxa" w:w="40"/>
+              <w:left w:type="dxa" w:w="90"/>
+              <w:bottom w:type="dxa" w:w="40"/>
+              <w:right w:type="dxa" w:w="90"/>
+            </w:tcMar>
+            <w:vAlign w:val="top"/>
+          </w:tcPr>
+          <w:p>
+            <w:pPr>
+              <w:spacing w:after="20"/>
+            </w:pPr>
+            <w:r>
+              <w:rPr>
+                <w:sz w:val="17"/>
+                <w:szCs w:val="17"/>
+              </w:rPr>
+              <w:t xml:space="preserve">Platform review screening</w:t>
+            </w:r>
+          </w:p>
+        </w:tc>
+        <w:tc>
+          <w:tcPr>
+            <w:tcW w:type="dxa" w:w="3663"/>
+            <w:tcBorders>
+              <w:top w:val="single" w:color="B8C4CC" w:sz="4"/>
+              <w:left w:val="single" w:color="B8C4CC" w:sz="4"/>
+              <w:bottom w:val="single" w:color="B8C4CC" w:sz="4"/>
+              <w:right w:val="single" w:color="B8C4CC" w:sz="4"/>
+            </w:tcBorders>
+            <w:tcMar>
+              <w:top w:type="dxa" w:w="40"/>
+              <w:left w:type="dxa" w:w="90"/>
+              <w:bottom w:type="dxa" w:w="40"/>
+              <w:right w:type="dxa" w:w="90"/>
+            </w:tcMar>
+            <w:vAlign w:val="top"/>
+          </w:tcPr>
+          <w:p>
+            <w:pPr>
+              <w:spacing w:after="20"/>
+            </w:pPr>
+            <w:r>
+              <w:rPr>
+                <w:sz w:val="17"/>
+                <w:szCs w:val="17"/>
+              </w:rPr>
+              <w:t xml:space="preserve">Amazon runs checks before publication for signs of fake or AI-generated reviews (Jones, 2025)</w:t>
+            </w:r>
+          </w:p>
+        </w:tc>
+        <w:tc>
+          <w:tcPr>
+            <w:tcW w:type="dxa" w:w="3263"/>
+            <w:tcBorders>
+              <w:top w:val="single" w:color="B8C4CC" w:sz="4"/>
+              <w:left w:val="single" w:color="B8C4CC" w:sz="4"/>
+              <w:bottom w:val="single" w:color="B8C4CC" w:sz="4"/>
+              <w:right w:val="single" w:color="B8C4CC" w:sz="4"/>
+            </w:tcBorders>
+            <w:tcMar>
+              <w:top w:type="dxa" w:w="40"/>
+              <w:left w:type="dxa" w:w="90"/>
+              <w:bottom w:type="dxa" w:w="40"/>
+              <w:right w:type="dxa" w:w="90"/>
+            </w:tcMar>
+            <w:vAlign w:val="top"/>
+          </w:tcPr>
+          <w:p>
+            <w:pPr>
+              <w:spacing w:after="20"/>
+            </w:pPr>
+            <w:r>
+              <w:rPr>
+                <w:sz w:val="17"/>
+                <w:szCs w:val="17"/>
+              </w:rPr>
+              <w:t xml:space="preserve">Asks whether a review is genuine, not whether it reports harm</w:t>
+            </w:r>
+          </w:p>
+        </w:tc>
+      </w:tr>
+      <w:tr>
+        <w:trPr>
+          <w:cantSplit/>
+        </w:trPr>
+        <w:tc>
+          <w:tcPr>
+            <w:tcW w:type="dxa" w:w="2100"/>
+            <w:tcBorders>
+              <w:top w:val="single" w:color="B8C4CC" w:sz="4"/>
+              <w:left w:val="single" w:color="B8C4CC" w:sz="4"/>
+              <w:bottom w:val="single" w:color="B8C4CC" w:sz="4"/>
+              <w:right w:val="single" w:color="B8C4CC" w:sz="4"/>
+            </w:tcBorders>
+            <w:tcMar>
+              <w:top w:type="dxa" w:w="40"/>
+              <w:left w:type="dxa" w:w="90"/>
+              <w:bottom w:type="dxa" w:w="40"/>
+              <w:right w:type="dxa" w:w="90"/>
+            </w:tcMar>
+            <w:vAlign w:val="top"/>
+          </w:tcPr>
+          <w:p>
+            <w:pPr>
+              <w:spacing w:after="20"/>
+            </w:pPr>
+            <w:r>
+              <w:rPr>
+                <w:sz w:val="17"/>
+                <w:szCs w:val="17"/>
+              </w:rPr>
+              <w:t xml:space="preserve">Research systems for review mining</w:t>
+            </w:r>
+          </w:p>
+        </w:tc>
+        <w:tc>
+          <w:tcPr>
+            <w:tcW w:type="dxa" w:w="3663"/>
+            <w:tcBorders>
+              <w:top w:val="single" w:color="B8C4CC" w:sz="4"/>
+              <w:left w:val="single" w:color="B8C4CC" w:sz="4"/>
+              <w:bottom w:val="single" w:color="B8C4CC" w:sz="4"/>
+              <w:right w:val="single" w:color="B8C4CC" w:sz="4"/>
+            </w:tcBorders>
+            <w:tcMar>
+              <w:top w:type="dxa" w:w="40"/>
+              <w:left w:type="dxa" w:w="90"/>
+              <w:bottom w:type="dxa" w:w="40"/>
+              <w:right w:type="dxa" w:w="90"/>
+            </w:tcMar>
+            <w:vAlign w:val="top"/>
+          </w:tcPr>
+          <w:p>
+            <w:pPr>
+              <w:spacing w:after="20"/>
+            </w:pPr>
+            <w:r>
+              <w:rPr>
+                <w:sz w:val="17"/>
+                <w:szCs w:val="17"/>
+              </w:rPr>
+              <w:t xml:space="preserve">Classifiers flag hazards in Amazon reviews of consumer products (Bhat &amp; Culotta, 2017) and foodborne illness in Yelp reviews for the New York City health department, with every flag checked by a person (Effland et al., 2018). In cosmetics, a dictionary of skin-complaint terms has been used to extract and map Japanese dissatisfaction posts (Iwano et al., 2025)</w:t>
+            </w:r>
+          </w:p>
+        </w:tc>
+        <w:tc>
+          <w:tcPr>
+            <w:tcW w:type="dxa" w:w="3263"/>
+            <w:tcBorders>
+              <w:top w:val="single" w:color="B8C4CC" w:sz="4"/>
+              <w:left w:val="single" w:color="B8C4CC" w:sz="4"/>
+              <w:bottom w:val="single" w:color="B8C4CC" w:sz="4"/>
+              <w:right w:val="single" w:color="B8C4CC" w:sz="4"/>
+            </w:tcBorders>
+            <w:tcMar>
+              <w:top w:type="dxa" w:w="40"/>
+              <w:left w:type="dxa" w:w="90"/>
+              <w:bottom w:type="dxa" w:w="40"/>
+              <w:right w:type="dxa" w:w="90"/>
+            </w:tcMar>
+            <w:vAlign w:val="top"/>
+          </w:tcPr>
+          <w:p>
+            <w:pPr>
+              <w:spacing w:after="20"/>
+            </w:pPr>
+            <w:r>
+              <w:rPr>
+                <w:sz w:val="17"/>
+                <w:szCs w:val="17"/>
+              </w:rPr>
+              <w:t xml:space="preserve">The classifiers were built for other product types; the cosmetics study describes complaint themes but does not label, evaluate or rank individual posts (Section 3.6)</w:t>
+            </w:r>
+          </w:p>
+        </w:tc>
+      </w:tr>
+    </w:tbl>
+    <w:p>
+      <w:pPr>
+        <w:spacing w:after="200" w:before="60"/>
+      </w:pPr>
+      <w:r>
+        <w:rPr>
+          <w:color w:val="555555"/>
+          <w:sz w:val="18"/>
+          <w:szCs w:val="18"/>
+        </w:rPr>
+        <w:t xml:space="preserve">Commercial social listening and review analytics tools were not assessed, because their methods are not published. Whether any of them triages safety complaints is left as a question for the brand pilot in Table 15.</w:t>
+      </w:r>
+    </w:p>
+    <w:p>
+      <w:pPr>
+        <w:spacing w:after="120" w:line="270"/>
+      </w:pPr>
+      <w:r>
+        <w:t xml:space="preserve">The common gap is triage. Each route either waits for a formal report, checks authenticity, or was built for a different product type. None of the routes assessed here turns public beauty reviews into a short list of probable safety complaints with a reason for each.</w:t>
+      </w:r>
+    </w:p>
+    <w:p>
+      <w:pPr>
         <w:pStyle w:val="Heading1"/>
         <w:keepNext/>
         <w:spacing w:after="140" w:before="320"/>
@@ -4821,10 +5481,11 @@
         </w:tblBorders>
       </w:tblPr>
       <w:tblGrid>
-        <w:gridCol w:w="700"/>
-        <w:gridCol w:w="4326"/>
+        <w:gridCol w:w="600"/>
+        <w:gridCol w:w="3326"/>
         <w:gridCol w:w="2800"/>
-        <w:gridCol w:w="1200"/>
+        <w:gridCol w:w="1300"/>
+        <w:gridCol w:w="1000"/>
       </w:tblGrid>
       <w:tr>
         <w:trPr>
@@ -4833,7 +5494,7 @@
         </w:trPr>
         <w:tc>
           <w:tcPr>
-            <w:tcW w:type="dxa" w:w="700"/>
+            <w:tcW w:type="dxa" w:w="600"/>
             <w:tcBorders>
               <w:top w:val="single" w:color="B8C4CC" w:sz="4"/>
               <w:left w:val="single" w:color="B8C4CC" w:sz="4"/>
@@ -4867,7 +5528,7 @@
         </w:tc>
         <w:tc>
           <w:tcPr>
-            <w:tcW w:type="dxa" w:w="4326"/>
+            <w:tcW w:type="dxa" w:w="3326"/>
             <w:tcBorders>
               <w:top w:val="single" w:color="B8C4CC" w:sz="4"/>
               <w:left w:val="single" w:color="B8C4CC" w:sz="4"/>
@@ -4935,7 +5596,41 @@
         </w:tc>
         <w:tc>
           <w:tcPr>
-            <w:tcW w:type="dxa" w:w="1200"/>
+            <w:tcW w:type="dxa" w:w="1300"/>
+            <w:tcBorders>
+              <w:top w:val="single" w:color="B8C4CC" w:sz="4"/>
+              <w:left w:val="single" w:color="B8C4CC" w:sz="4"/>
+              <w:bottom w:val="single" w:color="B8C4CC" w:sz="4"/>
+              <w:right w:val="single" w:color="B8C4CC" w:sz="4"/>
+            </w:tcBorders>
+            <w:shd w:fill="1F3A4D" w:color="auto" w:val="clear"/>
+            <w:tcMar>
+              <w:top w:type="dxa" w:w="40"/>
+              <w:left w:type="dxa" w:w="90"/>
+              <w:bottom w:type="dxa" w:w="40"/>
+              <w:right w:type="dxa" w:w="90"/>
+            </w:tcMar>
+            <w:vAlign w:val="top"/>
+          </w:tcPr>
+          <w:p>
+            <w:pPr>
+              <w:spacing w:after="20"/>
+            </w:pPr>
+            <w:r>
+              <w:rPr>
+                <w:b/>
+                <w:bCs/>
+                <w:color w:val="FFFFFF"/>
+                <w:sz w:val="17"/>
+                <w:szCs w:val="17"/>
+              </w:rPr>
+              <w:t xml:space="preserve">Answers</w:t>
+            </w:r>
+          </w:p>
+        </w:tc>
+        <w:tc>
+          <w:tcPr>
+            <w:tcW w:type="dxa" w:w="1000"/>
             <w:tcBorders>
               <w:top w:val="single" w:color="B8C4CC" w:sz="4"/>
               <w:left w:val="single" w:color="B8C4CC" w:sz="4"/>
@@ -4974,7 +5669,7 @@
         </w:trPr>
         <w:tc>
           <w:tcPr>
-            <w:tcW w:type="dxa" w:w="700"/>
+            <w:tcW w:type="dxa" w:w="600"/>
             <w:tcBorders>
               <w:top w:val="single" w:color="B8C4CC" w:sz="4"/>
               <w:left w:val="single" w:color="B8C4CC" w:sz="4"/>
@@ -5004,7 +5699,7 @@
         </w:tc>
         <w:tc>
           <w:tcPr>
-            <w:tcW w:type="dxa" w:w="4326"/>
+            <w:tcW w:type="dxa" w:w="3326"/>
             <w:tcBorders>
               <w:top w:val="single" w:color="B8C4CC" w:sz="4"/>
               <w:left w:val="single" w:color="B8C4CC" w:sz="4"/>
@@ -5064,7 +5759,37 @@
         </w:tc>
         <w:tc>
           <w:tcPr>
-            <w:tcW w:type="dxa" w:w="1200"/>
+            <w:tcW w:type="dxa" w:w="1300"/>
+            <w:tcBorders>
+              <w:top w:val="single" w:color="B8C4CC" w:sz="4"/>
+              <w:left w:val="single" w:color="B8C4CC" w:sz="4"/>
+              <w:bottom w:val="single" w:color="B8C4CC" w:sz="4"/>
+              <w:right w:val="single" w:color="B8C4CC" w:sz="4"/>
+            </w:tcBorders>
+            <w:tcMar>
+              <w:top w:type="dxa" w:w="40"/>
+              <w:left w:type="dxa" w:w="90"/>
+              <w:bottom w:type="dxa" w:w="40"/>
+              <w:right w:type="dxa" w:w="90"/>
+            </w:tcMar>
+            <w:vAlign w:val="top"/>
+          </w:tcPr>
+          <w:p>
+            <w:pPr>
+              <w:spacing w:after="20"/>
+            </w:pPr>
+            <w:r>
+              <w:rPr>
+                <w:sz w:val="17"/>
+                <w:szCs w:val="17"/>
+              </w:rPr>
+              <w:t xml:space="preserve">Gate for RQ1 to RQ5</w:t>
+            </w:r>
+          </w:p>
+        </w:tc>
+        <w:tc>
+          <w:tcPr>
+            <w:tcW w:type="dxa" w:w="1000"/>
             <w:tcBorders>
               <w:top w:val="single" w:color="B8C4CC" w:sz="4"/>
               <w:left w:val="single" w:color="B8C4CC" w:sz="4"/>
@@ -5099,7 +5824,7 @@
         </w:trPr>
         <w:tc>
           <w:tcPr>
-            <w:tcW w:type="dxa" w:w="700"/>
+            <w:tcW w:type="dxa" w:w="600"/>
             <w:tcBorders>
               <w:top w:val="single" w:color="B8C4CC" w:sz="4"/>
               <w:left w:val="single" w:color="B8C4CC" w:sz="4"/>
@@ -5129,7 +5854,7 @@
         </w:tc>
         <w:tc>
           <w:tcPr>
-            <w:tcW w:type="dxa" w:w="4326"/>
+            <w:tcW w:type="dxa" w:w="3326"/>
             <w:tcBorders>
               <w:top w:val="single" w:color="B8C4CC" w:sz="4"/>
               <w:left w:val="single" w:color="B8C4CC" w:sz="4"/>
@@ -5189,7 +5914,37 @@
         </w:tc>
         <w:tc>
           <w:tcPr>
-            <w:tcW w:type="dxa" w:w="1200"/>
+            <w:tcW w:type="dxa" w:w="1300"/>
+            <w:tcBorders>
+              <w:top w:val="single" w:color="B8C4CC" w:sz="4"/>
+              <w:left w:val="single" w:color="B8C4CC" w:sz="4"/>
+              <w:bottom w:val="single" w:color="B8C4CC" w:sz="4"/>
+              <w:right w:val="single" w:color="B8C4CC" w:sz="4"/>
+            </w:tcBorders>
+            <w:tcMar>
+              <w:top w:type="dxa" w:w="40"/>
+              <w:left w:type="dxa" w:w="90"/>
+              <w:bottom w:type="dxa" w:w="40"/>
+              <w:right w:type="dxa" w:w="90"/>
+            </w:tcMar>
+            <w:vAlign w:val="top"/>
+          </w:tcPr>
+          <w:p>
+            <w:pPr>
+              <w:spacing w:after="20"/>
+            </w:pPr>
+            <w:r>
+              <w:rPr>
+                <w:sz w:val="17"/>
+                <w:szCs w:val="17"/>
+              </w:rPr>
+              <w:t xml:space="preserve">RQ1; labels for RQ2 and RQ3</w:t>
+            </w:r>
+          </w:p>
+        </w:tc>
+        <w:tc>
+          <w:tcPr>
+            <w:tcW w:type="dxa" w:w="1000"/>
             <w:tcBorders>
               <w:top w:val="single" w:color="B8C4CC" w:sz="4"/>
               <w:left w:val="single" w:color="B8C4CC" w:sz="4"/>
@@ -5224,7 +5979,7 @@
         </w:trPr>
         <w:tc>
           <w:tcPr>
-            <w:tcW w:type="dxa" w:w="700"/>
+            <w:tcW w:type="dxa" w:w="600"/>
             <w:tcBorders>
               <w:top w:val="single" w:color="B8C4CC" w:sz="4"/>
               <w:left w:val="single" w:color="B8C4CC" w:sz="4"/>
@@ -5254,7 +6009,7 @@
         </w:tc>
         <w:tc>
           <w:tcPr>
-            <w:tcW w:type="dxa" w:w="4326"/>
+            <w:tcW w:type="dxa" w:w="3326"/>
             <w:tcBorders>
               <w:top w:val="single" w:color="B8C4CC" w:sz="4"/>
               <w:left w:val="single" w:color="B8C4CC" w:sz="4"/>
@@ -5308,13 +6063,43 @@
                 <w:sz w:val="17"/>
                 <w:szCs w:val="17"/>
               </w:rPr>
-              <w:t xml:space="preserve">Keyword baseline, two classifiers and a weak-label model compared on identical folds</w:t>
-            </w:r>
-          </w:p>
-        </w:tc>
-        <w:tc>
-          <w:tcPr>
-            <w:tcW w:type="dxa" w:w="1200"/>
+              <w:t xml:space="preserve">Tuned keyword baseline, two classifiers and a weak-label model compared on identical folds</w:t>
+            </w:r>
+          </w:p>
+        </w:tc>
+        <w:tc>
+          <w:tcPr>
+            <w:tcW w:type="dxa" w:w="1300"/>
+            <w:tcBorders>
+              <w:top w:val="single" w:color="B8C4CC" w:sz="4"/>
+              <w:left w:val="single" w:color="B8C4CC" w:sz="4"/>
+              <w:bottom w:val="single" w:color="B8C4CC" w:sz="4"/>
+              <w:right w:val="single" w:color="B8C4CC" w:sz="4"/>
+            </w:tcBorders>
+            <w:tcMar>
+              <w:top w:type="dxa" w:w="40"/>
+              <w:left w:type="dxa" w:w="90"/>
+              <w:bottom w:type="dxa" w:w="40"/>
+              <w:right w:type="dxa" w:w="90"/>
+            </w:tcMar>
+            <w:vAlign w:val="top"/>
+          </w:tcPr>
+          <w:p>
+            <w:pPr>
+              <w:spacing w:after="20"/>
+            </w:pPr>
+            <w:r>
+              <w:rPr>
+                <w:sz w:val="17"/>
+                <w:szCs w:val="17"/>
+              </w:rPr>
+              <w:t xml:space="preserve">RQ2, RQ3</w:t>
+            </w:r>
+          </w:p>
+        </w:tc>
+        <w:tc>
+          <w:tcPr>
+            <w:tcW w:type="dxa" w:w="1000"/>
             <w:tcBorders>
               <w:top w:val="single" w:color="B8C4CC" w:sz="4"/>
               <w:left w:val="single" w:color="B8C4CC" w:sz="4"/>
@@ -5349,7 +6134,7 @@
         </w:trPr>
         <w:tc>
           <w:tcPr>
-            <w:tcW w:type="dxa" w:w="700"/>
+            <w:tcW w:type="dxa" w:w="600"/>
             <w:tcBorders>
               <w:top w:val="single" w:color="B8C4CC" w:sz="4"/>
               <w:left w:val="single" w:color="B8C4CC" w:sz="4"/>
@@ -5379,7 +6164,7 @@
         </w:tc>
         <w:tc>
           <w:tcPr>
-            <w:tcW w:type="dxa" w:w="4326"/>
+            <w:tcW w:type="dxa" w:w="3326"/>
             <w:tcBorders>
               <w:top w:val="single" w:color="B8C4CC" w:sz="4"/>
               <w:left w:val="single" w:color="B8C4CC" w:sz="4"/>
@@ -5433,13 +6218,43 @@
                 <w:sz w:val="17"/>
                 <w:szCs w:val="17"/>
               </w:rPr>
-              <w:t xml:space="preserve">Precision, recall and average precision with 95% intervals; every test error categorised</w:t>
-            </w:r>
-          </w:p>
-        </w:tc>
-        <w:tc>
-          <w:tcPr>
-            <w:tcW w:type="dxa" w:w="1200"/>
+              <w:t xml:space="preserve">Precision, recall and average precision with 95% intervals, at the population base rate; every test error categorised</w:t>
+            </w:r>
+          </w:p>
+        </w:tc>
+        <w:tc>
+          <w:tcPr>
+            <w:tcW w:type="dxa" w:w="1300"/>
+            <w:tcBorders>
+              <w:top w:val="single" w:color="B8C4CC" w:sz="4"/>
+              <w:left w:val="single" w:color="B8C4CC" w:sz="4"/>
+              <w:bottom w:val="single" w:color="B8C4CC" w:sz="4"/>
+              <w:right w:val="single" w:color="B8C4CC" w:sz="4"/>
+            </w:tcBorders>
+            <w:tcMar>
+              <w:top w:type="dxa" w:w="40"/>
+              <w:left w:type="dxa" w:w="90"/>
+              <w:bottom w:type="dxa" w:w="40"/>
+              <w:right w:type="dxa" w:w="90"/>
+            </w:tcMar>
+            <w:vAlign w:val="top"/>
+          </w:tcPr>
+          <w:p>
+            <w:pPr>
+              <w:spacing w:after="20"/>
+            </w:pPr>
+            <w:r>
+              <w:rPr>
+                <w:sz w:val="17"/>
+                <w:szCs w:val="17"/>
+              </w:rPr>
+              <w:t xml:space="preserve">RQ2, RQ3</w:t>
+            </w:r>
+          </w:p>
+        </w:tc>
+        <w:tc>
+          <w:tcPr>
+            <w:tcW w:type="dxa" w:w="1000"/>
             <w:tcBorders>
               <w:top w:val="single" w:color="B8C4CC" w:sz="4"/>
               <w:left w:val="single" w:color="B8C4CC" w:sz="4"/>
@@ -5474,7 +6289,7 @@
         </w:trPr>
         <w:tc>
           <w:tcPr>
-            <w:tcW w:type="dxa" w:w="700"/>
+            <w:tcW w:type="dxa" w:w="600"/>
             <w:tcBorders>
               <w:top w:val="single" w:color="B8C4CC" w:sz="4"/>
               <w:left w:val="single" w:color="B8C4CC" w:sz="4"/>
@@ -5504,7 +6319,7 @@
         </w:tc>
         <w:tc>
           <w:tcPr>
-            <w:tcW w:type="dxa" w:w="4326"/>
+            <w:tcW w:type="dxa" w:w="3326"/>
             <w:tcBorders>
               <w:top w:val="single" w:color="B8C4CC" w:sz="4"/>
               <w:left w:val="single" w:color="B8C4CC" w:sz="4"/>
@@ -5564,7 +6379,37 @@
         </w:tc>
         <w:tc>
           <w:tcPr>
-            <w:tcW w:type="dxa" w:w="1200"/>
+            <w:tcW w:type="dxa" w:w="1300"/>
+            <w:tcBorders>
+              <w:top w:val="single" w:color="B8C4CC" w:sz="4"/>
+              <w:left w:val="single" w:color="B8C4CC" w:sz="4"/>
+              <w:bottom w:val="single" w:color="B8C4CC" w:sz="4"/>
+              <w:right w:val="single" w:color="B8C4CC" w:sz="4"/>
+            </w:tcBorders>
+            <w:tcMar>
+              <w:top w:type="dxa" w:w="40"/>
+              <w:left w:type="dxa" w:w="90"/>
+              <w:bottom w:type="dxa" w:w="40"/>
+              <w:right w:type="dxa" w:w="90"/>
+            </w:tcMar>
+            <w:vAlign w:val="top"/>
+          </w:tcPr>
+          <w:p>
+            <w:pPr>
+              <w:spacing w:after="20"/>
+            </w:pPr>
+            <w:r>
+              <w:rPr>
+                <w:sz w:val="17"/>
+                <w:szCs w:val="17"/>
+              </w:rPr>
+              <w:t xml:space="preserve">RQ4, RQ5</w:t>
+            </w:r>
+          </w:p>
+        </w:tc>
+        <w:tc>
+          <w:tcPr>
+            <w:tcW w:type="dxa" w:w="1000"/>
             <w:tcBorders>
               <w:top w:val="single" w:color="B8C4CC" w:sz="4"/>
               <w:left w:val="single" w:color="B8C4CC" w:sz="4"/>
@@ -5594,6 +6439,19 @@
         </w:tc>
       </w:tr>
     </w:tbl>
+    <w:p>
+      <w:pPr>
+        <w:spacing w:after="200" w:before="60"/>
+      </w:pPr>
+      <w:r>
+        <w:rPr>
+          <w:color w:val="555555"/>
+          <w:sz w:val="18"/>
+          <w:szCs w:val="18"/>
+        </w:rPr>
+        <w:t xml:space="preserve">Read the other way: RQ1 is answered by O2, RQ2 and RQ3 by O3 and O4, and RQ4 and RQ5 by O5. O1 decides whether any of them can proceed.</w:t>
+      </w:r>
+    </w:p>
     <w:p>
       <w:pPr>
         <w:pStyle w:val="Heading2"/>
@@ -5641,7 +6499,7 @@
         <w:t xml:space="preserve">Labels before models.</w:t>
       </w:r>
       <w:r>
-        <w:t xml:space="preserve"> No public labelled set exists for this task, and the keyword count shows that words and stars cannot stand in for labels.</w:t>
+        <w:t xml:space="preserve"> No openly labelled set for this task was found in the search described in Section 3.6, and the keyword count shows that words and stars cannot stand in for labels.</w:t>
       </w:r>
     </w:p>
     <w:p>
@@ -5699,14 +6557,17 @@
         <w:spacing w:after="120" w:line="270"/>
       </w:pPr>
       <w:r>
-        <w:rPr>
-          <w:b/>
-          <w:bCs/>
-        </w:rPr>
-        <w:t xml:space="preserve">Reviews as leading indicators.</w:t>
-      </w:r>
-      <w:r>
-        <w:t xml:space="preserve"> Bhat and Culotta (2017) trained a classifier on consumer complaints submitted to the U.S. Consumer Product Safety Commission and applied it to Amazon reviews. For 45% of the recalled products they examined, it found hazard reports dated before the recall. Maharana et al. (2019) linked about 1.3 million Amazon food reviews to FDA recalls, had crowd workers label 6,000 reviews, and reported an F1 score of 0.74 for their best model. Both studies show the idea works for other product types. Neither covers cosmetics.</w:t>
+        <w:t xml:space="preserve">This review covers five strands of research that the project builds on: safety signals in social media, safety signals in product reviews, the trustworthiness of review data, methods for scarce labels and rare classes, and product identity matching. Each strand ends with an appraisal of the evidence and the lesson it gives this project. Section 3.6 records the search behind the gap.</w:t>
+      </w:r>
+    </w:p>
+    <w:p>
+      <w:pPr>
+        <w:pStyle w:val="Heading2"/>
+        <w:keepNext/>
+        <w:spacing w:after="100" w:before="220"/>
+      </w:pPr>
+      <w:r>
+        <w:t xml:space="preserve">3.1 Safety signals in social media</w:t>
       </w:r>
     </w:p>
     <w:p>
@@ -5714,14 +6575,37 @@
         <w:spacing w:after="120" w:line="270"/>
       </w:pPr>
       <w:r>
+        <w:t xml:space="preserve">Pharmacovigilance researchers were the first to treat public posts as safety data. Sarker et al. (2015) reviewed this work and found recurring obstacles: informal and misspelled language, a very small share of relevant posts and little annotated data. Nikfarjam et al. (2015) labelled adverse reaction mentions in health forum and Twitter posts and showed that a sequence model with word-embedding cluster features outperformed dictionary lookups. Freifeld et al. (2014) compared adverse events found in Twitter posts with the FDA's official reports and found a strong correspondence at the level of body system, which suggests that public text and official reports describe the same harms. </w:t>
+      </w:r>
+      <w:r>
         <w:rPr>
           <w:b/>
           <w:bCs/>
         </w:rPr>
-        <w:t xml:space="preserve">Cosmetovigilance.</w:t>
-      </w:r>
-      <w:r>
-        <w:t xml:space="preserve"> Toklu et al. (2019) review cosmetovigilance, the monitoring of adverse effects of cosmetics, and describe it as far less developed than drug safety monitoring. In drug safety, Sarker et al. (2015) review the use of social media text and identify the same obstacles this project expects: informal language, rare positive cases and limited annotated data.</w:t>
+        <w:t xml:space="preserve">Appraisal.</w:t>
+      </w:r>
+      <w:r>
+        <w:t xml:space="preserve"> These studies are strong on scale and on comparing public text with an official reference, but the comparison is loose. Freifeld et al. compared aggregated product and event counts by organ class with FDA reports, so the agreement holds in aggregate and says nothing about whether a single post is reliable. Sarker et al. found that only six of the 22 studies they reviewed shared their annotations, which made systems hard to compare; this project therefore fixes its test set and metrics before modelling. Nikfarjam et al. extract reaction phrases, which needs span-level annotation; the review-level label planned here is cheaper but cannot say which words carry the complaint. Transfer to beauty reviews is plausible but untested, because these studies used social media posts in which the product had to be found in the text, whereas a review is already attached to its product. </w:t>
+      </w:r>
+      <w:r>
+        <w:rPr>
+          <w:b/>
+          <w:bCs/>
+        </w:rPr>
+        <w:t xml:space="preserve">Lesson:</w:t>
+      </w:r>
+      <w:r>
+        <w:t xml:space="preserve"> hand-labelled data is the bottleneck, and word lists alone underperform.</w:t>
+      </w:r>
+    </w:p>
+    <w:p>
+      <w:pPr>
+        <w:pStyle w:val="Heading2"/>
+        <w:keepNext/>
+        <w:spacing w:after="100" w:before="220"/>
+      </w:pPr>
+      <w:r>
+        <w:t xml:space="preserve">3.2 Safety signals in product and service reviews</w:t>
       </w:r>
     </w:p>
     <w:p>
@@ -5729,14 +6613,37 @@
         <w:spacing w:after="120" w:line="270"/>
       </w:pPr>
       <w:r>
+        <w:t xml:space="preserve">Abrahams et al. (2012) analysed posts on Honda, Toyota and Chevrolet owner forums and found that safety and performance defects were strongly predicted by a list of domain marker words they called smoke words; Abrahams et al. (2015) generalised this into a framework for product defect discovery and found, for automotive and consumer electronics products, that distinctive terms and product features indicated defects while sentiment features did not. Winkler et al. (2016) built smoke word lists from injury and recall narratives, scored over one million Amazon toy reviews and found that sentiment analysis had low specificity compared with danger words, partly because hazards are often mentioned in positive reviews. The New York City health department reads Yelp reviews for signs of foodborne illness with a system in which every flagged review is checked by a person (Effland et al., 2018). Bhat and Culotta (2017) trained a classifier on consumer complaints to the U.S. Consumer Product Safety Commission and found hazard reports in Amazon reviews before 45% of the recalls they examined. Maharana et al. (2019) linked about 1.3 million Amazon food reviews to FDA recalls, found that only 0.4% belonged to recalled products, had 6,000 reviews labelled by crowd workers and reached an F1 score of 0.74 with their best model. </w:t>
+      </w:r>
+      <w:r>
         <w:rPr>
           <w:b/>
           <w:bCs/>
         </w:rPr>
-        <w:t xml:space="preserve">Scarce labels.</w:t>
-      </w:r>
-      <w:r>
-        <w:t xml:space="preserve"> Ratner et al. (2017) show that many imperfect rules, called labelling functions, can be combined into training labels when hand labelling is too slow. This is the basis for the weak supervision step. Cohen (1960) and Landis and Koch (1977) provide the agreement statistic and the conventional reading of its values used to judge the human labels. Saito and Rehmsmeier (2015) show that precision and recall are more informative than ROC curves when the positive class is rare, which is the case here.</w:t>
+        <w:t xml:space="preserve">Appraisal.</w:t>
+      </w:r>
+      <w:r>
+        <w:t xml:space="preserve"> The strongest evidence comes from a system in real use (Effland et al.) and from studies with a recall reference (Bhat &amp; Culotta; Maharana et al.), but each has a weakness that matters here. Effland et al. trained on 13,526 reviews that their own classifier had selected for epidemiologists to label, and needed a bias-adjusted training scheme to correct for that selection; this project's keyword-enriched sample has the same problem, which is why every sampled review carries its inclusion probability (Section 9.2). Bhat and Culotta's 45% is the share of recalled products with at least one flagged review before the recall; their abstract reports no false-alarm rate on products that were never recalled, so it shows sensitivity, not a usable early-warning precision. Maharana et al. tie their labels to recalled products, and their own finding that recall-related terms appear in more than 20,000 reviews, mostly of products never recalled, shows how loosely a product's recall status tracks what a review says; this project labels the review text instead. Winkler et al. derived their smoke words from toy injury and recall narratives, and their abstract reports statistical significance rather than precision at a working threshold, so their list cannot be reused and this project's six word groups are a sampling device, not a validated detector. </w:t>
+      </w:r>
+      <w:r>
+        <w:rPr>
+          <w:b/>
+          <w:bCs/>
+        </w:rPr>
+        <w:t xml:space="preserve">Lesson:</w:t>
+      </w:r>
+      <w:r>
+        <w:t xml:space="preserve"> reviews do carry early safety signals, hazards hide in positive reviews, and a person must check every flag.</w:t>
+      </w:r>
+    </w:p>
+    <w:p>
+      <w:pPr>
+        <w:pStyle w:val="Heading2"/>
+        <w:keepNext/>
+        <w:spacing w:after="100" w:before="220"/>
+      </w:pPr>
+      <w:r>
+        <w:t xml:space="preserve">3.3 How far review data can be trusted</w:t>
       </w:r>
     </w:p>
     <w:p>
@@ -5744,14 +6651,37 @@
         <w:spacing w:after="120" w:line="270"/>
       </w:pPr>
       <w:r>
+        <w:t xml:space="preserve">Mudambi and Schuff (2010) found that longer, more detailed Amazon reviews are judged more helpful, which makes length and helpful votes useful descriptors. He et al. (2022) documented a large market for fake Amazon reviews bought through social media groups, so unverified reviews and bursts of praise need care. Chapman et al. (2001) showed in clinical notes that a simple search for negation phrases near a finding removes a large share of false mentions, which matters here because many beauty reviews say "no irritation". </w:t>
+      </w:r>
+      <w:r>
         <w:rPr>
           <w:b/>
           <w:bCs/>
         </w:rPr>
-        <w:t xml:space="preserve">Product identity.</w:t>
-      </w:r>
-      <w:r>
-        <w:t xml:space="preserve"> Linking a flagged review to an official recall record is an entity matching task. Li et al. (2020) and Yin et al. (2025) study it with pretrained language models and show that the way product attributes are presented affects results. This supports keeping brand, name and size as separate fields in the traceability work.</w:t>
+        <w:t xml:space="preserve">Appraisal.</w:t>
+      </w:r>
+      <w:r>
+        <w:t xml:space="preserve"> NegEx was tested on 1,235 findings in discharge summaries, where it raised positive predictive value from 68.4% to 84.5% but lowered sensitivity from 88.3% to 77.8% (Chapman et al., 2001). Review language is far less formal than clinical notes, so the same kind of rule may remove real complaints as well as denials; the negation rule is therefore scored against development labels before it enters the tuned baseline (Section 8.6). The estimate that 5% of beauty reviews are AI-written comes from nearly 30,000 reviews of 500 top-selling Amazon products across several categories (Jones, 2025), so it is not a measured rate for the beauty category as a whole. </w:t>
+      </w:r>
+      <w:r>
+        <w:rPr>
+          <w:b/>
+          <w:bCs/>
+        </w:rPr>
+        <w:t xml:space="preserve">Lesson:</w:t>
+      </w:r>
+      <w:r>
+        <w:t xml:space="preserve"> handle negation explicitly, measure what the negation rule costs, and check results with and without unverified reviews.</w:t>
+      </w:r>
+    </w:p>
+    <w:p>
+      <w:pPr>
+        <w:pStyle w:val="Heading2"/>
+        <w:keepNext/>
+        <w:spacing w:after="100" w:before="220"/>
+      </w:pPr>
+      <w:r>
+        <w:t xml:space="preserve">3.4 Scarce labels and rare classes</w:t>
       </w:r>
     </w:p>
     <w:p>
@@ -5759,14 +6689,1596 @@
         <w:spacing w:after="120" w:line="270"/>
       </w:pPr>
       <w:r>
+        <w:t xml:space="preserve">Ratner et al. (2017) show that many imperfect rules, called labelling functions, can be combined into training labels when hand labelling is slow; this is the basis of RQ3. Cohen (1960) and Landis and Koch (1977) provide the agreement statistic and its conventional reading. Saito and Rehmsmeier (2015) show that precision and recall are more informative than ROC curves when positives are rare.</w:t>
+      </w:r>
+    </w:p>
+    <w:p>
+      <w:pPr>
+        <w:spacing w:after="120" w:line="270"/>
+      </w:pPr>
+      <w:r>
         <w:rPr>
           <w:b/>
           <w:bCs/>
         </w:rPr>
-        <w:t xml:space="preserve">The gap.</w:t>
-      </w:r>
-      <w:r>
-        <w:t xml:space="preserve"> I found no published, openly labelled set of cosmetic reviews marked for safety complaints, and no evaluation of complaint detection on beauty reviews. A small, carefully labelled set with reported agreement would be a useful contribution even if no model beats the baseline.</w:t>
+        <w:t xml:space="preserve">Appraisal.</w:t>
+      </w:r>
+      <w:r>
+        <w:t xml:space="preserve"> Snorkel's reported results, models within an average of 3.6% of those trained on large hand-labelled sets, come from tasks with labelling functions written and refined by their users (Ratner et al., 2017); the rules in Table 9b are untested, so H3 is a genuine question, not an expected result. The kappa bands of Landis and Koch (1977) are conventions, which is why the 0.70 target is labelled a planning value. Saito and Rehmsmeier's argument has a corollary that matters here: precision depends on how common positives are, so precision measured on an enriched sample does not carry over to deployment without correction (Section 8.7).</w:t>
+      </w:r>
+    </w:p>
+    <w:p>
+      <w:pPr>
+        <w:spacing w:after="120" w:line="270"/>
+      </w:pPr>
+      <w:r>
+        <w:rPr>
+          <w:b/>
+          <w:bCs/>
+        </w:rPr>
+        <w:t xml:space="preserve">Recent work on language models</w:t>
+      </w:r>
+      <w:r>
+        <w:t xml:space="preserve"> changes the cost of labelling but not the need to check it. Gilardi et al. (2023) found ChatGPT more accurate than crowd workers across four annotation datasets of tweets and news articles, and Ziems et al. (2024) found that across 25 benchmarks zero-shot language models reached fair agreement with humans but did not beat the best fine-tuned classifiers. Against this, Reiss (2023) found that repeating an input or changing a prompt slightly altered ChatGPT's labels, and Pangakis et al. (2023) found that performance across 27 annotation tasks depended on the dataset and the task, and argue that every automated annotation must be validated against human labels. Taken together, a language model can be one more labelling function in Step 6 but not a gold label, and a fine-tuned or prompted language model is considered as a Week 5 comparison only if the simpler models leave a clear gap.</w:t>
+      </w:r>
+    </w:p>
+    <w:p>
+      <w:pPr>
+        <w:spacing w:after="120" w:line="270"/>
+      </w:pPr>
+      <w:r>
+        <w:rPr>
+          <w:b/>
+          <w:bCs/>
+        </w:rPr>
+        <w:t xml:space="preserve">Lesson:</w:t>
+      </w:r>
+      <w:r>
+        <w:t xml:space="preserve"> measure agreement before trusting labels, evaluate precision at the deployment base rate, and validate any automatic labeller against human labels.</w:t>
+      </w:r>
+    </w:p>
+    <w:p>
+      <w:pPr>
+        <w:pStyle w:val="Heading2"/>
+        <w:keepNext/>
+        <w:spacing w:after="100" w:before="220"/>
+      </w:pPr>
+      <w:r>
+        <w:t xml:space="preserve">3.5 Product identity</w:t>
+      </w:r>
+    </w:p>
+    <w:p>
+      <w:pPr>
+        <w:spacing w:after="120" w:line="270"/>
+      </w:pPr>
+      <w:r>
+        <w:t xml:space="preserve">Linking a flagged review to an official recall is an entity matching task. Li et al. (2020) and Yin et al. (2025) study it with pretrained language models and show that the way product attributes are presented affects results. </w:t>
+      </w:r>
+      <w:r>
+        <w:rPr>
+          <w:b/>
+          <w:bCs/>
+        </w:rPr>
+        <w:t xml:space="preserve">Appraisal.</w:t>
+      </w:r>
+      <w:r>
+        <w:t xml:space="preserve"> Li et al. report their gains on benchmark datasets and on matching two company files of 789,000 and 412,000 records; RQ5 has 17 usable product identities, far too few to fine-tune such a model, which is why semantic retrieval stays a future extension (Table 4). </w:t>
+      </w:r>
+      <w:r>
+        <w:rPr>
+          <w:b/>
+          <w:bCs/>
+        </w:rPr>
+        <w:t xml:space="preserve">Lesson:</w:t>
+      </w:r>
+      <w:r>
+        <w:t xml:space="preserve"> keep brand, name and size as separate fields in the traceability work.</w:t>
+      </w:r>
+    </w:p>
+    <w:p>
+      <w:pPr>
+        <w:pStyle w:val="Heading2"/>
+        <w:keepNext/>
+        <w:spacing w:after="100" w:before="220"/>
+      </w:pPr>
+      <w:r>
+        <w:t xml:space="preserve">3.6 The gap</w:t>
+      </w:r>
+    </w:p>
+    <w:p>
+      <w:pPr>
+        <w:keepNext/>
+        <w:spacing w:after="80" w:before="200"/>
+      </w:pPr>
+      <w:r>
+        <w:rPr>
+          <w:b/>
+          <w:bCs/>
+          <w:color w:val="444444"/>
+          <w:sz w:val="19"/>
+          <w:szCs w:val="19"/>
+        </w:rPr>
+        <w:t xml:space="preserve">Table 2c.</w:t>
+      </w:r>
+      <w:r>
+        <w:rPr>
+          <w:color w:val="444444"/>
+          <w:sz w:val="19"/>
+          <w:szCs w:val="19"/>
+        </w:rPr>
+        <w:t xml:space="preserve"> What earlier studies covered and what this project adds</w:t>
+      </w:r>
+    </w:p>
+    <w:tbl>
+      <w:tblPr>
+        <w:tblW w:type="dxa" w:w="9026"/>
+        <w:tblBorders>
+          <w:top w:val="single" w:color="auto" w:sz="4"/>
+          <w:left w:val="single" w:color="auto" w:sz="4"/>
+          <w:bottom w:val="single" w:color="auto" w:sz="4"/>
+          <w:right w:val="single" w:color="auto" w:sz="4"/>
+          <w:insideH w:val="single" w:color="auto" w:sz="4"/>
+          <w:insideV w:val="single" w:color="auto" w:sz="4"/>
+        </w:tblBorders>
+      </w:tblPr>
+      <w:tblGrid>
+        <w:gridCol w:w="2700"/>
+        <w:gridCol w:w="1700"/>
+        <w:gridCol w:w="1600"/>
+        <w:gridCol w:w="3026"/>
+      </w:tblGrid>
+      <w:tr>
+        <w:trPr>
+          <w:cantSplit/>
+          <w:tblHeader/>
+        </w:trPr>
+        <w:tc>
+          <w:tcPr>
+            <w:tcW w:type="dxa" w:w="2700"/>
+            <w:tcBorders>
+              <w:top w:val="single" w:color="B8C4CC" w:sz="4"/>
+              <w:left w:val="single" w:color="B8C4CC" w:sz="4"/>
+              <w:bottom w:val="single" w:color="B8C4CC" w:sz="4"/>
+              <w:right w:val="single" w:color="B8C4CC" w:sz="4"/>
+            </w:tcBorders>
+            <w:shd w:fill="1F3A4D" w:color="auto" w:val="clear"/>
+            <w:tcMar>
+              <w:top w:type="dxa" w:w="40"/>
+              <w:left w:type="dxa" w:w="90"/>
+              <w:bottom w:type="dxa" w:w="40"/>
+              <w:right w:type="dxa" w:w="90"/>
+            </w:tcMar>
+            <w:vAlign w:val="top"/>
+          </w:tcPr>
+          <w:p>
+            <w:pPr>
+              <w:spacing w:after="20"/>
+            </w:pPr>
+            <w:r>
+              <w:rPr>
+                <w:b/>
+                <w:bCs/>
+                <w:color w:val="FFFFFF"/>
+                <w:sz w:val="17"/>
+                <w:szCs w:val="17"/>
+              </w:rPr>
+              <w:t xml:space="preserve">Study</w:t>
+            </w:r>
+          </w:p>
+        </w:tc>
+        <w:tc>
+          <w:tcPr>
+            <w:tcW w:type="dxa" w:w="1700"/>
+            <w:tcBorders>
+              <w:top w:val="single" w:color="B8C4CC" w:sz="4"/>
+              <w:left w:val="single" w:color="B8C4CC" w:sz="4"/>
+              <w:bottom w:val="single" w:color="B8C4CC" w:sz="4"/>
+              <w:right w:val="single" w:color="B8C4CC" w:sz="4"/>
+            </w:tcBorders>
+            <w:shd w:fill="1F3A4D" w:color="auto" w:val="clear"/>
+            <w:tcMar>
+              <w:top w:type="dxa" w:w="40"/>
+              <w:left w:type="dxa" w:w="90"/>
+              <w:bottom w:type="dxa" w:w="40"/>
+              <w:right w:type="dxa" w:w="90"/>
+            </w:tcMar>
+            <w:vAlign w:val="top"/>
+          </w:tcPr>
+          <w:p>
+            <w:pPr>
+              <w:spacing w:after="20"/>
+            </w:pPr>
+            <w:r>
+              <w:rPr>
+                <w:b/>
+                <w:bCs/>
+                <w:color w:val="FFFFFF"/>
+                <w:sz w:val="17"/>
+                <w:szCs w:val="17"/>
+              </w:rPr>
+              <w:t xml:space="preserve">Domain</w:t>
+            </w:r>
+          </w:p>
+        </w:tc>
+        <w:tc>
+          <w:tcPr>
+            <w:tcW w:type="dxa" w:w="1600"/>
+            <w:tcBorders>
+              <w:top w:val="single" w:color="B8C4CC" w:sz="4"/>
+              <w:left w:val="single" w:color="B8C4CC" w:sz="4"/>
+              <w:bottom w:val="single" w:color="B8C4CC" w:sz="4"/>
+              <w:right w:val="single" w:color="B8C4CC" w:sz="4"/>
+            </w:tcBorders>
+            <w:shd w:fill="1F3A4D" w:color="auto" w:val="clear"/>
+            <w:tcMar>
+              <w:top w:type="dxa" w:w="40"/>
+              <w:left w:type="dxa" w:w="90"/>
+              <w:bottom w:type="dxa" w:w="40"/>
+              <w:right w:type="dxa" w:w="90"/>
+            </w:tcMar>
+            <w:vAlign w:val="top"/>
+          </w:tcPr>
+          <w:p>
+            <w:pPr>
+              <w:spacing w:after="20"/>
+            </w:pPr>
+            <w:r>
+              <w:rPr>
+                <w:b/>
+                <w:bCs/>
+                <w:color w:val="FFFFFF"/>
+                <w:sz w:val="17"/>
+                <w:szCs w:val="17"/>
+              </w:rPr>
+              <w:t xml:space="preserve">Data</w:t>
+            </w:r>
+          </w:p>
+        </w:tc>
+        <w:tc>
+          <w:tcPr>
+            <w:tcW w:type="dxa" w:w="3026"/>
+            <w:tcBorders>
+              <w:top w:val="single" w:color="B8C4CC" w:sz="4"/>
+              <w:left w:val="single" w:color="B8C4CC" w:sz="4"/>
+              <w:bottom w:val="single" w:color="B8C4CC" w:sz="4"/>
+              <w:right w:val="single" w:color="B8C4CC" w:sz="4"/>
+            </w:tcBorders>
+            <w:shd w:fill="1F3A4D" w:color="auto" w:val="clear"/>
+            <w:tcMar>
+              <w:top w:type="dxa" w:w="40"/>
+              <w:left w:type="dxa" w:w="90"/>
+              <w:bottom w:type="dxa" w:w="40"/>
+              <w:right w:type="dxa" w:w="90"/>
+            </w:tcMar>
+            <w:vAlign w:val="top"/>
+          </w:tcPr>
+          <w:p>
+            <w:pPr>
+              <w:spacing w:after="20"/>
+            </w:pPr>
+            <w:r>
+              <w:rPr>
+                <w:b/>
+                <w:bCs/>
+                <w:color w:val="FFFFFF"/>
+                <w:sz w:val="17"/>
+                <w:szCs w:val="17"/>
+              </w:rPr>
+              <w:t xml:space="preserve">Relevance to this project</w:t>
+            </w:r>
+          </w:p>
+        </w:tc>
+      </w:tr>
+      <w:tr>
+        <w:trPr>
+          <w:cantSplit/>
+        </w:trPr>
+        <w:tc>
+          <w:tcPr>
+            <w:tcW w:type="dxa" w:w="2700"/>
+            <w:tcBorders>
+              <w:top w:val="single" w:color="B8C4CC" w:sz="4"/>
+              <w:left w:val="single" w:color="B8C4CC" w:sz="4"/>
+              <w:bottom w:val="single" w:color="B8C4CC" w:sz="4"/>
+              <w:right w:val="single" w:color="B8C4CC" w:sz="4"/>
+            </w:tcBorders>
+            <w:tcMar>
+              <w:top w:type="dxa" w:w="40"/>
+              <w:left w:type="dxa" w:w="90"/>
+              <w:bottom w:type="dxa" w:w="40"/>
+              <w:right w:type="dxa" w:w="90"/>
+            </w:tcMar>
+            <w:vAlign w:val="top"/>
+          </w:tcPr>
+          <w:p>
+            <w:pPr>
+              <w:spacing w:after="20"/>
+            </w:pPr>
+            <w:r>
+              <w:rPr>
+                <w:sz w:val="17"/>
+                <w:szCs w:val="17"/>
+              </w:rPr>
+              <w:t xml:space="preserve">Abrahams et al. (2012, 2015)</w:t>
+            </w:r>
+          </w:p>
+        </w:tc>
+        <w:tc>
+          <w:tcPr>
+            <w:tcW w:type="dxa" w:w="1700"/>
+            <w:tcBorders>
+              <w:top w:val="single" w:color="B8C4CC" w:sz="4"/>
+              <w:left w:val="single" w:color="B8C4CC" w:sz="4"/>
+              <w:bottom w:val="single" w:color="B8C4CC" w:sz="4"/>
+              <w:right w:val="single" w:color="B8C4CC" w:sz="4"/>
+            </w:tcBorders>
+            <w:tcMar>
+              <w:top w:type="dxa" w:w="40"/>
+              <w:left w:type="dxa" w:w="90"/>
+              <w:bottom w:type="dxa" w:w="40"/>
+              <w:right w:type="dxa" w:w="90"/>
+            </w:tcMar>
+            <w:vAlign w:val="top"/>
+          </w:tcPr>
+          <w:p>
+            <w:pPr>
+              <w:spacing w:after="20"/>
+            </w:pPr>
+            <w:r>
+              <w:rPr>
+                <w:sz w:val="17"/>
+                <w:szCs w:val="17"/>
+              </w:rPr>
+              <w:t xml:space="preserve">Vehicles</w:t>
+            </w:r>
+          </w:p>
+        </w:tc>
+        <w:tc>
+          <w:tcPr>
+            <w:tcW w:type="dxa" w:w="1600"/>
+            <w:tcBorders>
+              <w:top w:val="single" w:color="B8C4CC" w:sz="4"/>
+              <w:left w:val="single" w:color="B8C4CC" w:sz="4"/>
+              <w:bottom w:val="single" w:color="B8C4CC" w:sz="4"/>
+              <w:right w:val="single" w:color="B8C4CC" w:sz="4"/>
+            </w:tcBorders>
+            <w:tcMar>
+              <w:top w:type="dxa" w:w="40"/>
+              <w:left w:type="dxa" w:w="90"/>
+              <w:bottom w:type="dxa" w:w="40"/>
+              <w:right w:type="dxa" w:w="90"/>
+            </w:tcMar>
+            <w:vAlign w:val="top"/>
+          </w:tcPr>
+          <w:p>
+            <w:pPr>
+              <w:spacing w:after="20"/>
+            </w:pPr>
+            <w:r>
+              <w:rPr>
+                <w:sz w:val="17"/>
+                <w:szCs w:val="17"/>
+              </w:rPr>
+              <w:t xml:space="preserve">Owner forums</w:t>
+            </w:r>
+          </w:p>
+        </w:tc>
+        <w:tc>
+          <w:tcPr>
+            <w:tcW w:type="dxa" w:w="3026"/>
+            <w:tcBorders>
+              <w:top w:val="single" w:color="B8C4CC" w:sz="4"/>
+              <w:left w:val="single" w:color="B8C4CC" w:sz="4"/>
+              <w:bottom w:val="single" w:color="B8C4CC" w:sz="4"/>
+              <w:right w:val="single" w:color="B8C4CC" w:sz="4"/>
+            </w:tcBorders>
+            <w:tcMar>
+              <w:top w:type="dxa" w:w="40"/>
+              <w:left w:type="dxa" w:w="90"/>
+              <w:bottom w:type="dxa" w:w="40"/>
+              <w:right w:type="dxa" w:w="90"/>
+            </w:tcMar>
+            <w:vAlign w:val="top"/>
+          </w:tcPr>
+          <w:p>
+            <w:pPr>
+              <w:spacing w:after="20"/>
+            </w:pPr>
+            <w:r>
+              <w:rPr>
+                <w:sz w:val="17"/>
+                <w:szCs w:val="17"/>
+              </w:rPr>
+              <w:t xml:space="preserve">Smoke words: domain word lists as a sampling tool</w:t>
+            </w:r>
+          </w:p>
+        </w:tc>
+      </w:tr>
+      <w:tr>
+        <w:trPr>
+          <w:cantSplit/>
+        </w:trPr>
+        <w:tc>
+          <w:tcPr>
+            <w:tcW w:type="dxa" w:w="2700"/>
+            <w:tcBorders>
+              <w:top w:val="single" w:color="B8C4CC" w:sz="4"/>
+              <w:left w:val="single" w:color="B8C4CC" w:sz="4"/>
+              <w:bottom w:val="single" w:color="B8C4CC" w:sz="4"/>
+              <w:right w:val="single" w:color="B8C4CC" w:sz="4"/>
+            </w:tcBorders>
+            <w:tcMar>
+              <w:top w:type="dxa" w:w="40"/>
+              <w:left w:type="dxa" w:w="90"/>
+              <w:bottom w:type="dxa" w:w="40"/>
+              <w:right w:type="dxa" w:w="90"/>
+            </w:tcMar>
+            <w:vAlign w:val="top"/>
+          </w:tcPr>
+          <w:p>
+            <w:pPr>
+              <w:spacing w:after="20"/>
+            </w:pPr>
+            <w:r>
+              <w:rPr>
+                <w:sz w:val="17"/>
+                <w:szCs w:val="17"/>
+              </w:rPr>
+              <w:t xml:space="preserve">Winkler et al. (2016)</w:t>
+            </w:r>
+          </w:p>
+        </w:tc>
+        <w:tc>
+          <w:tcPr>
+            <w:tcW w:type="dxa" w:w="1700"/>
+            <w:tcBorders>
+              <w:top w:val="single" w:color="B8C4CC" w:sz="4"/>
+              <w:left w:val="single" w:color="B8C4CC" w:sz="4"/>
+              <w:bottom w:val="single" w:color="B8C4CC" w:sz="4"/>
+              <w:right w:val="single" w:color="B8C4CC" w:sz="4"/>
+            </w:tcBorders>
+            <w:tcMar>
+              <w:top w:type="dxa" w:w="40"/>
+              <w:left w:type="dxa" w:w="90"/>
+              <w:bottom w:type="dxa" w:w="40"/>
+              <w:right w:type="dxa" w:w="90"/>
+            </w:tcMar>
+            <w:vAlign w:val="top"/>
+          </w:tcPr>
+          <w:p>
+            <w:pPr>
+              <w:spacing w:after="20"/>
+            </w:pPr>
+            <w:r>
+              <w:rPr>
+                <w:sz w:val="17"/>
+                <w:szCs w:val="17"/>
+              </w:rPr>
+              <w:t xml:space="preserve">Toys</w:t>
+            </w:r>
+          </w:p>
+        </w:tc>
+        <w:tc>
+          <w:tcPr>
+            <w:tcW w:type="dxa" w:w="1600"/>
+            <w:tcBorders>
+              <w:top w:val="single" w:color="B8C4CC" w:sz="4"/>
+              <w:left w:val="single" w:color="B8C4CC" w:sz="4"/>
+              <w:bottom w:val="single" w:color="B8C4CC" w:sz="4"/>
+              <w:right w:val="single" w:color="B8C4CC" w:sz="4"/>
+            </w:tcBorders>
+            <w:tcMar>
+              <w:top w:type="dxa" w:w="40"/>
+              <w:left w:type="dxa" w:w="90"/>
+              <w:bottom w:type="dxa" w:w="40"/>
+              <w:right w:type="dxa" w:w="90"/>
+            </w:tcMar>
+            <w:vAlign w:val="top"/>
+          </w:tcPr>
+          <w:p>
+            <w:pPr>
+              <w:spacing w:after="20"/>
+            </w:pPr>
+            <w:r>
+              <w:rPr>
+                <w:sz w:val="17"/>
+                <w:szCs w:val="17"/>
+              </w:rPr>
+              <w:t xml:space="preserve">Amazon reviews</w:t>
+            </w:r>
+          </w:p>
+        </w:tc>
+        <w:tc>
+          <w:tcPr>
+            <w:tcW w:type="dxa" w:w="3026"/>
+            <w:tcBorders>
+              <w:top w:val="single" w:color="B8C4CC" w:sz="4"/>
+              <w:left w:val="single" w:color="B8C4CC" w:sz="4"/>
+              <w:bottom w:val="single" w:color="B8C4CC" w:sz="4"/>
+              <w:right w:val="single" w:color="B8C4CC" w:sz="4"/>
+            </w:tcBorders>
+            <w:tcMar>
+              <w:top w:type="dxa" w:w="40"/>
+              <w:left w:type="dxa" w:w="90"/>
+              <w:bottom w:type="dxa" w:w="40"/>
+              <w:right w:type="dxa" w:w="90"/>
+            </w:tcMar>
+            <w:vAlign w:val="top"/>
+          </w:tcPr>
+          <w:p>
+            <w:pPr>
+              <w:spacing w:after="20"/>
+            </w:pPr>
+            <w:r>
+              <w:rPr>
+                <w:sz w:val="17"/>
+                <w:szCs w:val="17"/>
+              </w:rPr>
+              <w:t xml:space="preserve">Hazards in positive reviews; sentiment is not enough</w:t>
+            </w:r>
+          </w:p>
+        </w:tc>
+      </w:tr>
+      <w:tr>
+        <w:trPr>
+          <w:cantSplit/>
+        </w:trPr>
+        <w:tc>
+          <w:tcPr>
+            <w:tcW w:type="dxa" w:w="2700"/>
+            <w:tcBorders>
+              <w:top w:val="single" w:color="B8C4CC" w:sz="4"/>
+              <w:left w:val="single" w:color="B8C4CC" w:sz="4"/>
+              <w:bottom w:val="single" w:color="B8C4CC" w:sz="4"/>
+              <w:right w:val="single" w:color="B8C4CC" w:sz="4"/>
+            </w:tcBorders>
+            <w:tcMar>
+              <w:top w:type="dxa" w:w="40"/>
+              <w:left w:type="dxa" w:w="90"/>
+              <w:bottom w:type="dxa" w:w="40"/>
+              <w:right w:type="dxa" w:w="90"/>
+            </w:tcMar>
+            <w:vAlign w:val="top"/>
+          </w:tcPr>
+          <w:p>
+            <w:pPr>
+              <w:spacing w:after="20"/>
+            </w:pPr>
+            <w:r>
+              <w:rPr>
+                <w:sz w:val="17"/>
+                <w:szCs w:val="17"/>
+              </w:rPr>
+              <w:t xml:space="preserve">Bhat and Culotta (2017)</w:t>
+            </w:r>
+          </w:p>
+        </w:tc>
+        <w:tc>
+          <w:tcPr>
+            <w:tcW w:type="dxa" w:w="1700"/>
+            <w:tcBorders>
+              <w:top w:val="single" w:color="B8C4CC" w:sz="4"/>
+              <w:left w:val="single" w:color="B8C4CC" w:sz="4"/>
+              <w:bottom w:val="single" w:color="B8C4CC" w:sz="4"/>
+              <w:right w:val="single" w:color="B8C4CC" w:sz="4"/>
+            </w:tcBorders>
+            <w:tcMar>
+              <w:top w:type="dxa" w:w="40"/>
+              <w:left w:type="dxa" w:w="90"/>
+              <w:bottom w:type="dxa" w:w="40"/>
+              <w:right w:type="dxa" w:w="90"/>
+            </w:tcMar>
+            <w:vAlign w:val="top"/>
+          </w:tcPr>
+          <w:p>
+            <w:pPr>
+              <w:spacing w:after="20"/>
+            </w:pPr>
+            <w:r>
+              <w:rPr>
+                <w:sz w:val="17"/>
+                <w:szCs w:val="17"/>
+              </w:rPr>
+              <w:t xml:space="preserve">Consumer products</w:t>
+            </w:r>
+          </w:p>
+        </w:tc>
+        <w:tc>
+          <w:tcPr>
+            <w:tcW w:type="dxa" w:w="1600"/>
+            <w:tcBorders>
+              <w:top w:val="single" w:color="B8C4CC" w:sz="4"/>
+              <w:left w:val="single" w:color="B8C4CC" w:sz="4"/>
+              <w:bottom w:val="single" w:color="B8C4CC" w:sz="4"/>
+              <w:right w:val="single" w:color="B8C4CC" w:sz="4"/>
+            </w:tcBorders>
+            <w:tcMar>
+              <w:top w:type="dxa" w:w="40"/>
+              <w:left w:type="dxa" w:w="90"/>
+              <w:bottom w:type="dxa" w:w="40"/>
+              <w:right w:type="dxa" w:w="90"/>
+            </w:tcMar>
+            <w:vAlign w:val="top"/>
+          </w:tcPr>
+          <w:p>
+            <w:pPr>
+              <w:spacing w:after="20"/>
+            </w:pPr>
+            <w:r>
+              <w:rPr>
+                <w:sz w:val="17"/>
+                <w:szCs w:val="17"/>
+              </w:rPr>
+              <w:t xml:space="preserve">Amazon reviews, CPSC</w:t>
+            </w:r>
+          </w:p>
+        </w:tc>
+        <w:tc>
+          <w:tcPr>
+            <w:tcW w:type="dxa" w:w="3026"/>
+            <w:tcBorders>
+              <w:top w:val="single" w:color="B8C4CC" w:sz="4"/>
+              <w:left w:val="single" w:color="B8C4CC" w:sz="4"/>
+              <w:bottom w:val="single" w:color="B8C4CC" w:sz="4"/>
+              <w:right w:val="single" w:color="B8C4CC" w:sz="4"/>
+            </w:tcBorders>
+            <w:tcMar>
+              <w:top w:type="dxa" w:w="40"/>
+              <w:left w:type="dxa" w:w="90"/>
+              <w:bottom w:type="dxa" w:w="40"/>
+              <w:right w:type="dxa" w:w="90"/>
+            </w:tcMar>
+            <w:vAlign w:val="top"/>
+          </w:tcPr>
+          <w:p>
+            <w:pPr>
+              <w:spacing w:after="20"/>
+            </w:pPr>
+            <w:r>
+              <w:rPr>
+                <w:sz w:val="17"/>
+                <w:szCs w:val="17"/>
+              </w:rPr>
+              <w:t xml:space="preserve">Signals before recalls</w:t>
+            </w:r>
+          </w:p>
+        </w:tc>
+      </w:tr>
+      <w:tr>
+        <w:trPr>
+          <w:cantSplit/>
+        </w:trPr>
+        <w:tc>
+          <w:tcPr>
+            <w:tcW w:type="dxa" w:w="2700"/>
+            <w:tcBorders>
+              <w:top w:val="single" w:color="B8C4CC" w:sz="4"/>
+              <w:left w:val="single" w:color="B8C4CC" w:sz="4"/>
+              <w:bottom w:val="single" w:color="B8C4CC" w:sz="4"/>
+              <w:right w:val="single" w:color="B8C4CC" w:sz="4"/>
+            </w:tcBorders>
+            <w:tcMar>
+              <w:top w:type="dxa" w:w="40"/>
+              <w:left w:type="dxa" w:w="90"/>
+              <w:bottom w:type="dxa" w:w="40"/>
+              <w:right w:type="dxa" w:w="90"/>
+            </w:tcMar>
+            <w:vAlign w:val="top"/>
+          </w:tcPr>
+          <w:p>
+            <w:pPr>
+              <w:spacing w:after="20"/>
+            </w:pPr>
+            <w:r>
+              <w:rPr>
+                <w:sz w:val="17"/>
+                <w:szCs w:val="17"/>
+              </w:rPr>
+              <w:t xml:space="preserve">Effland et al. (2018)</w:t>
+            </w:r>
+          </w:p>
+        </w:tc>
+        <w:tc>
+          <w:tcPr>
+            <w:tcW w:type="dxa" w:w="1700"/>
+            <w:tcBorders>
+              <w:top w:val="single" w:color="B8C4CC" w:sz="4"/>
+              <w:left w:val="single" w:color="B8C4CC" w:sz="4"/>
+              <w:bottom w:val="single" w:color="B8C4CC" w:sz="4"/>
+              <w:right w:val="single" w:color="B8C4CC" w:sz="4"/>
+            </w:tcBorders>
+            <w:tcMar>
+              <w:top w:type="dxa" w:w="40"/>
+              <w:left w:type="dxa" w:w="90"/>
+              <w:bottom w:type="dxa" w:w="40"/>
+              <w:right w:type="dxa" w:w="90"/>
+            </w:tcMar>
+            <w:vAlign w:val="top"/>
+          </w:tcPr>
+          <w:p>
+            <w:pPr>
+              <w:spacing w:after="20"/>
+            </w:pPr>
+            <w:r>
+              <w:rPr>
+                <w:sz w:val="17"/>
+                <w:szCs w:val="17"/>
+              </w:rPr>
+              <w:t xml:space="preserve">Restaurants</w:t>
+            </w:r>
+          </w:p>
+        </w:tc>
+        <w:tc>
+          <w:tcPr>
+            <w:tcW w:type="dxa" w:w="1600"/>
+            <w:tcBorders>
+              <w:top w:val="single" w:color="B8C4CC" w:sz="4"/>
+              <w:left w:val="single" w:color="B8C4CC" w:sz="4"/>
+              <w:bottom w:val="single" w:color="B8C4CC" w:sz="4"/>
+              <w:right w:val="single" w:color="B8C4CC" w:sz="4"/>
+            </w:tcBorders>
+            <w:tcMar>
+              <w:top w:type="dxa" w:w="40"/>
+              <w:left w:type="dxa" w:w="90"/>
+              <w:bottom w:type="dxa" w:w="40"/>
+              <w:right w:type="dxa" w:w="90"/>
+            </w:tcMar>
+            <w:vAlign w:val="top"/>
+          </w:tcPr>
+          <w:p>
+            <w:pPr>
+              <w:spacing w:after="20"/>
+            </w:pPr>
+            <w:r>
+              <w:rPr>
+                <w:sz w:val="17"/>
+                <w:szCs w:val="17"/>
+              </w:rPr>
+              <w:t xml:space="preserve">Yelp reviews</w:t>
+            </w:r>
+          </w:p>
+        </w:tc>
+        <w:tc>
+          <w:tcPr>
+            <w:tcW w:type="dxa" w:w="3026"/>
+            <w:tcBorders>
+              <w:top w:val="single" w:color="B8C4CC" w:sz="4"/>
+              <w:left w:val="single" w:color="B8C4CC" w:sz="4"/>
+              <w:bottom w:val="single" w:color="B8C4CC" w:sz="4"/>
+              <w:right w:val="single" w:color="B8C4CC" w:sz="4"/>
+            </w:tcBorders>
+            <w:tcMar>
+              <w:top w:type="dxa" w:w="40"/>
+              <w:left w:type="dxa" w:w="90"/>
+              <w:bottom w:type="dxa" w:w="40"/>
+              <w:right w:type="dxa" w:w="90"/>
+            </w:tcMar>
+            <w:vAlign w:val="top"/>
+          </w:tcPr>
+          <w:p>
+            <w:pPr>
+              <w:spacing w:after="20"/>
+            </w:pPr>
+            <w:r>
+              <w:rPr>
+                <w:sz w:val="17"/>
+                <w:szCs w:val="17"/>
+              </w:rPr>
+              <w:t xml:space="preserve">Person checks every flag</w:t>
+            </w:r>
+          </w:p>
+        </w:tc>
+      </w:tr>
+      <w:tr>
+        <w:trPr>
+          <w:cantSplit/>
+        </w:trPr>
+        <w:tc>
+          <w:tcPr>
+            <w:tcW w:type="dxa" w:w="2700"/>
+            <w:tcBorders>
+              <w:top w:val="single" w:color="B8C4CC" w:sz="4"/>
+              <w:left w:val="single" w:color="B8C4CC" w:sz="4"/>
+              <w:bottom w:val="single" w:color="B8C4CC" w:sz="4"/>
+              <w:right w:val="single" w:color="B8C4CC" w:sz="4"/>
+            </w:tcBorders>
+            <w:tcMar>
+              <w:top w:type="dxa" w:w="40"/>
+              <w:left w:type="dxa" w:w="90"/>
+              <w:bottom w:type="dxa" w:w="40"/>
+              <w:right w:type="dxa" w:w="90"/>
+            </w:tcMar>
+            <w:vAlign w:val="top"/>
+          </w:tcPr>
+          <w:p>
+            <w:pPr>
+              <w:spacing w:after="20"/>
+            </w:pPr>
+            <w:r>
+              <w:rPr>
+                <w:sz w:val="17"/>
+                <w:szCs w:val="17"/>
+              </w:rPr>
+              <w:t xml:space="preserve">Maharana et al. (2019)</w:t>
+            </w:r>
+          </w:p>
+        </w:tc>
+        <w:tc>
+          <w:tcPr>
+            <w:tcW w:type="dxa" w:w="1700"/>
+            <w:tcBorders>
+              <w:top w:val="single" w:color="B8C4CC" w:sz="4"/>
+              <w:left w:val="single" w:color="B8C4CC" w:sz="4"/>
+              <w:bottom w:val="single" w:color="B8C4CC" w:sz="4"/>
+              <w:right w:val="single" w:color="B8C4CC" w:sz="4"/>
+            </w:tcBorders>
+            <w:tcMar>
+              <w:top w:type="dxa" w:w="40"/>
+              <w:left w:type="dxa" w:w="90"/>
+              <w:bottom w:type="dxa" w:w="40"/>
+              <w:right w:type="dxa" w:w="90"/>
+            </w:tcMar>
+            <w:vAlign w:val="top"/>
+          </w:tcPr>
+          <w:p>
+            <w:pPr>
+              <w:spacing w:after="20"/>
+            </w:pPr>
+            <w:r>
+              <w:rPr>
+                <w:sz w:val="17"/>
+                <w:szCs w:val="17"/>
+              </w:rPr>
+              <w:t xml:space="preserve">Food</w:t>
+            </w:r>
+          </w:p>
+        </w:tc>
+        <w:tc>
+          <w:tcPr>
+            <w:tcW w:type="dxa" w:w="1600"/>
+            <w:tcBorders>
+              <w:top w:val="single" w:color="B8C4CC" w:sz="4"/>
+              <w:left w:val="single" w:color="B8C4CC" w:sz="4"/>
+              <w:bottom w:val="single" w:color="B8C4CC" w:sz="4"/>
+              <w:right w:val="single" w:color="B8C4CC" w:sz="4"/>
+            </w:tcBorders>
+            <w:tcMar>
+              <w:top w:type="dxa" w:w="40"/>
+              <w:left w:type="dxa" w:w="90"/>
+              <w:bottom w:type="dxa" w:w="40"/>
+              <w:right w:type="dxa" w:w="90"/>
+            </w:tcMar>
+            <w:vAlign w:val="top"/>
+          </w:tcPr>
+          <w:p>
+            <w:pPr>
+              <w:spacing w:after="20"/>
+            </w:pPr>
+            <w:r>
+              <w:rPr>
+                <w:sz w:val="17"/>
+                <w:szCs w:val="17"/>
+              </w:rPr>
+              <w:t xml:space="preserve">Amazon reviews, FDA recalls</w:t>
+            </w:r>
+          </w:p>
+        </w:tc>
+        <w:tc>
+          <w:tcPr>
+            <w:tcW w:type="dxa" w:w="3026"/>
+            <w:tcBorders>
+              <w:top w:val="single" w:color="B8C4CC" w:sz="4"/>
+              <w:left w:val="single" w:color="B8C4CC" w:sz="4"/>
+              <w:bottom w:val="single" w:color="B8C4CC" w:sz="4"/>
+              <w:right w:val="single" w:color="B8C4CC" w:sz="4"/>
+            </w:tcBorders>
+            <w:tcMar>
+              <w:top w:type="dxa" w:w="40"/>
+              <w:left w:type="dxa" w:w="90"/>
+              <w:bottom w:type="dxa" w:w="40"/>
+              <w:right w:type="dxa" w:w="90"/>
+            </w:tcMar>
+            <w:vAlign w:val="top"/>
+          </w:tcPr>
+          <w:p>
+            <w:pPr>
+              <w:spacing w:after="20"/>
+            </w:pPr>
+            <w:r>
+              <w:rPr>
+                <w:sz w:val="17"/>
+                <w:szCs w:val="17"/>
+              </w:rPr>
+              <w:t xml:space="preserve">Crowd labels; F1 0.74; 0.4% recalled</w:t>
+            </w:r>
+          </w:p>
+        </w:tc>
+      </w:tr>
+      <w:tr>
+        <w:trPr>
+          <w:cantSplit/>
+        </w:trPr>
+        <w:tc>
+          <w:tcPr>
+            <w:tcW w:type="dxa" w:w="2700"/>
+            <w:tcBorders>
+              <w:top w:val="single" w:color="B8C4CC" w:sz="4"/>
+              <w:left w:val="single" w:color="B8C4CC" w:sz="4"/>
+              <w:bottom w:val="single" w:color="B8C4CC" w:sz="4"/>
+              <w:right w:val="single" w:color="B8C4CC" w:sz="4"/>
+            </w:tcBorders>
+            <w:tcMar>
+              <w:top w:type="dxa" w:w="40"/>
+              <w:left w:type="dxa" w:w="90"/>
+              <w:bottom w:type="dxa" w:w="40"/>
+              <w:right w:type="dxa" w:w="90"/>
+            </w:tcMar>
+            <w:vAlign w:val="top"/>
+          </w:tcPr>
+          <w:p>
+            <w:pPr>
+              <w:spacing w:after="20"/>
+            </w:pPr>
+            <w:r>
+              <w:rPr>
+                <w:sz w:val="17"/>
+                <w:szCs w:val="17"/>
+              </w:rPr>
+              <w:t xml:space="preserve">Sarker et al. (2015); Nikfarjam et al. (2015)</w:t>
+            </w:r>
+          </w:p>
+        </w:tc>
+        <w:tc>
+          <w:tcPr>
+            <w:tcW w:type="dxa" w:w="1700"/>
+            <w:tcBorders>
+              <w:top w:val="single" w:color="B8C4CC" w:sz="4"/>
+              <w:left w:val="single" w:color="B8C4CC" w:sz="4"/>
+              <w:bottom w:val="single" w:color="B8C4CC" w:sz="4"/>
+              <w:right w:val="single" w:color="B8C4CC" w:sz="4"/>
+            </w:tcBorders>
+            <w:tcMar>
+              <w:top w:type="dxa" w:w="40"/>
+              <w:left w:type="dxa" w:w="90"/>
+              <w:bottom w:type="dxa" w:w="40"/>
+              <w:right w:type="dxa" w:w="90"/>
+            </w:tcMar>
+            <w:vAlign w:val="top"/>
+          </w:tcPr>
+          <w:p>
+            <w:pPr>
+              <w:spacing w:after="20"/>
+            </w:pPr>
+            <w:r>
+              <w:rPr>
+                <w:sz w:val="17"/>
+                <w:szCs w:val="17"/>
+              </w:rPr>
+              <w:t xml:space="preserve">Drugs</w:t>
+            </w:r>
+          </w:p>
+        </w:tc>
+        <w:tc>
+          <w:tcPr>
+            <w:tcW w:type="dxa" w:w="1600"/>
+            <w:tcBorders>
+              <w:top w:val="single" w:color="B8C4CC" w:sz="4"/>
+              <w:left w:val="single" w:color="B8C4CC" w:sz="4"/>
+              <w:bottom w:val="single" w:color="B8C4CC" w:sz="4"/>
+              <w:right w:val="single" w:color="B8C4CC" w:sz="4"/>
+            </w:tcBorders>
+            <w:tcMar>
+              <w:top w:type="dxa" w:w="40"/>
+              <w:left w:type="dxa" w:w="90"/>
+              <w:bottom w:type="dxa" w:w="40"/>
+              <w:right w:type="dxa" w:w="90"/>
+            </w:tcMar>
+            <w:vAlign w:val="top"/>
+          </w:tcPr>
+          <w:p>
+            <w:pPr>
+              <w:spacing w:after="20"/>
+            </w:pPr>
+            <w:r>
+              <w:rPr>
+                <w:sz w:val="17"/>
+                <w:szCs w:val="17"/>
+              </w:rPr>
+              <w:t xml:space="preserve">Social media</w:t>
+            </w:r>
+          </w:p>
+        </w:tc>
+        <w:tc>
+          <w:tcPr>
+            <w:tcW w:type="dxa" w:w="3026"/>
+            <w:tcBorders>
+              <w:top w:val="single" w:color="B8C4CC" w:sz="4"/>
+              <w:left w:val="single" w:color="B8C4CC" w:sz="4"/>
+              <w:bottom w:val="single" w:color="B8C4CC" w:sz="4"/>
+              <w:right w:val="single" w:color="B8C4CC" w:sz="4"/>
+            </w:tcBorders>
+            <w:tcMar>
+              <w:top w:type="dxa" w:w="40"/>
+              <w:left w:type="dxa" w:w="90"/>
+              <w:bottom w:type="dxa" w:w="40"/>
+              <w:right w:type="dxa" w:w="90"/>
+            </w:tcMar>
+            <w:vAlign w:val="top"/>
+          </w:tcPr>
+          <w:p>
+            <w:pPr>
+              <w:spacing w:after="20"/>
+            </w:pPr>
+            <w:r>
+              <w:rPr>
+                <w:sz w:val="17"/>
+                <w:szCs w:val="17"/>
+              </w:rPr>
+              <w:t xml:space="preserve">Annotation is the bottleneck</w:t>
+            </w:r>
+          </w:p>
+        </w:tc>
+      </w:tr>
+      <w:tr>
+        <w:trPr>
+          <w:cantSplit/>
+        </w:trPr>
+        <w:tc>
+          <w:tcPr>
+            <w:tcW w:type="dxa" w:w="2700"/>
+            <w:tcBorders>
+              <w:top w:val="single" w:color="B8C4CC" w:sz="4"/>
+              <w:left w:val="single" w:color="B8C4CC" w:sz="4"/>
+              <w:bottom w:val="single" w:color="B8C4CC" w:sz="4"/>
+              <w:right w:val="single" w:color="B8C4CC" w:sz="4"/>
+            </w:tcBorders>
+            <w:tcMar>
+              <w:top w:type="dxa" w:w="40"/>
+              <w:left w:type="dxa" w:w="90"/>
+              <w:bottom w:type="dxa" w:w="40"/>
+              <w:right w:type="dxa" w:w="90"/>
+            </w:tcMar>
+            <w:vAlign w:val="top"/>
+          </w:tcPr>
+          <w:p>
+            <w:pPr>
+              <w:spacing w:after="20"/>
+            </w:pPr>
+            <w:r>
+              <w:rPr>
+                <w:sz w:val="17"/>
+                <w:szCs w:val="17"/>
+              </w:rPr>
+              <w:t xml:space="preserve">Kwa et al. (2017); Toklu et al. (2019)</w:t>
+            </w:r>
+          </w:p>
+        </w:tc>
+        <w:tc>
+          <w:tcPr>
+            <w:tcW w:type="dxa" w:w="1700"/>
+            <w:tcBorders>
+              <w:top w:val="single" w:color="B8C4CC" w:sz="4"/>
+              <w:left w:val="single" w:color="B8C4CC" w:sz="4"/>
+              <w:bottom w:val="single" w:color="B8C4CC" w:sz="4"/>
+              <w:right w:val="single" w:color="B8C4CC" w:sz="4"/>
+            </w:tcBorders>
+            <w:tcMar>
+              <w:top w:type="dxa" w:w="40"/>
+              <w:left w:type="dxa" w:w="90"/>
+              <w:bottom w:type="dxa" w:w="40"/>
+              <w:right w:type="dxa" w:w="90"/>
+            </w:tcMar>
+            <w:vAlign w:val="top"/>
+          </w:tcPr>
+          <w:p>
+            <w:pPr>
+              <w:spacing w:after="20"/>
+            </w:pPr>
+            <w:r>
+              <w:rPr>
+                <w:sz w:val="17"/>
+                <w:szCs w:val="17"/>
+              </w:rPr>
+              <w:t xml:space="preserve">Cosmetics</w:t>
+            </w:r>
+          </w:p>
+        </w:tc>
+        <w:tc>
+          <w:tcPr>
+            <w:tcW w:type="dxa" w:w="1600"/>
+            <w:tcBorders>
+              <w:top w:val="single" w:color="B8C4CC" w:sz="4"/>
+              <w:left w:val="single" w:color="B8C4CC" w:sz="4"/>
+              <w:bottom w:val="single" w:color="B8C4CC" w:sz="4"/>
+              <w:right w:val="single" w:color="B8C4CC" w:sz="4"/>
+            </w:tcBorders>
+            <w:tcMar>
+              <w:top w:type="dxa" w:w="40"/>
+              <w:left w:type="dxa" w:w="90"/>
+              <w:bottom w:type="dxa" w:w="40"/>
+              <w:right w:type="dxa" w:w="90"/>
+            </w:tcMar>
+            <w:vAlign w:val="top"/>
+          </w:tcPr>
+          <w:p>
+            <w:pPr>
+              <w:spacing w:after="20"/>
+            </w:pPr>
+            <w:r>
+              <w:rPr>
+                <w:sz w:val="17"/>
+                <w:szCs w:val="17"/>
+              </w:rPr>
+              <w:t xml:space="preserve">FDA reports; literature</w:t>
+            </w:r>
+          </w:p>
+        </w:tc>
+        <w:tc>
+          <w:tcPr>
+            <w:tcW w:type="dxa" w:w="3026"/>
+            <w:tcBorders>
+              <w:top w:val="single" w:color="B8C4CC" w:sz="4"/>
+              <w:left w:val="single" w:color="B8C4CC" w:sz="4"/>
+              <w:bottom w:val="single" w:color="B8C4CC" w:sz="4"/>
+              <w:right w:val="single" w:color="B8C4CC" w:sz="4"/>
+            </w:tcBorders>
+            <w:tcMar>
+              <w:top w:type="dxa" w:w="40"/>
+              <w:left w:type="dxa" w:w="90"/>
+              <w:bottom w:type="dxa" w:w="40"/>
+              <w:right w:type="dxa" w:w="90"/>
+            </w:tcMar>
+            <w:vAlign w:val="top"/>
+          </w:tcPr>
+          <w:p>
+            <w:pPr>
+              <w:spacing w:after="20"/>
+            </w:pPr>
+            <w:r>
+              <w:rPr>
+                <w:sz w:val="17"/>
+                <w:szCs w:val="17"/>
+              </w:rPr>
+              <w:t xml:space="preserve">Official cosmetic data is sparse</w:t>
+            </w:r>
+          </w:p>
+        </w:tc>
+      </w:tr>
+      <w:tr>
+        <w:trPr>
+          <w:cantSplit/>
+        </w:trPr>
+        <w:tc>
+          <w:tcPr>
+            <w:tcW w:type="dxa" w:w="2700"/>
+            <w:tcBorders>
+              <w:top w:val="single" w:color="B8C4CC" w:sz="4"/>
+              <w:left w:val="single" w:color="B8C4CC" w:sz="4"/>
+              <w:bottom w:val="single" w:color="B8C4CC" w:sz="4"/>
+              <w:right w:val="single" w:color="B8C4CC" w:sz="4"/>
+            </w:tcBorders>
+            <w:tcMar>
+              <w:top w:type="dxa" w:w="40"/>
+              <w:left w:type="dxa" w:w="90"/>
+              <w:bottom w:type="dxa" w:w="40"/>
+              <w:right w:type="dxa" w:w="90"/>
+            </w:tcMar>
+            <w:vAlign w:val="top"/>
+          </w:tcPr>
+          <w:p>
+            <w:pPr>
+              <w:spacing w:after="20"/>
+            </w:pPr>
+            <w:r>
+              <w:rPr>
+                <w:sz w:val="17"/>
+                <w:szCs w:val="17"/>
+              </w:rPr>
+              <w:t xml:space="preserve">Qi et al. (2025)</w:t>
+            </w:r>
+          </w:p>
+        </w:tc>
+        <w:tc>
+          <w:tcPr>
+            <w:tcW w:type="dxa" w:w="1700"/>
+            <w:tcBorders>
+              <w:top w:val="single" w:color="B8C4CC" w:sz="4"/>
+              <w:left w:val="single" w:color="B8C4CC" w:sz="4"/>
+              <w:bottom w:val="single" w:color="B8C4CC" w:sz="4"/>
+              <w:right w:val="single" w:color="B8C4CC" w:sz="4"/>
+            </w:tcBorders>
+            <w:tcMar>
+              <w:top w:type="dxa" w:w="40"/>
+              <w:left w:type="dxa" w:w="90"/>
+              <w:bottom w:type="dxa" w:w="40"/>
+              <w:right w:type="dxa" w:w="90"/>
+            </w:tcMar>
+            <w:vAlign w:val="top"/>
+          </w:tcPr>
+          <w:p>
+            <w:pPr>
+              <w:spacing w:after="20"/>
+            </w:pPr>
+            <w:r>
+              <w:rPr>
+                <w:sz w:val="17"/>
+                <w:szCs w:val="17"/>
+              </w:rPr>
+              <w:t xml:space="preserve">Electronics and skincare</w:t>
+            </w:r>
+          </w:p>
+        </w:tc>
+        <w:tc>
+          <w:tcPr>
+            <w:tcW w:type="dxa" w:w="1600"/>
+            <w:tcBorders>
+              <w:top w:val="single" w:color="B8C4CC" w:sz="4"/>
+              <w:left w:val="single" w:color="B8C4CC" w:sz="4"/>
+              <w:bottom w:val="single" w:color="B8C4CC" w:sz="4"/>
+              <w:right w:val="single" w:color="B8C4CC" w:sz="4"/>
+            </w:tcBorders>
+            <w:tcMar>
+              <w:top w:type="dxa" w:w="40"/>
+              <w:left w:type="dxa" w:w="90"/>
+              <w:bottom w:type="dxa" w:w="40"/>
+              <w:right w:type="dxa" w:w="90"/>
+            </w:tcMar>
+            <w:vAlign w:val="top"/>
+          </w:tcPr>
+          <w:p>
+            <w:pPr>
+              <w:spacing w:after="20"/>
+            </w:pPr>
+            <w:r>
+              <w:rPr>
+                <w:sz w:val="17"/>
+                <w:szCs w:val="17"/>
+              </w:rPr>
+              <w:t xml:space="preserve">Online reviews</w:t>
+            </w:r>
+          </w:p>
+        </w:tc>
+        <w:tc>
+          <w:tcPr>
+            <w:tcW w:type="dxa" w:w="3026"/>
+            <w:tcBorders>
+              <w:top w:val="single" w:color="B8C4CC" w:sz="4"/>
+              <w:left w:val="single" w:color="B8C4CC" w:sz="4"/>
+              <w:bottom w:val="single" w:color="B8C4CC" w:sz="4"/>
+              <w:right w:val="single" w:color="B8C4CC" w:sz="4"/>
+            </w:tcBorders>
+            <w:tcMar>
+              <w:top w:type="dxa" w:w="40"/>
+              <w:left w:type="dxa" w:w="90"/>
+              <w:bottom w:type="dxa" w:w="40"/>
+              <w:right w:type="dxa" w:w="90"/>
+            </w:tcMar>
+            <w:vAlign w:val="top"/>
+          </w:tcPr>
+          <w:p>
+            <w:pPr>
+              <w:spacing w:after="20"/>
+            </w:pPr>
+            <w:r>
+              <w:rPr>
+                <w:sz w:val="17"/>
+                <w:szCs w:val="17"/>
+              </w:rPr>
+              <w:t xml:space="preserve">Perceived-risk prediction; skin safety the key skincare feature</w:t>
+            </w:r>
+          </w:p>
+        </w:tc>
+      </w:tr>
+      <w:tr>
+        <w:trPr>
+          <w:cantSplit/>
+        </w:trPr>
+        <w:tc>
+          <w:tcPr>
+            <w:tcW w:type="dxa" w:w="2700"/>
+            <w:tcBorders>
+              <w:top w:val="single" w:color="B8C4CC" w:sz="4"/>
+              <w:left w:val="single" w:color="B8C4CC" w:sz="4"/>
+              <w:bottom w:val="single" w:color="B8C4CC" w:sz="4"/>
+              <w:right w:val="single" w:color="B8C4CC" w:sz="4"/>
+            </w:tcBorders>
+            <w:tcMar>
+              <w:top w:type="dxa" w:w="40"/>
+              <w:left w:type="dxa" w:w="90"/>
+              <w:bottom w:type="dxa" w:w="40"/>
+              <w:right w:type="dxa" w:w="90"/>
+            </w:tcMar>
+            <w:vAlign w:val="top"/>
+          </w:tcPr>
+          <w:p>
+            <w:pPr>
+              <w:spacing w:after="20"/>
+            </w:pPr>
+            <w:r>
+              <w:rPr>
+                <w:sz w:val="17"/>
+                <w:szCs w:val="17"/>
+              </w:rPr>
+              <w:t xml:space="preserve">Iwano et al. (2025)</w:t>
+            </w:r>
+          </w:p>
+        </w:tc>
+        <w:tc>
+          <w:tcPr>
+            <w:tcW w:type="dxa" w:w="1700"/>
+            <w:tcBorders>
+              <w:top w:val="single" w:color="B8C4CC" w:sz="4"/>
+              <w:left w:val="single" w:color="B8C4CC" w:sz="4"/>
+              <w:bottom w:val="single" w:color="B8C4CC" w:sz="4"/>
+              <w:right w:val="single" w:color="B8C4CC" w:sz="4"/>
+            </w:tcBorders>
+            <w:tcMar>
+              <w:top w:type="dxa" w:w="40"/>
+              <w:left w:type="dxa" w:w="90"/>
+              <w:bottom w:type="dxa" w:w="40"/>
+              <w:right w:type="dxa" w:w="90"/>
+            </w:tcMar>
+            <w:vAlign w:val="top"/>
+          </w:tcPr>
+          <w:p>
+            <w:pPr>
+              <w:spacing w:after="20"/>
+            </w:pPr>
+            <w:r>
+              <w:rPr>
+                <w:sz w:val="17"/>
+                <w:szCs w:val="17"/>
+              </w:rPr>
+              <w:t xml:space="preserve">Cosmetics (Japan)</w:t>
+            </w:r>
+          </w:p>
+        </w:tc>
+        <w:tc>
+          <w:tcPr>
+            <w:tcW w:type="dxa" w:w="1600"/>
+            <w:tcBorders>
+              <w:top w:val="single" w:color="B8C4CC" w:sz="4"/>
+              <w:left w:val="single" w:color="B8C4CC" w:sz="4"/>
+              <w:bottom w:val="single" w:color="B8C4CC" w:sz="4"/>
+              <w:right w:val="single" w:color="B8C4CC" w:sz="4"/>
+            </w:tcBorders>
+            <w:tcMar>
+              <w:top w:type="dxa" w:w="40"/>
+              <w:left w:type="dxa" w:w="90"/>
+              <w:bottom w:type="dxa" w:w="40"/>
+              <w:right w:type="dxa" w:w="90"/>
+            </w:tcMar>
+            <w:vAlign w:val="top"/>
+          </w:tcPr>
+          <w:p>
+            <w:pPr>
+              <w:spacing w:after="20"/>
+            </w:pPr>
+            <w:r>
+              <w:rPr>
+                <w:sz w:val="17"/>
+                <w:szCs w:val="17"/>
+              </w:rPr>
+              <w:t xml:space="preserve">Dissatisfaction posts, 2015 to 2017</w:t>
+            </w:r>
+          </w:p>
+        </w:tc>
+        <w:tc>
+          <w:tcPr>
+            <w:tcW w:type="dxa" w:w="3026"/>
+            <w:tcBorders>
+              <w:top w:val="single" w:color="B8C4CC" w:sz="4"/>
+              <w:left w:val="single" w:color="B8C4CC" w:sz="4"/>
+              <w:bottom w:val="single" w:color="B8C4CC" w:sz="4"/>
+              <w:right w:val="single" w:color="B8C4CC" w:sz="4"/>
+            </w:tcBorders>
+            <w:tcMar>
+              <w:top w:type="dxa" w:w="40"/>
+              <w:left w:type="dxa" w:w="90"/>
+              <w:bottom w:type="dxa" w:w="40"/>
+              <w:right w:type="dxa" w:w="90"/>
+            </w:tcMar>
+            <w:vAlign w:val="top"/>
+          </w:tcPr>
+          <w:p>
+            <w:pPr>
+              <w:spacing w:after="20"/>
+            </w:pPr>
+            <w:r>
+              <w:rPr>
+                <w:sz w:val="17"/>
+                <w:szCs w:val="17"/>
+              </w:rPr>
+              <w:t xml:space="preserve">Skin-complaint dictionary; themes only, no labels or accuracy</w:t>
+            </w:r>
+          </w:p>
+        </w:tc>
+      </w:tr>
+      <w:tr>
+        <w:trPr>
+          <w:cantSplit/>
+        </w:trPr>
+        <w:tc>
+          <w:tcPr>
+            <w:tcW w:type="dxa" w:w="2700"/>
+            <w:tcBorders>
+              <w:top w:val="single" w:color="B8C4CC" w:sz="4"/>
+              <w:left w:val="single" w:color="B8C4CC" w:sz="4"/>
+              <w:bottom w:val="single" w:color="B8C4CC" w:sz="4"/>
+              <w:right w:val="single" w:color="B8C4CC" w:sz="4"/>
+            </w:tcBorders>
+            <w:tcMar>
+              <w:top w:type="dxa" w:w="40"/>
+              <w:left w:type="dxa" w:w="90"/>
+              <w:bottom w:type="dxa" w:w="40"/>
+              <w:right w:type="dxa" w:w="90"/>
+            </w:tcMar>
+            <w:vAlign w:val="top"/>
+          </w:tcPr>
+          <w:p>
+            <w:pPr>
+              <w:spacing w:after="20"/>
+            </w:pPr>
+            <w:r>
+              <w:rPr>
+                <w:b/>
+                <w:bCs/>
+                <w:sz w:val="17"/>
+                <w:szCs w:val="17"/>
+              </w:rPr>
+              <w:t xml:space="preserve">This project</w:t>
+            </w:r>
+          </w:p>
+        </w:tc>
+        <w:tc>
+          <w:tcPr>
+            <w:tcW w:type="dxa" w:w="1700"/>
+            <w:tcBorders>
+              <w:top w:val="single" w:color="B8C4CC" w:sz="4"/>
+              <w:left w:val="single" w:color="B8C4CC" w:sz="4"/>
+              <w:bottom w:val="single" w:color="B8C4CC" w:sz="4"/>
+              <w:right w:val="single" w:color="B8C4CC" w:sz="4"/>
+            </w:tcBorders>
+            <w:tcMar>
+              <w:top w:type="dxa" w:w="40"/>
+              <w:left w:type="dxa" w:w="90"/>
+              <w:bottom w:type="dxa" w:w="40"/>
+              <w:right w:type="dxa" w:w="90"/>
+            </w:tcMar>
+            <w:vAlign w:val="top"/>
+          </w:tcPr>
+          <w:p>
+            <w:pPr>
+              <w:spacing w:after="20"/>
+            </w:pPr>
+            <w:r>
+              <w:rPr>
+                <w:b/>
+                <w:bCs/>
+                <w:sz w:val="17"/>
+                <w:szCs w:val="17"/>
+              </w:rPr>
+              <w:t xml:space="preserve">Cosmetics</w:t>
+            </w:r>
+          </w:p>
+        </w:tc>
+        <w:tc>
+          <w:tcPr>
+            <w:tcW w:type="dxa" w:w="1600"/>
+            <w:tcBorders>
+              <w:top w:val="single" w:color="B8C4CC" w:sz="4"/>
+              <w:left w:val="single" w:color="B8C4CC" w:sz="4"/>
+              <w:bottom w:val="single" w:color="B8C4CC" w:sz="4"/>
+              <w:right w:val="single" w:color="B8C4CC" w:sz="4"/>
+            </w:tcBorders>
+            <w:tcMar>
+              <w:top w:type="dxa" w:w="40"/>
+              <w:left w:type="dxa" w:w="90"/>
+              <w:bottom w:type="dxa" w:w="40"/>
+              <w:right w:type="dxa" w:w="90"/>
+            </w:tcMar>
+            <w:vAlign w:val="top"/>
+          </w:tcPr>
+          <w:p>
+            <w:pPr>
+              <w:spacing w:after="20"/>
+            </w:pPr>
+            <w:r>
+              <w:rPr>
+                <w:b/>
+                <w:bCs/>
+                <w:sz w:val="17"/>
+                <w:szCs w:val="17"/>
+              </w:rPr>
+              <w:t xml:space="preserve">Amazon beauty reviews</w:t>
+            </w:r>
+          </w:p>
+        </w:tc>
+        <w:tc>
+          <w:tcPr>
+            <w:tcW w:type="dxa" w:w="3026"/>
+            <w:tcBorders>
+              <w:top w:val="single" w:color="B8C4CC" w:sz="4"/>
+              <w:left w:val="single" w:color="B8C4CC" w:sz="4"/>
+              <w:bottom w:val="single" w:color="B8C4CC" w:sz="4"/>
+              <w:right w:val="single" w:color="B8C4CC" w:sz="4"/>
+            </w:tcBorders>
+            <w:tcMar>
+              <w:top w:type="dxa" w:w="40"/>
+              <w:left w:type="dxa" w:w="90"/>
+              <w:bottom w:type="dxa" w:w="40"/>
+              <w:right w:type="dxa" w:w="90"/>
+            </w:tcMar>
+            <w:vAlign w:val="top"/>
+          </w:tcPr>
+          <w:p>
+            <w:pPr>
+              <w:spacing w:after="20"/>
+            </w:pPr>
+            <w:r>
+              <w:rPr>
+                <w:b/>
+                <w:bCs/>
+                <w:sz w:val="17"/>
+                <w:szCs w:val="17"/>
+              </w:rPr>
+              <w:t xml:space="preserve">A labelled set and a test of complaint detection for beauty reviews; none was found (see below)</w:t>
+            </w:r>
+          </w:p>
+        </w:tc>
+      </w:tr>
+    </w:tbl>
+    <w:p>
+      <w:pPr>
+        <w:spacing w:after="120" w:line="270"/>
+      </w:pPr>
+      <w:r>
+        <w:rPr>
+          <w:b/>
+          <w:bCs/>
+        </w:rPr>
+        <w:t xml:space="preserve">How the gap was checked.</w:t>
+      </w:r>
+      <w:r>
+        <w:t xml:space="preserve"> On 14 October 2026 I searched PubMed titles and abstracts for cosmetic, personal care, skincare or beauty products combined with online, customer, consumer or product reviews and with adverse, safety, complaint or reaction terms; ran three combinations of the same terms on arXiv; and read the 20 most relevant Crossref records for the same terms. The search returned four PubMed records and one arXiv record, and no openly labelled set of beauty reviews marked for safety complaints. The closest study the search returned, Qi et al. (2025), predicts shoppers' perceived risk from 262,752 online reviews and reports skin safety as the most important feature for skincare products; perceived risk measures how risky shoppers judge a purchase, not whether a reviewer reports a reaction. Scopus and Web of Science were not available, and a Semantic Scholar query was refused by its rate limit, so the claim holds only for the search described here.</w:t>
+      </w:r>
+    </w:p>
+    <w:p>
+      <w:pPr>
+        <w:spacing w:after="120" w:line="270"/>
+      </w:pPr>
+      <w:r>
+        <w:rPr>
+          <w:b/>
+          <w:bCs/>
+        </w:rPr>
+        <w:t xml:space="preserve">The closest prior work.</w:t>
+      </w:r>
+      <w:r>
+        <w:t xml:space="preserve"> One further study was found outside that search, through an earlier search summary, and read in full on 14 October 2026. Iwano et al. (2025) built a dictionary of 289 Japanese skin-complaint terms (such as itchy, red and stinging) from 1,500 sentences, used it to extract 13,159 posts from the 52,237 cosmetics entries of a Japanese dissatisfaction survey dataset collected in 2015 to 2017, and mapped word co-occurrence by each poster's stated purchase intention. It shows that skin reactions are described in cosmetics complaints and that a dictionary can collect them. It differs from this project in four ways. The posts were submitted as expressions of dissatisfaction, so the hard problem here, separating complaints from praise that uses the same words, hardly arises. The paper reports no hand labels and no precision or recall for the dictionary. The analysis describes themes rather than ranking individual posts for a person to check. And the text is Japanese. The authors note that positive content was mixed into the dissatisfaction posts, and they name a technique for early detection of these problems as future work. That the database search missed this paper is itself a limit of the search.</w:t>
+      </w:r>
+    </w:p>
+    <w:p>
+      <w:pPr>
+        <w:spacing w:after="120" w:line="270"/>
+      </w:pPr>
+      <w:r>
+        <w:t xml:space="preserve">Taken together, one study analyses skin complaints in cosmetics text (Iwano et al., 2025), but no study found evaluates the detection of safety complaints in cosmetics reviews against human labels, and no openly labelled set of beauty reviews marked for safety complaints was found. A small, carefully labelled set with reported agreement would be a useful contribution even if no model beats the baseline.</w:t>
+      </w:r>
+    </w:p>
+    <w:p>
+      <w:pPr>
+        <w:spacing w:after="120" w:line="270"/>
+      </w:pPr>
+      <w:r>
+        <w:rPr>
+          <w:b/>
+          <w:bCs/>
+        </w:rPr>
+        <w:t xml:space="preserve">What would make us doubt the approach.</w:t>
+      </w:r>
+      <w:r>
+        <w:t xml:space="preserve"> Three results would weaken the case built in this section. If two annotators cannot reach a kappa of 0.60 after one guideline revision, the target is not a stable concept and the labelled set loses its value (H1). If the tuned keyword baseline in Section 8.6 performs as well as the classifiers, the lesson that word lists underperform does not carry over to beauty reviews (H2). And if fewer than one safety-word review in ten is a genuine complaint in the pilot, the signal is weaker than the toy and food studies suggest and the feasibility checkpoint fails (Section 12.1).</w:t>
       </w:r>
     </w:p>
     <w:p>
@@ -6186,7 +8698,7 @@
                 <w:sz w:val="17"/>
                 <w:szCs w:val="17"/>
               </w:rPr>
-              <w:t xml:space="preserve">H2: A supervised classifier has higher average precision than the keyword baseline on held-out labelled reviews.</w:t>
+              <w:t xml:space="preserve">H2: A supervised classifier has higher average precision than the tuned keyword baseline (Section 8.6) on held-out labelled reviews.</w:t>
             </w:r>
           </w:p>
         </w:tc>
@@ -6216,7 +8728,7 @@
                 <w:sz w:val="17"/>
                 <w:szCs w:val="17"/>
               </w:rPr>
-              <w:t xml:space="preserve">Difference in average precision with a bootstrap 95% interval. Supported only if the interval excludes zero.</w:t>
+              <w:t xml:space="preserve">Difference in average precision with a bootstrap 95% interval. Supported if the interval lies above zero; not supported if the difference is zero or below; inconclusive if it is positive but the interval includes zero (Section 8.7).</w:t>
             </w:r>
           </w:p>
         </w:tc>
@@ -6311,7 +8823,7 @@
                 <w:sz w:val="17"/>
                 <w:szCs w:val="17"/>
               </w:rPr>
-              <w:t xml:space="preserve">H3: A model trained on weak labels scores an F1 within 0.05 of a model trained on the hand-labelled set.</w:t>
+              <w:t xml:space="preserve">H3: A model trained on weak labels reaches an average precision within 0.05 of a model trained on the hand-labelled set.</w:t>
             </w:r>
           </w:p>
         </w:tc>
@@ -6341,7 +8853,7 @@
                 <w:sz w:val="17"/>
                 <w:szCs w:val="17"/>
               </w:rPr>
-              <w:t xml:space="preserve">F1, precision and recall on the same frozen test set. If not met, hand labels remain the training source.</w:t>
+              <w:t xml:space="preserve">Difference in average precision on the same frozen test set, with a bootstrap interval; F1, precision and recall reported at the one threshold fixed for all models. 0.05 is a planning margin. If not met, hand labels remain the training source.</w:t>
             </w:r>
           </w:p>
         </w:tc>
@@ -6436,7 +8948,7 @@
                 <w:sz w:val="17"/>
                 <w:szCs w:val="17"/>
               </w:rPr>
-              <w:t xml:space="preserve">H4: For recalled product lines, the complaint rate in the 12 months before recall exceeds the product's earlier rate and that of comparison products. The effect is expected for microbial recalls and not for benzene recalls.</w:t>
+              <w:t xml:space="preserve">H4: For the one microbial recall line with volume (Bioderma Sensibio H2O), the complaint share in the 12 months before recall is higher than in the line's own earlier 12 months; no such rise is expected for a benzene recall line (Dove dry shampoo).</w:t>
             </w:r>
           </w:p>
         </w:tc>
@@ -6466,7 +8978,7 @@
                 <w:sz w:val="17"/>
                 <w:szCs w:val="17"/>
               </w:rPr>
-              <w:t xml:space="preserve">Rate comparison with Fisher's exact test per product line. Reported descriptively because few lines qualify (see Section 7).</w:t>
+              <w:t xml:space="preserve">Complaint share per period, estimated with the selected Week 5 model and checked against the recalled-line hand labels (Table 11), with Wilson 95% intervals. Descriptive only: no significance test, because one microbial line qualifies (Section 7.3).</w:t>
             </w:r>
           </w:p>
         </w:tc>
@@ -9632,7 +12144,7 @@
             <w:pPr>
               <w:spacing w:after="20"/>
             </w:pPr>
-            <w:hyperlink w:history="1" r:id="rIdoav5cfrs8dwc7r-ol8w5u">
+            <w:hyperlink w:history="1" r:id="rId9euzatsgwlwuwzezfrkeh">
               <w:r>
                 <w:rPr>
                   <w:color w:val="1155CC"/>
@@ -9773,7 +12285,7 @@
             <w:pPr>
               <w:spacing w:after="20"/>
             </w:pPr>
-            <w:hyperlink w:history="1" r:id="rIdlal6t4rovxj-phzkydwaz">
+            <w:hyperlink w:history="1" r:id="rIdvmjmrdwwb_4omuj1cmzpw">
               <w:r>
                 <w:rPr>
                   <w:color w:val="1155CC"/>
@@ -9914,7 +12426,7 @@
             <w:pPr>
               <w:spacing w:after="20"/>
             </w:pPr>
-            <w:hyperlink w:history="1" r:id="rIdehku4u9iklthktah_2nvp">
+            <w:hyperlink w:history="1" r:id="rIdkrooz1cf0re79gzebtuq_">
               <w:r>
                 <w:rPr>
                   <w:color w:val="1155CC"/>
@@ -10055,7 +12567,7 @@
             <w:pPr>
               <w:spacing w:after="20"/>
             </w:pPr>
-            <w:hyperlink w:history="1" r:id="rIdog89d3dpsnisxfrmrlflp">
+            <w:hyperlink w:history="1" r:id="rIdkryf8btjh5jaq0a123ker">
               <w:r>
                 <w:rPr>
                   <w:color w:val="1155CC"/>
@@ -10196,7 +12708,7 @@
             <w:pPr>
               <w:spacing w:after="20"/>
             </w:pPr>
-            <w:hyperlink w:history="1" r:id="rIduiuazu-mfwqrqfy32mqwd">
+            <w:hyperlink w:history="1" r:id="rIdsz944zvhs3dg3mf0b4xpn">
               <w:r>
                 <w:rPr>
                   <w:color w:val="1155CC"/>
@@ -10337,7 +12849,7 @@
             <w:pPr>
               <w:spacing w:after="20"/>
             </w:pPr>
-            <w:hyperlink w:history="1" r:id="rIdcknp1bhsdtt2cqibbqm1o">
+            <w:hyperlink w:history="1" r:id="rIdslqorci9vmut0vqiiuhyr">
               <w:r>
                 <w:rPr>
                   <w:color w:val="1155CC"/>
@@ -10478,7 +12990,7 @@
             <w:pPr>
               <w:spacing w:after="20"/>
             </w:pPr>
-            <w:hyperlink w:history="1" r:id="rIdqulm6yzo34ta9hzfxjzxz">
+            <w:hyperlink w:history="1" r:id="rIdgz4nloy_vhmm1a9w5hv0f">
               <w:r>
                 <w:rPr>
                   <w:color w:val="1155CC"/>
@@ -10619,7 +13131,7 @@
             <w:pPr>
               <w:spacing w:after="20"/>
             </w:pPr>
-            <w:hyperlink w:history="1" r:id="rIdrpjgl6jcpmhhfsyqfvmbm">
+            <w:hyperlink w:history="1" r:id="rId17xumiiqpbwbrsep8th_v">
               <w:r>
                 <w:rPr>
                   <w:color w:val="1155CC"/>
@@ -10760,7 +13272,7 @@
             <w:pPr>
               <w:spacing w:after="20"/>
             </w:pPr>
-            <w:hyperlink w:history="1" r:id="rIdyrvold5633rabyoxrg5j7">
+            <w:hyperlink w:history="1" r:id="rIdiq0c3ngmjiivy_qedqgf4">
               <w:r>
                 <w:rPr>
                   <w:color w:val="1155CC"/>
@@ -11940,7 +14452,7 @@
                 <w:sz w:val="17"/>
                 <w:szCs w:val="17"/>
               </w:rPr>
-              <w:t xml:space="preserve">  of which contamination words (bacteria, infection, expired)</w:t>
+              <w:t xml:space="preserve">  of which contamination words (bacteria, infection, expired, recall or recalled)</w:t>
             </w:r>
           </w:p>
         </w:tc>
@@ -12257,7 +14769,7 @@
                     </pic:cNvPicPr>
                   </pic:nvPicPr>
                   <pic:blipFill>
-                    <a:blip r:embed="rId40" cstate="none"/>
+                    <a:blip r:embed="rId56" cstate="none"/>
                     <a:srcRect/>
                     <a:stretch>
                       <a:fillRect/>
@@ -12327,7 +14839,7 @@
                     </pic:cNvPicPr>
                   </pic:nvPicPr>
                   <pic:blipFill>
-                    <a:blip r:embed="rId41" cstate="none"/>
+                    <a:blip r:embed="rId57" cstate="none"/>
                     <a:srcRect/>
                     <a:stretch>
                       <a:fillRect/>
@@ -12433,7 +14945,7 @@
                     </pic:cNvPicPr>
                   </pic:nvPicPr>
                   <pic:blipFill>
-                    <a:blip r:embed="rId42" cstate="none"/>
+                    <a:blip r:embed="rId58" cstate="none"/>
                     <a:srcRect/>
                     <a:stretch>
                       <a:fillRect/>
@@ -12511,7 +15023,7 @@
                     </pic:cNvPicPr>
                   </pic:nvPicPr>
                   <pic:blipFill>
-                    <a:blip r:embed="rId43" cstate="none"/>
+                    <a:blip r:embed="rId59" cstate="none"/>
                     <a:srcRect/>
                     <a:stretch>
                       <a:fillRect/>
@@ -12589,7 +15101,7 @@
                     </pic:cNvPicPr>
                   </pic:nvPicPr>
                   <pic:blipFill>
-                    <a:blip r:embed="rId44" cstate="none"/>
+                    <a:blip r:embed="rId60" cstate="none"/>
                     <a:srcRect/>
                     <a:stretch>
                       <a:fillRect/>
@@ -12667,7 +15179,7 @@
                     </pic:cNvPicPr>
                   </pic:nvPicPr>
                   <pic:blipFill>
-                    <a:blip r:embed="rId45" cstate="none"/>
+                    <a:blip r:embed="rId61" cstate="none"/>
                     <a:srcRect/>
                     <a:stretch>
                       <a:fillRect/>
@@ -12695,6 +15207,14 @@
       </w:pPr>
       <w:r>
         <w:t xml:space="preserve">In an informal, single-reader check of 60 randomly sampled keyword-hit reviews, 13 (22%) clearly described an adverse reaction, spoilage or contamination involving the reviewed product. Five more complained only that the product smelled bad, which may be a preference and not a defect. The other 42 were negations, descriptions of a condition the product relieved, or unrelated uses of the word. This check is too small and too informal to be a result. It is enough to plan with: if about one keyword hit in five is genuine, genuine complaints are roughly 0.5% of all reviews, before counting complaints that use none of the listed words.</w:t>
+      </w:r>
+    </w:p>
+    <w:p>
+      <w:pPr>
+        <w:spacing w:after="120" w:line="270"/>
+      </w:pPr>
+      <w:r>
+        <w:t xml:space="preserve">The contamination group is the noisiest. Of its 48,399 reviews, 41,290 match no other group. Within those, 18,320 contain "expired", 11,452 "bacteria" or "bacterial", 4,605 "recall" or "recalled" and 4,526 "infection". A short read of each word in context found the same harmless uses repeatedly: a return window that had expired, praise for antibacterial products, an infection the product cleared, and "recall" meaning remember. Genuine complaints also occur, such as an expired item received. The broad group stays in use for drawing the annotation sample, where catching more is the aim, while the baseline in Section 8.6 uses a tightened version; Week 3 records both versions so that the sampling pool and the comparison never change silently.</w:t>
       </w:r>
     </w:p>
     <w:p>
@@ -13203,7 +15723,7 @@
                     </pic:cNvPicPr>
                   </pic:nvPicPr>
                   <pic:blipFill>
-                    <a:blip r:embed="rId46" cstate="none"/>
+                    <a:blip r:embed="rId62" cstate="none"/>
                     <a:srcRect/>
                     <a:stretch>
                       <a:fillRect/>
@@ -14733,7 +17253,7 @@
                     </pic:cNvPicPr>
                   </pic:nvPicPr>
                   <pic:blipFill>
-                    <a:blip r:embed="rId47" cstate="none"/>
+                    <a:blip r:embed="rId63" cstate="none"/>
                     <a:srcRect/>
                     <a:stretch>
                       <a:fillRect/>
@@ -14760,7 +17280,7 @@
         <w:spacing w:after="120" w:line="270"/>
       </w:pPr>
       <w:r>
-        <w:t xml:space="preserve">Figure 9 is the worked example from Section 2.4 over time. Of the 3,016 reviews before the recall, 242 use a safety word. The quarterly count of safety-word reviews shows no visible rise before March 2022. That is an honest null from a crude measure: the count includes praise for a product sold for sensitive skin, covers US buyers of a Canadian lot recall, and cannot see batches. It shows why RQ4 needs labelled complaints, and why it is treated as exploratory.</w:t>
+        <w:t xml:space="preserve">Figure 9 is the worked example from Section 2.4 over time. Of the 3,016 reviews before the recall, 242 use a safety word. The quarterly count of safety-word reviews shows no visible rise before March 2022. That is an honest null from a crude measure: the count includes praise for a product sold for sensitive skin, covers US buyers of a Canadian lot recall, and cannot see batches. It shows why RQ4 needs labelled complaints, and why it is treated as exploratory. The share view is less flat: safety-word reviews were 10.8% to 15.0% of each quarter's reviews in 2021 against 3.4% to 10.6% in 2020. Each quarter in those two years holds only 89 to 166 reviews, so a few reviews move the share by several points, and the words include praise. Neither view is evidence either way until the reviews are labelled.</w:t>
       </w:r>
     </w:p>
     <w:p>
@@ -15367,7 +17887,7 @@
                     </pic:cNvPicPr>
                   </pic:nvPicPr>
                   <pic:blipFill>
-                    <a:blip r:embed="rId48" cstate="none"/>
+                    <a:blip r:embed="rId64" cstate="none"/>
                     <a:srcRect/>
                     <a:stretch>
                       <a:fillRect/>
@@ -15437,7 +17957,7 @@
                     </pic:cNvPicPr>
                   </pic:nvPicPr>
                   <pic:blipFill>
-                    <a:blip r:embed="rId49" cstate="none"/>
+                    <a:blip r:embed="rId65" cstate="none"/>
                     <a:srcRect/>
                     <a:stretch>
                       <a:fillRect/>
@@ -16332,7 +18852,7 @@
                     </pic:cNvPicPr>
                   </pic:nvPicPr>
                   <pic:blipFill>
-                    <a:blip r:embed="rId50" cstate="none"/>
+                    <a:blip r:embed="rId66" cstate="none"/>
                     <a:srcRect/>
                     <a:stretch>
                       <a:fillRect/>
@@ -16490,7 +19010,7 @@
                     </pic:cNvPicPr>
                   </pic:nvPicPr>
                   <pic:blipFill>
-                    <a:blip r:embed="rId51" cstate="none"/>
+                    <a:blip r:embed="rId67" cstate="none"/>
                     <a:srcRect/>
                     <a:stretch>
                       <a:fillRect/>
@@ -18109,7 +20629,7 @@
         <w:t xml:space="preserve">Procedure.</w:t>
       </w:r>
       <w:r>
-        <w:t xml:space="preserve"> Apply the rules in Table 8c in a fixed order, keeping the original text beside the cleaned text. Replace reviewer identifiers with one-way hashes. Convert posting times to UTC. Join each review to its product so that every later split can be grouped by product.</w:t>
+        <w:t xml:space="preserve"> Apply the rules in Table 8c in a fixed order, keeping the original text beside the cleaned text. Replace reviewer identifiers with a pseudo-identifier, a shortened SHA-1 of the reviewer, product and time fields. The key is deterministic, so anyone holding the source dataset can recompute it and find the review: it is pseudonymisation, not anonymisation, which is why only labels and never review text are published. Convert posting times to UTC. Join each review to its product so that every later split can be grouped by product.</w:t>
       </w:r>
     </w:p>
     <w:p>
@@ -19159,6 +21679,101 @@
           </w:p>
         </w:tc>
       </w:tr>
+      <w:tr>
+        <w:trPr>
+          <w:cantSplit/>
+        </w:trPr>
+        <w:tc>
+          <w:tcPr>
+            <w:tcW w:type="dxa" w:w="3100"/>
+            <w:tcBorders>
+              <w:top w:val="single" w:color="B8C4CC" w:sz="4"/>
+              <w:left w:val="single" w:color="B8C4CC" w:sz="4"/>
+              <w:bottom w:val="single" w:color="B8C4CC" w:sz="4"/>
+              <w:right w:val="single" w:color="B8C4CC" w:sz="4"/>
+            </w:tcBorders>
+            <w:tcMar>
+              <w:top w:type="dxa" w:w="40"/>
+              <w:left w:type="dxa" w:w="90"/>
+              <w:bottom w:type="dxa" w:w="40"/>
+              <w:right w:type="dxa" w:w="90"/>
+            </w:tcMar>
+            <w:vAlign w:val="top"/>
+          </w:tcPr>
+          <w:p>
+            <w:pPr>
+              <w:spacing w:after="20"/>
+            </w:pPr>
+            <w:r>
+              <w:rPr>
+                <w:sz w:val="17"/>
+                <w:szCs w:val="17"/>
+              </w:rPr>
+              <w:t xml:space="preserve">Which complaint types and severity cues occur in each word group?</w:t>
+            </w:r>
+          </w:p>
+        </w:tc>
+        <w:tc>
+          <w:tcPr>
+            <w:tcW w:type="dxa" w:w="3126"/>
+            <w:tcBorders>
+              <w:top w:val="single" w:color="B8C4CC" w:sz="4"/>
+              <w:left w:val="single" w:color="B8C4CC" w:sz="4"/>
+              <w:bottom w:val="single" w:color="B8C4CC" w:sz="4"/>
+              <w:right w:val="single" w:color="B8C4CC" w:sz="4"/>
+            </w:tcBorders>
+            <w:tcMar>
+              <w:top w:type="dxa" w:w="40"/>
+              <w:left w:type="dxa" w:w="90"/>
+              <w:bottom w:type="dxa" w:w="40"/>
+              <w:right w:type="dxa" w:w="90"/>
+            </w:tcMar>
+            <w:vAlign w:val="top"/>
+          </w:tcPr>
+          <w:p>
+            <w:pPr>
+              <w:spacing w:after="20"/>
+            </w:pPr>
+            <w:r>
+              <w:rPr>
+                <w:sz w:val="17"/>
+                <w:szCs w:val="17"/>
+              </w:rPr>
+              <w:t xml:space="preserve">Cross-tabulation of complaint type by word group; share with a medical-attention cue by stratum, with Wilson intervals</w:t>
+            </w:r>
+          </w:p>
+        </w:tc>
+        <w:tc>
+          <w:tcPr>
+            <w:tcW w:type="dxa" w:w="2800"/>
+            <w:tcBorders>
+              <w:top w:val="single" w:color="B8C4CC" w:sz="4"/>
+              <w:left w:val="single" w:color="B8C4CC" w:sz="4"/>
+              <w:bottom w:val="single" w:color="B8C4CC" w:sz="4"/>
+              <w:right w:val="single" w:color="B8C4CC" w:sz="4"/>
+            </w:tcBorders>
+            <w:tcMar>
+              <w:top w:type="dxa" w:w="40"/>
+              <w:left w:type="dxa" w:w="90"/>
+              <w:bottom w:type="dxa" w:w="40"/>
+              <w:right w:type="dxa" w:w="90"/>
+            </w:tcMar>
+            <w:vAlign w:val="top"/>
+          </w:tcPr>
+          <w:p>
+            <w:pPr>
+              <w:spacing w:after="20"/>
+            </w:pPr>
+            <w:r>
+              <w:rPr>
+                <w:sz w:val="17"/>
+                <w:szCs w:val="17"/>
+              </w:rPr>
+              <w:t xml:space="preserve">Stacked bars</w:t>
+            </w:r>
+          </w:p>
+        </w:tc>
+      </w:tr>
     </w:tbl>
     <w:p>
       <w:pPr>
@@ -20350,7 +22965,7 @@
                 <w:sz w:val="17"/>
                 <w:szCs w:val="17"/>
               </w:rPr>
-              <w:t xml:space="preserve">Keyword search</w:t>
+              <w:t xml:space="preserve">Naive keyword baseline</w:t>
             </w:r>
           </w:p>
         </w:tc>
@@ -20380,7 +22995,7 @@
                 <w:sz w:val="17"/>
                 <w:szCs w:val="17"/>
               </w:rPr>
-              <w:t xml:space="preserve">The six word groups in Table 7; no fitting</w:t>
+              <w:t xml:space="preserve">Any match to the six word groups in Table 7, scored by the number of groups matched; no fitting</w:t>
             </w:r>
           </w:p>
         </w:tc>
@@ -20410,7 +23025,7 @@
                 <w:sz w:val="17"/>
                 <w:szCs w:val="17"/>
               </w:rPr>
-              <w:t xml:space="preserve">The baseline every model must beat (H2)</w:t>
+              <w:t xml:space="preserve">Shows how far the sampling net alone gets</w:t>
             </w:r>
           </w:p>
         </w:tc>
@@ -20445,7 +23060,7 @@
                 <w:sz w:val="17"/>
                 <w:szCs w:val="17"/>
               </w:rPr>
-              <w:t xml:space="preserve">Logistic regression on TF-IDF</w:t>
+              <w:t xml:space="preserve">Tuned keyword baseline</w:t>
             </w:r>
           </w:p>
         </w:tc>
@@ -20475,7 +23090,7 @@
                 <w:sz w:val="17"/>
                 <w:szCs w:val="17"/>
               </w:rPr>
-              <w:t xml:space="preserve">Balanced class weights; regularisation strength chosen from 0.1, 1 and 10</w:t>
+              <w:t xml:space="preserve">Tightened patterns ("recall" as remember, expired return windows and antibacterial praise removed), the negation rule from Section 8.4 and a rating rule (lower stars ranked higher); each rule kept only if it raises average precision on development folds</w:t>
             </w:r>
           </w:p>
         </w:tc>
@@ -20505,7 +23120,7 @@
                 <w:sz w:val="17"/>
                 <w:szCs w:val="17"/>
               </w:rPr>
-              <w:t xml:space="preserve">Fast, readable coefficients, strong on short text</w:t>
+              <w:t xml:space="preserve">The baseline H2 is tested against, so beating it means more than beating a naive word list</w:t>
             </w:r>
           </w:p>
         </w:tc>
@@ -20540,7 +23155,7 @@
                 <w:sz w:val="17"/>
                 <w:szCs w:val="17"/>
               </w:rPr>
-              <w:t xml:space="preserve">Gradient boosting on engineered features</w:t>
+              <w:t xml:space="preserve">Logistic regression on TF-IDF</w:t>
             </w:r>
           </w:p>
         </w:tc>
@@ -20570,7 +23185,7 @@
                 <w:sz w:val="17"/>
                 <w:szCs w:val="17"/>
               </w:rPr>
-              <w:t xml:space="preserve">Shallow trees, early stopping, balanced weights</w:t>
+              <w:t xml:space="preserve">Balanced class weights; regularisation strength chosen from 0.1, 1 and 10</w:t>
             </w:r>
           </w:p>
         </w:tc>
@@ -20600,7 +23215,7 @@
                 <w:sz w:val="17"/>
                 <w:szCs w:val="17"/>
               </w:rPr>
-              <w:t xml:space="preserve">Tests whether negation, rating and length add value</w:t>
+              <w:t xml:space="preserve">Fast, readable coefficients, strong on short text</w:t>
             </w:r>
           </w:p>
         </w:tc>
@@ -20635,7 +23250,7 @@
                 <w:sz w:val="17"/>
                 <w:szCs w:val="17"/>
               </w:rPr>
-              <w:t xml:space="preserve">Logistic regression on weak labels</w:t>
+              <w:t xml:space="preserve">Gradient boosting on engineered features</w:t>
             </w:r>
           </w:p>
         </w:tc>
@@ -20665,7 +23280,7 @@
                 <w:sz w:val="17"/>
                 <w:szCs w:val="17"/>
               </w:rPr>
-              <w:t xml:space="preserve">Same settings, trained on rule-made labels only</w:t>
+              <w:t xml:space="preserve">Shallow trees, early stopping, balanced weights</w:t>
             </w:r>
           </w:p>
         </w:tc>
@@ -20695,7 +23310,7 @@
                 <w:sz w:val="17"/>
                 <w:szCs w:val="17"/>
               </w:rPr>
-              <w:t xml:space="preserve">Tests H3</w:t>
+              <w:t xml:space="preserve">Tests whether negation, rating and length add value</w:t>
             </w:r>
           </w:p>
         </w:tc>
@@ -20730,6 +23345,101 @@
                 <w:sz w:val="17"/>
                 <w:szCs w:val="17"/>
               </w:rPr>
+              <w:t xml:space="preserve">Logistic regression on weak labels</w:t>
+            </w:r>
+          </w:p>
+        </w:tc>
+        <w:tc>
+          <w:tcPr>
+            <w:tcW w:type="dxa" w:w="3626"/>
+            <w:tcBorders>
+              <w:top w:val="single" w:color="B8C4CC" w:sz="4"/>
+              <w:left w:val="single" w:color="B8C4CC" w:sz="4"/>
+              <w:bottom w:val="single" w:color="B8C4CC" w:sz="4"/>
+              <w:right w:val="single" w:color="B8C4CC" w:sz="4"/>
+            </w:tcBorders>
+            <w:tcMar>
+              <w:top w:type="dxa" w:w="40"/>
+              <w:left w:type="dxa" w:w="90"/>
+              <w:bottom w:type="dxa" w:w="40"/>
+              <w:right w:type="dxa" w:w="90"/>
+            </w:tcMar>
+            <w:vAlign w:val="top"/>
+          </w:tcPr>
+          <w:p>
+            <w:pPr>
+              <w:spacing w:after="20"/>
+            </w:pPr>
+            <w:r>
+              <w:rPr>
+                <w:sz w:val="17"/>
+                <w:szCs w:val="17"/>
+              </w:rPr>
+              <w:t xml:space="preserve">Same settings, trained on rule-made labels only</w:t>
+            </w:r>
+          </w:p>
+        </w:tc>
+        <w:tc>
+          <w:tcPr>
+            <w:tcW w:type="dxa" w:w="3100"/>
+            <w:tcBorders>
+              <w:top w:val="single" w:color="B8C4CC" w:sz="4"/>
+              <w:left w:val="single" w:color="B8C4CC" w:sz="4"/>
+              <w:bottom w:val="single" w:color="B8C4CC" w:sz="4"/>
+              <w:right w:val="single" w:color="B8C4CC" w:sz="4"/>
+            </w:tcBorders>
+            <w:tcMar>
+              <w:top w:type="dxa" w:w="40"/>
+              <w:left w:type="dxa" w:w="90"/>
+              <w:bottom w:type="dxa" w:w="40"/>
+              <w:right w:type="dxa" w:w="90"/>
+            </w:tcMar>
+            <w:vAlign w:val="top"/>
+          </w:tcPr>
+          <w:p>
+            <w:pPr>
+              <w:spacing w:after="20"/>
+            </w:pPr>
+            <w:r>
+              <w:rPr>
+                <w:sz w:val="17"/>
+                <w:szCs w:val="17"/>
+              </w:rPr>
+              <w:t xml:space="preserve">Tests H3</w:t>
+            </w:r>
+          </w:p>
+        </w:tc>
+      </w:tr>
+      <w:tr>
+        <w:trPr>
+          <w:cantSplit/>
+        </w:trPr>
+        <w:tc>
+          <w:tcPr>
+            <w:tcW w:type="dxa" w:w="2300"/>
+            <w:tcBorders>
+              <w:top w:val="single" w:color="B8C4CC" w:sz="4"/>
+              <w:left w:val="single" w:color="B8C4CC" w:sz="4"/>
+              <w:bottom w:val="single" w:color="B8C4CC" w:sz="4"/>
+              <w:right w:val="single" w:color="B8C4CC" w:sz="4"/>
+            </w:tcBorders>
+            <w:tcMar>
+              <w:top w:type="dxa" w:w="40"/>
+              <w:left w:type="dxa" w:w="90"/>
+              <w:bottom w:type="dxa" w:w="40"/>
+              <w:right w:type="dxa" w:w="90"/>
+            </w:tcMar>
+            <w:vAlign w:val="top"/>
+          </w:tcPr>
+          <w:p>
+            <w:pPr>
+              <w:spacing w:after="20"/>
+            </w:pPr>
+            <w:r>
+              <w:rPr>
+                <w:sz w:val="17"/>
+                <w:szCs w:val="17"/>
+              </w:rPr>
               <w:t xml:space="preserve">Pretrained sentence encoder with a linear head</w:t>
             </w:r>
           </w:p>
@@ -20798,22 +23508,10 @@
     </w:tbl>
     <w:p>
       <w:pPr>
-        <w:pStyle w:val="ListParagraph"/>
-        <w:numPr>
-          <w:ilvl w:val="0"/>
-          <w:numId w:val="2"/>
-        </w:numPr>
-        <w:spacing w:after="70" w:line="276"/>
+        <w:spacing w:after="120" w:line="270"/>
       </w:pPr>
       <w:r>
-        <w:rPr>
-          <w:b/>
-          <w:bCs/>
-        </w:rPr>
-        <w:t xml:space="preserve">Validation.</w:t>
-      </w:r>
-      <w:r>
-        <w:t xml:space="preserve"> Five-fold cross-validation on the development set, stratified by label and grouped by product, so no product appears on both sides of a split.</w:t>
+        <w:t xml:space="preserve">Both keyword baselines are scored on the same development folds as the models, and H2 is claimed only against the tuned one. The tightened patterns are a second, versioned copy of the word list: the broad list keeps drawing the annotation sample, and Week 3 records which version produced each output.</w:t>
       </w:r>
     </w:p>
     <w:p>
@@ -20830,10 +23528,10 @@
           <w:b/>
           <w:bCs/>
         </w:rPr>
-        <w:t xml:space="preserve">Selection.</w:t>
-      </w:r>
-      <w:r>
-        <w:t xml:space="preserve"> Settings are chosen by mean average precision across folds. The test set is not opened during this step.</w:t>
+        <w:t xml:space="preserve">Validation.</w:t>
+      </w:r>
+      <w:r>
+        <w:t xml:space="preserve"> Five-fold cross-validation on the development set, stratified by label and grouped by product, so no product appears on both sides of a split.</w:t>
       </w:r>
     </w:p>
     <w:p>
@@ -20850,6 +23548,26 @@
           <w:b/>
           <w:bCs/>
         </w:rPr>
+        <w:t xml:space="preserve">Selection.</w:t>
+      </w:r>
+      <w:r>
+        <w:t xml:space="preserve"> Settings are chosen by mean average precision across folds. The test set is not opened during this step.</w:t>
+      </w:r>
+    </w:p>
+    <w:p>
+      <w:pPr>
+        <w:pStyle w:val="ListParagraph"/>
+        <w:numPr>
+          <w:ilvl w:val="0"/>
+          <w:numId w:val="2"/>
+        </w:numPr>
+        <w:spacing w:after="70" w:line="276"/>
+      </w:pPr>
+      <w:r>
+        <w:rPr>
+          <w:b/>
+          <w:bCs/>
+        </w:rPr>
         <w:t xml:space="preserve">Overfitting checks.</w:t>
       </w:r>
       <w:r>
@@ -20895,7 +23613,7 @@
           <w:sz w:val="19"/>
           <w:szCs w:val="19"/>
         </w:rPr>
-        <w:t xml:space="preserve"> Worked illustration on 10,000 reviews (planning figures, not results)</w:t>
+        <w:t xml:space="preserve"> Worked illustration on 10,000 reviews (planning figures on the full-population basis, not results)</w:t>
       </w:r>
     </w:p>
     <w:tbl>
@@ -21569,7 +24287,200 @@
           <w:sz w:val="18"/>
           <w:szCs w:val="18"/>
         </w:rPr>
-        <w:t xml:space="preserve">The keyword row applies the measured 2.57% hit rate and the informal 22% genuine share. The classifier row is a target: keep four in five of the complaints the keywords find while cutting the reading load by 60%.</w:t>
+        <w:t xml:space="preserve">Both rows are on the full-population basis, in which about 0.5% of reviews are genuine complaints. The keyword row applies the measured 2.57% hit rate and the informal 22% genuine share. The classifier row is a target: keep four in five of the complaints the keywords find while cutting the reading load by 60%. Reaching 46% precision in deployment would need roughly 96% precision on the enriched test set by the conversion below, so the target is ambitious and test results are converted before they are compared with it.</w:t>
+      </w:r>
+    </w:p>
+    <w:p>
+      <w:pPr>
+        <w:spacing w:after="120" w:line="270"/>
+      </w:pPr>
+      <w:r>
+        <w:rPr>
+          <w:b/>
+          <w:bCs/>
+        </w:rPr>
+        <w:t xml:space="preserve">Evaluation protocol: two bases, never mixed.</w:t>
+      </w:r>
+      <w:r>
+        <w:t xml:space="preserve"> The labelled test set is enriched: about 52 of its roughly 400 reviews (13%) are expected to be complaints, against roughly 0.5% of all reviews (Section 7.2). Because precision depends on how common positives are, every test-set figure is reported as an </w:t>
+      </w:r>
+      <w:r>
+        <w:rPr>
+          <w:b/>
+          <w:bCs/>
+        </w:rPr>
+        <w:t xml:space="preserve">enriched-sample metric</w:t>
+      </w:r>
+      <w:r>
+        <w:t xml:space="preserve"> and used only to compare models with each other. What a brand would experience is reported separately, at the population base rate. The main estimate weights each test review by the inverse of its inclusion probability, which Section 9.2 records for every sampled review. As a hand check, enriched precision is converted with the prior-correction formula below, which assumes the model's recall and false-alarm rate are the same in the sample as in deployment.</w:t>
+      </w:r>
+    </w:p>
+    <w:p>
+      <w:pPr>
+        <w:shd w:fill="F3F5F7" w:color="auto" w:val="clear"/>
+        <w:spacing w:after="0" w:line="240"/>
+        <w:ind w:left="200"/>
+      </w:pPr>
+      <w:r>
+        <w:rPr>
+          <w:rFonts w:ascii="Courier New" w:cs="Courier New" w:eastAsia="Courier New" w:hAnsi="Courier New"/>
+          <w:sz w:val="16"/>
+          <w:szCs w:val="16"/>
+        </w:rPr>
+        <w:t xml:space="preserve">P_pop = P_s * (p_pop / p_s) / ( P_s * (p_pop / p_s) + (1 - P_s) * ((1 - p_pop) / (1 - p_s)) )</w:t>
+      </w:r>
+    </w:p>
+    <w:p>
+      <w:pPr>
+        <w:shd w:fill="F3F5F7" w:color="auto" w:val="clear"/>
+        <w:spacing w:after="0" w:line="240"/>
+        <w:ind w:left="200"/>
+      </w:pPr>
+      <w:r>
+        <w:rPr>
+          <w:rFonts w:ascii="Courier New" w:cs="Courier New" w:eastAsia="Courier New" w:hAnsi="Courier New"/>
+          <w:sz w:val="16"/>
+          <w:szCs w:val="16"/>
+        </w:rPr>
+        <w:t xml:space="preserve"> </w:t>
+      </w:r>
+    </w:p>
+    <w:p>
+      <w:pPr>
+        <w:shd w:fill="F3F5F7" w:color="auto" w:val="clear"/>
+        <w:spacing w:after="0" w:line="240"/>
+        <w:ind w:left="200"/>
+      </w:pPr>
+      <w:r>
+        <w:rPr>
+          <w:rFonts w:ascii="Courier New" w:cs="Courier New" w:eastAsia="Courier New" w:hAnsi="Courier New"/>
+          <w:sz w:val="16"/>
+          <w:szCs w:val="16"/>
+        </w:rPr>
+        <w:t xml:space="preserve">P_s   = precision on the enriched test set       p_s = complaint share in the test set</w:t>
+      </w:r>
+    </w:p>
+    <w:p>
+      <w:pPr>
+        <w:shd w:fill="F3F5F7" w:color="auto" w:val="clear"/>
+        <w:spacing w:after="0" w:line="240"/>
+        <w:ind w:left="200"/>
+      </w:pPr>
+      <w:r>
+        <w:rPr>
+          <w:rFonts w:ascii="Courier New" w:cs="Courier New" w:eastAsia="Courier New" w:hAnsi="Courier New"/>
+          <w:sz w:val="16"/>
+          <w:szCs w:val="16"/>
+        </w:rPr>
+        <w:t xml:space="preserve">p_pop = complaint share among all reviews</w:t>
+      </w:r>
+    </w:p>
+    <w:p>
+      <w:pPr>
+        <w:shd w:fill="F3F5F7" w:color="auto" w:val="clear"/>
+        <w:spacing w:after="0" w:line="240"/>
+        <w:ind w:left="200"/>
+      </w:pPr>
+      <w:r>
+        <w:rPr>
+          <w:rFonts w:ascii="Courier New" w:cs="Courier New" w:eastAsia="Courier New" w:hAnsi="Courier New"/>
+          <w:sz w:val="16"/>
+          <w:szCs w:val="16"/>
+        </w:rPr>
+        <w:t xml:space="preserve"> </w:t>
+      </w:r>
+    </w:p>
+    <w:p>
+      <w:pPr>
+        <w:shd w:fill="F3F5F7" w:color="auto" w:val="clear"/>
+        <w:spacing w:after="0" w:line="240"/>
+        <w:ind w:left="200"/>
+      </w:pPr>
+      <w:r>
+        <w:rPr>
+          <w:rFonts w:ascii="Courier New" w:cs="Courier New" w:eastAsia="Courier New" w:hAnsi="Courier New"/>
+          <w:sz w:val="16"/>
+          <w:szCs w:val="16"/>
+        </w:rPr>
+        <w:t xml:space="preserve">worked example: P_s = 0.46, p_s = 52 / 400 = 0.13, p_pop = 0.005</w:t>
+      </w:r>
+    </w:p>
+    <w:p>
+      <w:pPr>
+        <w:shd w:fill="F3F5F7" w:color="auto" w:val="clear"/>
+        <w:spacing w:after="0" w:line="240"/>
+        <w:ind w:left="200"/>
+      </w:pPr>
+      <w:r>
+        <w:rPr>
+          <w:rFonts w:ascii="Courier New" w:cs="Courier New" w:eastAsia="Courier New" w:hAnsi="Courier New"/>
+          <w:sz w:val="16"/>
+          <w:szCs w:val="16"/>
+        </w:rPr>
+        <w:t xml:space="preserve">    numerator   = 0.46 * 0.005 / 0.13          = 0.0177</w:t>
+      </w:r>
+    </w:p>
+    <w:p>
+      <w:pPr>
+        <w:shd w:fill="F3F5F7" w:color="auto" w:val="clear"/>
+        <w:spacing w:after="0" w:line="240"/>
+        <w:ind w:left="200"/>
+      </w:pPr>
+      <w:r>
+        <w:rPr>
+          <w:rFonts w:ascii="Courier New" w:cs="Courier New" w:eastAsia="Courier New" w:hAnsi="Courier New"/>
+          <w:sz w:val="16"/>
+          <w:szCs w:val="16"/>
+        </w:rPr>
+        <w:t xml:space="preserve">    denominator = 0.0177 + 0.54 * 0.995 / 0.87 = 0.0177 + 0.6176 = 0.6353</w:t>
+      </w:r>
+    </w:p>
+    <w:p>
+      <w:pPr>
+        <w:shd w:fill="F3F5F7" w:color="auto" w:val="clear"/>
+        <w:spacing w:after="160" w:line="240"/>
+        <w:ind w:left="200"/>
+      </w:pPr>
+      <w:r>
+        <w:rPr>
+          <w:rFonts w:ascii="Courier New" w:cs="Courier New" w:eastAsia="Courier New" w:hAnsi="Courier New"/>
+          <w:sz w:val="16"/>
+          <w:szCs w:val="16"/>
+        </w:rPr>
+        <w:t xml:space="preserve">    P_pop       = 0.0177 / 0.6353              = 0.028</w:t>
+      </w:r>
+    </w:p>
+    <w:p>
+      <w:pPr>
+        <w:spacing w:after="120" w:line="270"/>
+      </w:pPr>
+      <w:r>
+        <w:t xml:space="preserve">A precision of 0.46 on the enriched test set therefore means about 2.8% in deployment, roughly one genuine complaint in 36 flags. The sample over-represents keyword hits, which are the hardest negatives, so the false-alarm rate measured on it is probably higher than in deployment and the formula probably understates deployment precision. That is why the weighted estimate is the headline and the formula only a check. The workload implied by the chosen threshold, in flags per 10,000 reviews and reviewer hours, is always reported at the population base rate.</w:t>
+      </w:r>
+    </w:p>
+    <w:p>
+      <w:pPr>
+        <w:spacing w:after="120" w:line="270"/>
+      </w:pPr>
+      <w:r>
+        <w:rPr>
+          <w:b/>
+          <w:bCs/>
+        </w:rPr>
+        <w:t xml:space="preserve">What size of improvement the test can detect.</w:t>
+      </w:r>
+      <w:r>
+        <w:t xml:space="preserve"> With about 52 positives in the test set, small gains in average precision cannot be separated from chance. A simulation of the H2 rule (paired bootstrap of the difference in average precision, 300 simulated test sets of 400 reviews with 52 positives, baseline average precision about 0.37) found that the classifier must beat the baseline by roughly 0.13 to 0.19 in average precision to be detected four times in five, depending on how closely the two models' scores agree (correlation 0.8 to 0.5). Smaller true gains will usually give an interval that includes zero. Such a result is recorded as </w:t>
+      </w:r>
+      <w:r>
+        <w:rPr>
+          <w:b/>
+          <w:bCs/>
+        </w:rPr>
+        <w:t xml:space="preserve">inconclusive</w:t>
+      </w:r>
+      <w:r>
+        <w:t xml:space="preserve">, not as evidence that the classifier does not help (Table 14). The simulation resampled reviews; resampling whole products, as planned, widens the interval, so the real detectable gain is somewhat larger.</w:t>
       </w:r>
     </w:p>
     <w:p>
@@ -21649,7 +24560,7 @@
         <w:t xml:space="preserve">Threshold.</w:t>
       </w:r>
       <w:r>
-        <w:t xml:space="preserve"> The alert threshold is fixed on development data from a stated reviewer workload (for example, 100 flags a week), before the test run.</w:t>
+        <w:t xml:space="preserve"> One alert threshold is fixed on development data from a stated reviewer workload (for example, 100 flags a week), before the test run, and the same threshold is applied to every model, including the weak-label model for H3. F1, precision and recall are reported at that threshold; average precision, which needs no threshold, is the headline comparison for H2 and H3.</w:t>
       </w:r>
     </w:p>
     <w:p>
@@ -23131,7 +26042,7 @@
         <w:t xml:space="preserve">not</w:t>
       </w:r>
       <w:r>
-        <w:t xml:space="preserve"> a complaint: a negated mention ("no rash"), a condition the product treated, a problem with a different product, simple dislike of a scent, and delivery or price issues. Appendix A gives constructed examples.</w:t>
+        <w:t xml:space="preserve"> a complaint: a negated mention ("no rash"), a condition the product treated, a problem with a different product, simple dislike of a scent, and delivery or price issues. Appendix A gives constructed examples. Complaint type and severity cue feed the Week 4 exploration (Table 9a) and the Week 6 error audit; experienced-by is used to rerun the main results without second-hand reports.</w:t>
       </w:r>
     </w:p>
     <w:p>
@@ -24196,7 +27107,7 @@
         <w:t xml:space="preserve">Privacy.</w:t>
       </w:r>
       <w:r>
-        <w:t xml:space="preserve"> Reviews are public, but they were written to help shoppers, not to be studied for health information. Reviewer identifiers are replaced with one-way hashes at the cleaning step. No reviewer is contacted or profiled.</w:t>
+        <w:t xml:space="preserve"> Reviews are public, but they were written to help shoppers, not to be studied for health information. Labels are stored against a deterministic pseudo-identifier built from the reviewer, product and time fields. Anyone holding the source dataset can recompute it, so it is not anonymous; therefore only labels, never review text, are published, and labels are never joined to other information about a reviewer. No reviewer is contacted or profiled.</w:t>
       </w:r>
     </w:p>
     <w:p>
@@ -24718,7 +27629,7 @@
                 <w:sz w:val="17"/>
                 <w:szCs w:val="17"/>
               </w:rPr>
-              <w:t xml:space="preserve">False alerts</w:t>
+              <w:t xml:space="preserve">Enriched test set</w:t>
             </w:r>
           </w:p>
         </w:tc>
@@ -24748,7 +27659,7 @@
                 <w:sz w:val="17"/>
                 <w:szCs w:val="17"/>
               </w:rPr>
-              <w:t xml:space="preserve">Even a good classifier produces many false flags at this base rate, which wastes reviewer time and could unfairly mark a product</w:t>
+              <w:t xml:space="preserve">About 13% of test reviews are expected to be complaints against about 0.5% in deployment, so test-set precision overstates what a brand would see (0.46 becomes about 0.03)</w:t>
             </w:r>
           </w:p>
         </w:tc>
@@ -24778,7 +27689,7 @@
                 <w:sz w:val="17"/>
                 <w:szCs w:val="17"/>
               </w:rPr>
-              <w:t xml:space="preserve">Human review of every flag; threshold set by workload; report precision at the top of the list; never auto-publish</w:t>
+              <w:t xml:space="preserve">Label test figures as enriched-sample metrics; report deployment precision and workload with inclusion-probability weights, and the prior-correction formula as a check (Section 8.7)</w:t>
             </w:r>
           </w:p>
         </w:tc>
@@ -24813,7 +27724,7 @@
                 <w:sz w:val="17"/>
                 <w:szCs w:val="17"/>
               </w:rPr>
-              <w:t xml:space="preserve">Negation and context</w:t>
+              <w:t xml:space="preserve">Small test set</w:t>
             </w:r>
           </w:p>
         </w:tc>
@@ -24843,7 +27754,7 @@
                 <w:sz w:val="17"/>
                 <w:szCs w:val="17"/>
               </w:rPr>
-              <w:t xml:space="preserve">"No irritation" and "cured my rash" contain complaint words</w:t>
+              <w:t xml:space="preserve">About 52 test positives; gains below roughly 0.13 to 0.19 in average precision cannot be reliably detected</w:t>
             </w:r>
           </w:p>
         </w:tc>
@@ -24873,7 +27784,7 @@
                 <w:sz w:val="17"/>
                 <w:szCs w:val="17"/>
               </w:rPr>
-              <w:t xml:space="preserve">Explicit guideline rules; negation features; error audit by category</w:t>
+              <w:t xml:space="preserve">Record such results as inconclusive, not as failures; extend labelling if time allows</w:t>
             </w:r>
           </w:p>
         </w:tc>
@@ -24908,7 +27819,7 @@
                 <w:sz w:val="17"/>
                 <w:szCs w:val="17"/>
               </w:rPr>
-              <w:t xml:space="preserve">Invisible hazards</w:t>
+              <w:t xml:space="preserve">False alerts</w:t>
             </w:r>
           </w:p>
         </w:tc>
@@ -24938,7 +27849,7 @@
                 <w:sz w:val="17"/>
                 <w:szCs w:val="17"/>
               </w:rPr>
-              <w:t xml:space="preserve">Banned ingredients and benzene cannot be perceived, so reviews cannot reveal them</w:t>
+              <w:t xml:space="preserve">Even a good classifier produces many false flags at this base rate, which wastes reviewer time and could unfairly mark a product</w:t>
             </w:r>
           </w:p>
         </w:tc>
@@ -24968,7 +27879,7 @@
                 <w:sz w:val="17"/>
                 <w:szCs w:val="17"/>
               </w:rPr>
-              <w:t xml:space="preserve">Limit claims to perceivable defects; use benzene recalls as a comparison group</w:t>
+              <w:t xml:space="preserve">Human review of every flag; threshold set by workload; report precision at the top of the list; never auto-publish</w:t>
             </w:r>
           </w:p>
         </w:tc>
@@ -25003,7 +27914,7 @@
                 <w:sz w:val="17"/>
                 <w:szCs w:val="17"/>
               </w:rPr>
-              <w:t xml:space="preserve">Fake and AI-written reviews</w:t>
+              <w:t xml:space="preserve">Negation and context</w:t>
             </w:r>
           </w:p>
         </w:tc>
@@ -25033,7 +27944,7 @@
                 <w:sz w:val="17"/>
                 <w:szCs w:val="17"/>
               </w:rPr>
-              <w:t xml:space="preserve">Inflated praise dilutes complaint rates; verified-purchase flags are imperfect</w:t>
+              <w:t xml:space="preserve">"No irritation" and "cured my rash" contain complaint words</w:t>
             </w:r>
           </w:p>
         </w:tc>
@@ -25063,7 +27974,7 @@
                 <w:sz w:val="17"/>
                 <w:szCs w:val="17"/>
               </w:rPr>
-              <w:t xml:space="preserve">Sensitivity analysis with and without unverified reviews; state as a limit</w:t>
+              <w:t xml:space="preserve">Explicit guideline rules; negation features; error audit by category</w:t>
             </w:r>
           </w:p>
         </w:tc>
@@ -25098,7 +28009,7 @@
                 <w:sz w:val="17"/>
                 <w:szCs w:val="17"/>
               </w:rPr>
-              <w:t xml:space="preserve">Counterfeit products</w:t>
+              <w:t xml:space="preserve">Invisible hazards</w:t>
             </w:r>
           </w:p>
         </w:tc>
@@ -25128,7 +28039,7 @@
                 <w:sz w:val="17"/>
                 <w:szCs w:val="17"/>
               </w:rPr>
-              <w:t xml:space="preserve">A complaint may concern a fake, not the brand's product</w:t>
+              <w:t xml:space="preserve">Banned ingredients and benzene cannot be perceived, so reviews cannot reveal them</w:t>
             </w:r>
           </w:p>
         </w:tc>
@@ -25158,7 +28069,7 @@
                 <w:sz w:val="17"/>
                 <w:szCs w:val="17"/>
               </w:rPr>
-              <w:t xml:space="preserve">Add a note field for suspected counterfeits; do not attribute fault</w:t>
+              <w:t xml:space="preserve">Limit claims to perceivable defects; use benzene recalls as a comparison group</w:t>
             </w:r>
           </w:p>
         </w:tc>
@@ -25193,7 +28104,7 @@
                 <w:sz w:val="17"/>
                 <w:szCs w:val="17"/>
               </w:rPr>
-              <w:t xml:space="preserve">Coverage and age</w:t>
+              <w:t xml:space="preserve">Fake and AI-written reviews</w:t>
             </w:r>
           </w:p>
         </w:tc>
@@ -25223,7 +28134,7 @@
                 <w:sz w:val="17"/>
                 <w:szCs w:val="17"/>
               </w:rPr>
-              <w:t xml:space="preserve">US marketplace, English, ending September 2023</w:t>
+              <w:t xml:space="preserve">Inflated praise dilutes complaint rates; verified-purchase flags are imperfect</w:t>
             </w:r>
           </w:p>
         </w:tc>
@@ -25253,7 +28164,7 @@
                 <w:sz w:val="17"/>
                 <w:szCs w:val="17"/>
               </w:rPr>
-              <w:t xml:space="preserve">Describe results as historical; no claim for other markets or for India</w:t>
+              <w:t xml:space="preserve">Sensitivity analysis with and without unverified reviews; state as a limit</w:t>
             </w:r>
           </w:p>
         </w:tc>
@@ -25288,7 +28199,7 @@
                 <w:sz w:val="17"/>
                 <w:szCs w:val="17"/>
               </w:rPr>
-              <w:t xml:space="preserve">Self-selection</w:t>
+              <w:t xml:space="preserve">Counterfeit products</w:t>
             </w:r>
           </w:p>
         </w:tc>
@@ -25318,7 +28229,7 @@
                 <w:sz w:val="17"/>
                 <w:szCs w:val="17"/>
               </w:rPr>
-              <w:t xml:space="preserve">Reviewers are not a sample of users; an unhappy minority writes more</w:t>
+              <w:t xml:space="preserve">A complaint may concern a fake, not the brand's product</w:t>
             </w:r>
           </w:p>
         </w:tc>
@@ -25348,7 +28259,7 @@
                 <w:sz w:val="17"/>
                 <w:szCs w:val="17"/>
               </w:rPr>
-              <w:t xml:space="preserve">No incidence estimates; compare products with each other, not with the population</w:t>
+              <w:t xml:space="preserve">Add a note field for suspected counterfeits; do not attribute fault</w:t>
             </w:r>
           </w:p>
         </w:tc>
@@ -25383,7 +28294,7 @@
                 <w:sz w:val="17"/>
                 <w:szCs w:val="17"/>
               </w:rPr>
-              <w:t xml:space="preserve">Single annotator risk</w:t>
+              <w:t xml:space="preserve">Coverage and age</w:t>
             </w:r>
           </w:p>
         </w:tc>
@@ -25413,7 +28324,7 @@
                 <w:sz w:val="17"/>
                 <w:szCs w:val="17"/>
               </w:rPr>
-              <w:t xml:space="preserve">Labels may reflect one person's reading</w:t>
+              <w:t xml:space="preserve">US marketplace, English, ending September 2023</w:t>
             </w:r>
           </w:p>
         </w:tc>
@@ -25443,7 +28354,7 @@
                 <w:sz w:val="17"/>
                 <w:szCs w:val="17"/>
               </w:rPr>
-              <w:t xml:space="preserve">Double labelling of 20%, or the stated test-retest fallback</w:t>
+              <w:t xml:space="preserve">Describe results as historical; no claim for other markets or for India</w:t>
             </w:r>
           </w:p>
         </w:tc>
@@ -25478,6 +28389,196 @@
                 <w:sz w:val="17"/>
                 <w:szCs w:val="17"/>
               </w:rPr>
+              <w:t xml:space="preserve">Self-selection</w:t>
+            </w:r>
+          </w:p>
+        </w:tc>
+        <w:tc>
+          <w:tcPr>
+            <w:tcW w:type="dxa" w:w="3226"/>
+            <w:tcBorders>
+              <w:top w:val="single" w:color="B8C4CC" w:sz="4"/>
+              <w:left w:val="single" w:color="B8C4CC" w:sz="4"/>
+              <w:bottom w:val="single" w:color="B8C4CC" w:sz="4"/>
+              <w:right w:val="single" w:color="B8C4CC" w:sz="4"/>
+            </w:tcBorders>
+            <w:tcMar>
+              <w:top w:type="dxa" w:w="40"/>
+              <w:left w:type="dxa" w:w="90"/>
+              <w:bottom w:type="dxa" w:w="40"/>
+              <w:right w:type="dxa" w:w="90"/>
+            </w:tcMar>
+            <w:vAlign w:val="top"/>
+          </w:tcPr>
+          <w:p>
+            <w:pPr>
+              <w:spacing w:after="20"/>
+            </w:pPr>
+            <w:r>
+              <w:rPr>
+                <w:sz w:val="17"/>
+                <w:szCs w:val="17"/>
+              </w:rPr>
+              <w:t xml:space="preserve">Reviewers are not a sample of users; an unhappy minority writes more</w:t>
+            </w:r>
+          </w:p>
+        </w:tc>
+        <w:tc>
+          <w:tcPr>
+            <w:tcW w:type="dxa" w:w="3800"/>
+            <w:tcBorders>
+              <w:top w:val="single" w:color="B8C4CC" w:sz="4"/>
+              <w:left w:val="single" w:color="B8C4CC" w:sz="4"/>
+              <w:bottom w:val="single" w:color="B8C4CC" w:sz="4"/>
+              <w:right w:val="single" w:color="B8C4CC" w:sz="4"/>
+            </w:tcBorders>
+            <w:tcMar>
+              <w:top w:type="dxa" w:w="40"/>
+              <w:left w:type="dxa" w:w="90"/>
+              <w:bottom w:type="dxa" w:w="40"/>
+              <w:right w:type="dxa" w:w="90"/>
+            </w:tcMar>
+            <w:vAlign w:val="top"/>
+          </w:tcPr>
+          <w:p>
+            <w:pPr>
+              <w:spacing w:after="20"/>
+            </w:pPr>
+            <w:r>
+              <w:rPr>
+                <w:sz w:val="17"/>
+                <w:szCs w:val="17"/>
+              </w:rPr>
+              <w:t xml:space="preserve">No incidence estimates; compare products with each other, not with the population</w:t>
+            </w:r>
+          </w:p>
+        </w:tc>
+      </w:tr>
+      <w:tr>
+        <w:trPr>
+          <w:cantSplit/>
+        </w:trPr>
+        <w:tc>
+          <w:tcPr>
+            <w:tcW w:type="dxa" w:w="2000"/>
+            <w:tcBorders>
+              <w:top w:val="single" w:color="B8C4CC" w:sz="4"/>
+              <w:left w:val="single" w:color="B8C4CC" w:sz="4"/>
+              <w:bottom w:val="single" w:color="B8C4CC" w:sz="4"/>
+              <w:right w:val="single" w:color="B8C4CC" w:sz="4"/>
+            </w:tcBorders>
+            <w:tcMar>
+              <w:top w:type="dxa" w:w="40"/>
+              <w:left w:type="dxa" w:w="90"/>
+              <w:bottom w:type="dxa" w:w="40"/>
+              <w:right w:type="dxa" w:w="90"/>
+            </w:tcMar>
+            <w:vAlign w:val="top"/>
+          </w:tcPr>
+          <w:p>
+            <w:pPr>
+              <w:spacing w:after="20"/>
+            </w:pPr>
+            <w:r>
+              <w:rPr>
+                <w:sz w:val="17"/>
+                <w:szCs w:val="17"/>
+              </w:rPr>
+              <w:t xml:space="preserve">Single annotator risk</w:t>
+            </w:r>
+          </w:p>
+        </w:tc>
+        <w:tc>
+          <w:tcPr>
+            <w:tcW w:type="dxa" w:w="3226"/>
+            <w:tcBorders>
+              <w:top w:val="single" w:color="B8C4CC" w:sz="4"/>
+              <w:left w:val="single" w:color="B8C4CC" w:sz="4"/>
+              <w:bottom w:val="single" w:color="B8C4CC" w:sz="4"/>
+              <w:right w:val="single" w:color="B8C4CC" w:sz="4"/>
+            </w:tcBorders>
+            <w:tcMar>
+              <w:top w:type="dxa" w:w="40"/>
+              <w:left w:type="dxa" w:w="90"/>
+              <w:bottom w:type="dxa" w:w="40"/>
+              <w:right w:type="dxa" w:w="90"/>
+            </w:tcMar>
+            <w:vAlign w:val="top"/>
+          </w:tcPr>
+          <w:p>
+            <w:pPr>
+              <w:spacing w:after="20"/>
+            </w:pPr>
+            <w:r>
+              <w:rPr>
+                <w:sz w:val="17"/>
+                <w:szCs w:val="17"/>
+              </w:rPr>
+              <w:t xml:space="preserve">Labels may reflect one person's reading</w:t>
+            </w:r>
+          </w:p>
+        </w:tc>
+        <w:tc>
+          <w:tcPr>
+            <w:tcW w:type="dxa" w:w="3800"/>
+            <w:tcBorders>
+              <w:top w:val="single" w:color="B8C4CC" w:sz="4"/>
+              <w:left w:val="single" w:color="B8C4CC" w:sz="4"/>
+              <w:bottom w:val="single" w:color="B8C4CC" w:sz="4"/>
+              <w:right w:val="single" w:color="B8C4CC" w:sz="4"/>
+            </w:tcBorders>
+            <w:tcMar>
+              <w:top w:type="dxa" w:w="40"/>
+              <w:left w:type="dxa" w:w="90"/>
+              <w:bottom w:type="dxa" w:w="40"/>
+              <w:right w:type="dxa" w:w="90"/>
+            </w:tcMar>
+            <w:vAlign w:val="top"/>
+          </w:tcPr>
+          <w:p>
+            <w:pPr>
+              <w:spacing w:after="20"/>
+            </w:pPr>
+            <w:r>
+              <w:rPr>
+                <w:sz w:val="17"/>
+                <w:szCs w:val="17"/>
+              </w:rPr>
+              <w:t xml:space="preserve">Double labelling of 20%, or the stated test-retest fallback</w:t>
+            </w:r>
+          </w:p>
+        </w:tc>
+      </w:tr>
+      <w:tr>
+        <w:trPr>
+          <w:cantSplit/>
+        </w:trPr>
+        <w:tc>
+          <w:tcPr>
+            <w:tcW w:type="dxa" w:w="2000"/>
+            <w:tcBorders>
+              <w:top w:val="single" w:color="B8C4CC" w:sz="4"/>
+              <w:left w:val="single" w:color="B8C4CC" w:sz="4"/>
+              <w:bottom w:val="single" w:color="B8C4CC" w:sz="4"/>
+              <w:right w:val="single" w:color="B8C4CC" w:sz="4"/>
+            </w:tcBorders>
+            <w:tcMar>
+              <w:top w:type="dxa" w:w="40"/>
+              <w:left w:type="dxa" w:w="90"/>
+              <w:bottom w:type="dxa" w:w="40"/>
+              <w:right w:type="dxa" w:w="90"/>
+            </w:tcMar>
+            <w:vAlign w:val="top"/>
+          </w:tcPr>
+          <w:p>
+            <w:pPr>
+              <w:spacing w:after="20"/>
+            </w:pPr>
+            <w:r>
+              <w:rPr>
+                <w:sz w:val="17"/>
+                <w:szCs w:val="17"/>
+              </w:rPr>
               <w:t xml:space="preserve">Small recall overlap</w:t>
             </w:r>
           </w:p>
@@ -25539,6 +28640,101 @@
                 <w:szCs w:val="17"/>
               </w:rPr>
               <w:t xml:space="preserve">RQ4 reported descriptively with a case study</w:t>
+            </w:r>
+          </w:p>
+        </w:tc>
+      </w:tr>
+      <w:tr>
+        <w:trPr>
+          <w:cantSplit/>
+        </w:trPr>
+        <w:tc>
+          <w:tcPr>
+            <w:tcW w:type="dxa" w:w="2000"/>
+            <w:tcBorders>
+              <w:top w:val="single" w:color="B8C4CC" w:sz="4"/>
+              <w:left w:val="single" w:color="B8C4CC" w:sz="4"/>
+              <w:bottom w:val="single" w:color="B8C4CC" w:sz="4"/>
+              <w:right w:val="single" w:color="B8C4CC" w:sz="4"/>
+            </w:tcBorders>
+            <w:tcMar>
+              <w:top w:type="dxa" w:w="40"/>
+              <w:left w:type="dxa" w:w="90"/>
+              <w:bottom w:type="dxa" w:w="40"/>
+              <w:right w:type="dxa" w:w="90"/>
+            </w:tcMar>
+            <w:vAlign w:val="top"/>
+          </w:tcPr>
+          <w:p>
+            <w:pPr>
+              <w:spacing w:after="20"/>
+            </w:pPr>
+            <w:r>
+              <w:rPr>
+                <w:sz w:val="17"/>
+                <w:szCs w:val="17"/>
+              </w:rPr>
+              <w:t xml:space="preserve">User needs assumed</w:t>
+            </w:r>
+          </w:p>
+        </w:tc>
+        <w:tc>
+          <w:tcPr>
+            <w:tcW w:type="dxa" w:w="3226"/>
+            <w:tcBorders>
+              <w:top w:val="single" w:color="B8C4CC" w:sz="4"/>
+              <w:left w:val="single" w:color="B8C4CC" w:sz="4"/>
+              <w:bottom w:val="single" w:color="B8C4CC" w:sz="4"/>
+              <w:right w:val="single" w:color="B8C4CC" w:sz="4"/>
+            </w:tcBorders>
+            <w:tcMar>
+              <w:top w:type="dxa" w:w="40"/>
+              <w:left w:type="dxa" w:w="90"/>
+              <w:bottom w:type="dxa" w:w="40"/>
+              <w:right w:type="dxa" w:w="90"/>
+            </w:tcMar>
+            <w:vAlign w:val="top"/>
+          </w:tcPr>
+          <w:p>
+            <w:pPr>
+              <w:spacing w:after="20"/>
+            </w:pPr>
+            <w:r>
+              <w:rPr>
+                <w:sz w:val="17"/>
+                <w:szCs w:val="17"/>
+              </w:rPr>
+              <w:t xml:space="preserve">That a ranked reading list is what a quality team wants is inferred from published recall cases and regulation, not from interviews</w:t>
+            </w:r>
+          </w:p>
+        </w:tc>
+        <w:tc>
+          <w:tcPr>
+            <w:tcW w:type="dxa" w:w="3800"/>
+            <w:tcBorders>
+              <w:top w:val="single" w:color="B8C4CC" w:sz="4"/>
+              <w:left w:val="single" w:color="B8C4CC" w:sz="4"/>
+              <w:bottom w:val="single" w:color="B8C4CC" w:sz="4"/>
+              <w:right w:val="single" w:color="B8C4CC" w:sz="4"/>
+            </w:tcBorders>
+            <w:tcMar>
+              <w:top w:type="dxa" w:w="40"/>
+              <w:left w:type="dxa" w:w="90"/>
+              <w:bottom w:type="dxa" w:w="40"/>
+              <w:right w:type="dxa" w:w="90"/>
+            </w:tcMar>
+            <w:vAlign w:val="top"/>
+          </w:tcPr>
+          <w:p>
+            <w:pPr>
+              <w:spacing w:after="20"/>
+            </w:pPr>
+            <w:r>
+              <w:rPr>
+                <w:sz w:val="17"/>
+                <w:szCs w:val="17"/>
+              </w:rPr>
+              <w:t xml:space="preserve">Stated as an assumption; tested in the brand pilot extension (Table 15)</w:t>
             </w:r>
           </w:p>
         </w:tc>
@@ -26493,7 +29689,7 @@
                 <w:sz w:val="17"/>
                 <w:szCs w:val="17"/>
               </w:rPr>
-              <w:t xml:space="preserve">Each hypothesis recorded as supported, not supported or not testable</w:t>
+              <w:t xml:space="preserve">Each hypothesis recorded as supported, not supported, inconclusive or not testable</w:t>
             </w:r>
           </w:p>
         </w:tc>
@@ -26547,7 +29743,7 @@
                     </pic:cNvPicPr>
                   </pic:nvPicPr>
                   <pic:blipFill>
-                    <a:blip r:embed="rId52" cstate="none"/>
+                    <a:blip r:embed="rId68" cstate="none"/>
                     <a:srcRect/>
                     <a:stretch>
                       <a:fillRect/>
@@ -26584,7 +29780,7 @@
         <w:spacing w:after="120" w:line="270"/>
       </w:pPr>
       <w:r>
-        <w:t xml:space="preserve">These are the first seven actions of Week 2, in order. As of 13 October 2026 the source files are downloaded and fingerprinted and the 50 pilot reviews have been drawn (30 safety-word reviews, 10 random, 10 low-star). No review has been labelled yet.</w:t>
+        <w:t xml:space="preserve">These are the first seven actions of Week 2, in order. As of 14 October 2026 the source files are downloaded and fingerprinted and the 50 pilot reviews have been drawn (30 safety-word reviews, 10 random, 10 low-star). No review has been labelled yet.</w:t>
       </w:r>
     </w:p>
     <w:p>
@@ -27027,7 +30223,7 @@
                 <w:sz w:val="17"/>
                 <w:szCs w:val="17"/>
               </w:rPr>
-              <w:t xml:space="preserve">No model beats the keyword baseline</w:t>
+              <w:t xml:space="preserve">No model beats the tuned keyword baseline</w:t>
             </w:r>
           </w:p>
         </w:tc>
@@ -27092,7 +30288,72 @@
                 <w:sz w:val="17"/>
                 <w:szCs w:val="17"/>
               </w:rPr>
-              <w:t xml:space="preserve">Weak labels fall more than 0.05 F1 short</w:t>
+              <w:t xml:space="preserve">The classifier's gain is positive but its interval includes zero</w:t>
+            </w:r>
+          </w:p>
+        </w:tc>
+        <w:tc>
+          <w:tcPr>
+            <w:tcW w:type="dxa" w:w="5200"/>
+            <w:tcBorders>
+              <w:top w:val="single" w:color="B8C4CC" w:sz="4"/>
+              <w:left w:val="single" w:color="B8C4CC" w:sz="4"/>
+              <w:bottom w:val="single" w:color="B8C4CC" w:sz="4"/>
+              <w:right w:val="single" w:color="B8C4CC" w:sz="4"/>
+            </w:tcBorders>
+            <w:tcMar>
+              <w:top w:type="dxa" w:w="40"/>
+              <w:left w:type="dxa" w:w="90"/>
+              <w:bottom w:type="dxa" w:w="40"/>
+              <w:right w:type="dxa" w:w="90"/>
+            </w:tcMar>
+            <w:vAlign w:val="top"/>
+          </w:tcPr>
+          <w:p>
+            <w:pPr>
+              <w:spacing w:after="20"/>
+            </w:pPr>
+            <w:r>
+              <w:rPr>
+                <w:sz w:val="17"/>
+                <w:szCs w:val="17"/>
+              </w:rPr>
+              <w:t xml:space="preserve">Record H2 as inconclusive, not as failed, and report the gain against the detectable range in Section 8.7</w:t>
+            </w:r>
+          </w:p>
+        </w:tc>
+      </w:tr>
+      <w:tr>
+        <w:trPr>
+          <w:cantSplit/>
+        </w:trPr>
+        <w:tc>
+          <w:tcPr>
+            <w:tcW w:type="dxa" w:w="3826"/>
+            <w:tcBorders>
+              <w:top w:val="single" w:color="B8C4CC" w:sz="4"/>
+              <w:left w:val="single" w:color="B8C4CC" w:sz="4"/>
+              <w:bottom w:val="single" w:color="B8C4CC" w:sz="4"/>
+              <w:right w:val="single" w:color="B8C4CC" w:sz="4"/>
+            </w:tcBorders>
+            <w:tcMar>
+              <w:top w:type="dxa" w:w="40"/>
+              <w:left w:type="dxa" w:w="90"/>
+              <w:bottom w:type="dxa" w:w="40"/>
+              <w:right w:type="dxa" w:w="90"/>
+            </w:tcMar>
+            <w:vAlign w:val="top"/>
+          </w:tcPr>
+          <w:p>
+            <w:pPr>
+              <w:spacing w:after="20"/>
+            </w:pPr>
+            <w:r>
+              <w:rPr>
+                <w:sz w:val="17"/>
+                <w:szCs w:val="17"/>
+              </w:rPr>
+              <w:t xml:space="preserve">Weak-label average precision falls more than 0.05 short</w:t>
             </w:r>
           </w:p>
         </w:tc>
@@ -28339,7 +31600,167 @@
         <w:spacing w:after="140" w:before="320"/>
       </w:pPr>
       <w:r>
-        <w:t xml:space="preserve">13. Conclusion</w:t>
+        <w:t xml:space="preserve">13. Summary of findings and conclusion</w:t>
+      </w:r>
+    </w:p>
+    <w:p>
+      <w:pPr>
+        <w:pStyle w:val="Heading2"/>
+        <w:keepNext/>
+        <w:spacing w:after="100" w:before="220"/>
+      </w:pPr>
+      <w:r>
+        <w:t xml:space="preserve">13.1 Summary of findings</w:t>
+      </w:r>
+    </w:p>
+    <w:p>
+      <w:pPr>
+        <w:pStyle w:val="ListParagraph"/>
+        <w:numPr>
+          <w:ilvl w:val="0"/>
+          <w:numId w:val="3"/>
+        </w:numPr>
+        <w:spacing w:after="70" w:line="276"/>
+      </w:pPr>
+      <w:r>
+        <w:rPr>
+          <w:b/>
+          <w:bCs/>
+        </w:rPr>
+        <w:t xml:space="preserve">The problem is real and current.</w:t>
+      </w:r>
+      <w:r>
+        <w:t xml:space="preserve"> Official cosmetic reporting is sparse (5,144 FDA reports in 13 years), cosmetics led EU safety alerts in 2025, and US companies must now report serious events within 15 business days.</w:t>
+      </w:r>
+    </w:p>
+    <w:p>
+      <w:pPr>
+        <w:pStyle w:val="ListParagraph"/>
+        <w:numPr>
+          <w:ilvl w:val="0"/>
+          <w:numId w:val="3"/>
+        </w:numPr>
+        <w:spacing w:after="70" w:line="276"/>
+      </w:pPr>
+      <w:r>
+        <w:rPr>
+          <w:b/>
+          <w:bCs/>
+        </w:rPr>
+        <w:t xml:space="preserve">The literature supports the idea but has a gap.</w:t>
+      </w:r>
+      <w:r>
+        <w:t xml:space="preserve"> Reviews have carried early safety signals for vehicles, toys, food and restaurants; in cosmetics, the one close study maps skin complaints with a dictionary but reports no labels or detection accuracy, and no openly labelled set was found (Section 3.6).</w:t>
+      </w:r>
+    </w:p>
+    <w:p>
+      <w:pPr>
+        <w:pStyle w:val="ListParagraph"/>
+        <w:numPr>
+          <w:ilvl w:val="0"/>
+          <w:numId w:val="3"/>
+        </w:numPr>
+        <w:spacing w:after="70" w:line="276"/>
+      </w:pPr>
+      <w:r>
+        <w:rPr>
+          <w:b/>
+          <w:bCs/>
+        </w:rPr>
+        <w:t xml:space="preserve">The data exists.</w:t>
+      </w:r>
+      <w:r>
+        <w:t xml:space="preserve"> 23.9 million dated beauty reviews are available, 614,203 (2.57%) of them using a safety-related word.</w:t>
+      </w:r>
+    </w:p>
+    <w:p>
+      <w:pPr>
+        <w:pStyle w:val="ListParagraph"/>
+        <w:numPr>
+          <w:ilvl w:val="0"/>
+          <w:numId w:val="3"/>
+        </w:numPr>
+        <w:spacing w:after="70" w:line="276"/>
+      </w:pPr>
+      <w:r>
+        <w:rPr>
+          <w:b/>
+          <w:bCs/>
+        </w:rPr>
+        <w:t xml:space="preserve">Simple shortcuts fail.</w:t>
+      </w:r>
+      <w:r>
+        <w:t xml:space="preserve"> 46.1% of safety-word reviews are five-star and 23.2% contain a negation cue, so neither stars nor keywords can replace human labels.</w:t>
+      </w:r>
+    </w:p>
+    <w:p>
+      <w:pPr>
+        <w:pStyle w:val="ListParagraph"/>
+        <w:numPr>
+          <w:ilvl w:val="0"/>
+          <w:numId w:val="3"/>
+        </w:numPr>
+        <w:spacing w:after="70" w:line="276"/>
+      </w:pPr>
+      <w:r>
+        <w:rPr>
+          <w:b/>
+          <w:bCs/>
+        </w:rPr>
+        <w:t xml:space="preserve">A recall study is possible only on a small scale.</w:t>
+      </w:r>
+      <w:r>
+        <w:t xml:space="preserve"> 8 of 40 recalled lines have enough earlier reviews; the one microbial case shows no rise in the quarterly count, and its share view is too noisy to read without labels. RQ4 is exploratory.</w:t>
+      </w:r>
+    </w:p>
+    <w:p>
+      <w:pPr>
+        <w:pStyle w:val="ListParagraph"/>
+        <w:numPr>
+          <w:ilvl w:val="0"/>
+          <w:numId w:val="3"/>
+        </w:numPr>
+        <w:spacing w:after="70" w:line="276"/>
+      </w:pPr>
+      <w:r>
+        <w:rPr>
+          <w:b/>
+          <w:bCs/>
+        </w:rPr>
+        <w:t xml:space="preserve">The evaluation is planned for a rare class.</w:t>
+      </w:r>
+      <w:r>
+        <w:t xml:space="preserve"> Test figures are labelled as enriched-sample metrics and converted to the 0.5% deployment rate (a precision of 0.46 becomes about 0.03), and gains in average precision below roughly 0.13 to 0.19 will be reported as inconclusive.</w:t>
+      </w:r>
+    </w:p>
+    <w:p>
+      <w:pPr>
+        <w:pStyle w:val="ListParagraph"/>
+        <w:numPr>
+          <w:ilvl w:val="0"/>
+          <w:numId w:val="3"/>
+        </w:numPr>
+        <w:spacing w:after="70" w:line="276"/>
+      </w:pPr>
+      <w:r>
+        <w:rPr>
+          <w:b/>
+          <w:bCs/>
+        </w:rPr>
+        <w:t xml:space="preserve">The plan is testable.</w:t>
+      </w:r>
+      <w:r>
+        <w:t xml:space="preserve"> Five research questions have hypotheses, measures and decision rules fixed in advance.</w:t>
+      </w:r>
+    </w:p>
+    <w:p>
+      <w:pPr>
+        <w:pStyle w:val="Heading2"/>
+        <w:keepNext/>
+        <w:spacing w:after="100" w:before="220"/>
+      </w:pPr>
+      <w:r>
+        <w:t xml:space="preserve">13.2 Conclusion</w:t>
       </w:r>
     </w:p>
     <w:p>
@@ -28347,7 +31768,7 @@
         <w:spacing w:after="120" w:line="270"/>
       </w:pPr>
       <w:r>
-        <w:t xml:space="preserve">Customer reviews are the largest unread source of early safety information in beauty. The business problem defined here is narrow and testable: separate genuine safety complaints from ordinary comments, reliably enough that a person can act on a short list. The industry trends make it timely, the regulatory changes make it valuable, and the data check shows it is feasible within six weeks.</w:t>
+        <w:t xml:space="preserve">For the defects a customer can perceive, such as reactions, spoilage and contamination, public reviews are a large source of early safety information that none of the monitoring routes assessed in Section 1.7 screens for safety. The business problem defined here is narrow and testable: separate genuine safety complaints from ordinary comments reliably enough that a person can act on a short list. Industry trends make it timely, regulation makes it valuable, the literature shows the approach works in other product types, and the data check shows it is feasible within six weeks.</w:t>
       </w:r>
     </w:p>
     <w:p>
@@ -28355,7 +31776,7 @@
         <w:spacing w:after="120" w:line="270"/>
       </w:pPr>
       <w:r>
-        <w:t xml:space="preserve">The plan is deliberately conservative. Labels come before models, a keyword baseline has to be beaten before anything more complex is used, and the two questions the data supports weakly are marked exploratory. If the classifier does not beat the baseline, the labelled set, the agreement figures and the error audit still stand as a contribution. The next step, in Week 2, is the source register, the dataset feasibility checkpoint and the 50-review annotation pilot, for which the sample has already been drawn.</w:t>
+        <w:t xml:space="preserve">The plan is deliberately conservative. Labels come before models, a keyword baseline must be beaten before anything more complex is used, and the two questions the data supports weakly are marked exploratory. If the classifier does not beat the baseline, the labelled set, the agreement figures and the error audit still stand as a contribution. The next step, in Week 2, is the source register, the dataset feasibility checkpoint and the 50-review annotation pilot.</w:t>
       </w:r>
     </w:p>
     <w:p>
@@ -28378,6 +31799,86 @@
           <w:sz w:val="20"/>
           <w:szCs w:val="20"/>
         </w:rPr>
+        <w:t xml:space="preserve">Abrahams, A. S., Fan, W., Wang, G. A., Zhang, Z., &amp; Jiao, J. (2015). An integrated text analytic framework for product defect discovery. </w:t>
+      </w:r>
+      <w:r>
+        <w:rPr>
+          <w:i/>
+          <w:iCs/>
+          <w:sz w:val="20"/>
+          <w:szCs w:val="20"/>
+        </w:rPr>
+        <w:t xml:space="preserve">Production and Operations Management, 24</w:t>
+      </w:r>
+      <w:r>
+        <w:rPr>
+          <w:sz w:val="20"/>
+          <w:szCs w:val="20"/>
+        </w:rPr>
+        <w:t xml:space="preserve">(6), 975-990. </w:t>
+      </w:r>
+      <w:hyperlink w:history="1" r:id="rId0_ou84wnbiv7yh7zwze-l">
+        <w:r>
+          <w:rPr>
+            <w:color w:val="1155CC"/>
+            <w:sz w:val="20"/>
+            <w:szCs w:val="20"/>
+            <w:u w:val="single"/>
+          </w:rPr>
+          <w:t xml:space="preserve">https://doi.org/10.1111/poms.12303</w:t>
+        </w:r>
+      </w:hyperlink>
+    </w:p>
+    <w:p>
+      <w:pPr>
+        <w:spacing w:after="120" w:line="276"/>
+        <w:ind w:left="720" w:hanging="720"/>
+      </w:pPr>
+      <w:r>
+        <w:rPr>
+          <w:sz w:val="20"/>
+          <w:szCs w:val="20"/>
+        </w:rPr>
+        <w:t xml:space="preserve">Abrahams, A. S., Jiao, J., Wang, G. A., &amp; Fan, W. (2012). Vehicle defect discovery from social media. </w:t>
+      </w:r>
+      <w:r>
+        <w:rPr>
+          <w:i/>
+          <w:iCs/>
+          <w:sz w:val="20"/>
+          <w:szCs w:val="20"/>
+        </w:rPr>
+        <w:t xml:space="preserve">Decision Support Systems, 54</w:t>
+      </w:r>
+      <w:r>
+        <w:rPr>
+          <w:sz w:val="20"/>
+          <w:szCs w:val="20"/>
+        </w:rPr>
+        <w:t xml:space="preserve">(1), 87-97. </w:t>
+      </w:r>
+      <w:hyperlink w:history="1" r:id="rIdod7ntswojapykabj9bx3t">
+        <w:r>
+          <w:rPr>
+            <w:color w:val="1155CC"/>
+            <w:sz w:val="20"/>
+            <w:szCs w:val="20"/>
+            <w:u w:val="single"/>
+          </w:rPr>
+          <w:t xml:space="preserve">https://doi.org/10.1016/j.dss.2012.04.005</w:t>
+        </w:r>
+      </w:hyperlink>
+    </w:p>
+    <w:p>
+      <w:pPr>
+        <w:spacing w:after="120" w:line="276"/>
+        <w:ind w:left="720" w:hanging="720"/>
+      </w:pPr>
+      <w:r>
+        <w:rPr>
+          <w:sz w:val="20"/>
+          <w:szCs w:val="20"/>
+        </w:rPr>
         <w:t xml:space="preserve">Bhat, S. K., &amp; Culotta, A. (2017). </w:t>
       </w:r>
       <w:r>
@@ -28396,7 +31897,7 @@
         </w:rPr>
         <w:t xml:space="preserve">. arXiv. </w:t>
       </w:r>
-      <w:hyperlink w:history="1" r:id="rIdkj5zc8egza7o_a5ewfcav">
+      <w:hyperlink w:history="1" r:id="rIdfeq0j9wvlz6otcpl58kl8">
         <w:r>
           <w:rPr>
             <w:color w:val="1155CC"/>
@@ -28418,6 +31919,46 @@
           <w:sz w:val="20"/>
           <w:szCs w:val="20"/>
         </w:rPr>
+        <w:t xml:space="preserve">Chapman, W. W., Bridewell, W., Hanbury, P., Cooper, G. F., &amp; Buchanan, B. G. (2001). A simple algorithm for identifying negated findings and diseases in discharge summaries. </w:t>
+      </w:r>
+      <w:r>
+        <w:rPr>
+          <w:i/>
+          <w:iCs/>
+          <w:sz w:val="20"/>
+          <w:szCs w:val="20"/>
+        </w:rPr>
+        <w:t xml:space="preserve">Journal of Biomedical Informatics, 34</w:t>
+      </w:r>
+      <w:r>
+        <w:rPr>
+          <w:sz w:val="20"/>
+          <w:szCs w:val="20"/>
+        </w:rPr>
+        <w:t xml:space="preserve">(5), 301-310. </w:t>
+      </w:r>
+      <w:hyperlink w:history="1" r:id="rIdeke8vw7mnhxbfqzzhgpoq">
+        <w:r>
+          <w:rPr>
+            <w:color w:val="1155CC"/>
+            <w:sz w:val="20"/>
+            <w:szCs w:val="20"/>
+            <w:u w:val="single"/>
+          </w:rPr>
+          <w:t xml:space="preserve">https://doi.org/10.1006/jbin.2001.1029</w:t>
+        </w:r>
+      </w:hyperlink>
+    </w:p>
+    <w:p>
+      <w:pPr>
+        <w:spacing w:after="120" w:line="276"/>
+        <w:ind w:left="720" w:hanging="720"/>
+      </w:pPr>
+      <w:r>
+        <w:rPr>
+          <w:sz w:val="20"/>
+          <w:szCs w:val="20"/>
+        </w:rPr>
         <w:t xml:space="preserve">Cohen, J. (1960). A coefficient of agreement for nominal scales. </w:t>
       </w:r>
       <w:r>
@@ -28436,7 +31977,7 @@
         </w:rPr>
         <w:t xml:space="preserve">(1), 37-46. </w:t>
       </w:r>
-      <w:hyperlink w:history="1" r:id="rIdblpbzma9_fo79ajk3tlqx">
+      <w:hyperlink w:history="1" r:id="rIdxy7fvadte-mhj0r6rbfzm">
         <w:r>
           <w:rPr>
             <w:color w:val="1155CC"/>
@@ -28458,6 +31999,46 @@
           <w:sz w:val="20"/>
           <w:szCs w:val="20"/>
         </w:rPr>
+        <w:t xml:space="preserve">Effland, T., Lawson, A., Balter, S., Devinney, K., Reddy, V., Waechter, H., Gravano, L., &amp; Hsu, D. (2018). Discovering foodborne illness in online restaurant reviews. </w:t>
+      </w:r>
+      <w:r>
+        <w:rPr>
+          <w:i/>
+          <w:iCs/>
+          <w:sz w:val="20"/>
+          <w:szCs w:val="20"/>
+        </w:rPr>
+        <w:t xml:space="preserve">Journal of the American Medical Informatics Association, 25</w:t>
+      </w:r>
+      <w:r>
+        <w:rPr>
+          <w:sz w:val="20"/>
+          <w:szCs w:val="20"/>
+        </w:rPr>
+        <w:t xml:space="preserve">(12), 1586-1592. </w:t>
+      </w:r>
+      <w:hyperlink w:history="1" r:id="rId4s40utosmi9qiml6yzft1">
+        <w:r>
+          <w:rPr>
+            <w:color w:val="1155CC"/>
+            <w:sz w:val="20"/>
+            <w:szCs w:val="20"/>
+            <w:u w:val="single"/>
+          </w:rPr>
+          <w:t xml:space="preserve">https://doi.org/10.1093/jamia/ocx093</w:t>
+        </w:r>
+      </w:hyperlink>
+    </w:p>
+    <w:p>
+      <w:pPr>
+        <w:spacing w:after="120" w:line="276"/>
+        <w:ind w:left="720" w:hanging="720"/>
+      </w:pPr>
+      <w:r>
+        <w:rPr>
+          <w:sz w:val="20"/>
+          <w:szCs w:val="20"/>
+        </w:rPr>
         <w:t xml:space="preserve">European Commission. (n.d.). </w:t>
       </w:r>
       <w:r>
@@ -28476,7 +32057,7 @@
         </w:rPr>
         <w:t xml:space="preserve">. Directorate-General for Justice and Consumers. Retrieved October 11, 2026, from </w:t>
       </w:r>
-      <w:hyperlink w:history="1" r:id="rIdyfzazm1lt7vagx669esbz">
+      <w:hyperlink w:history="1" r:id="rIdjlwhj4ozgpuvpa4tvtl4u">
         <w:r>
           <w:rPr>
             <w:color w:val="1155CC"/>
@@ -28498,6 +32079,126 @@
           <w:sz w:val="20"/>
           <w:szCs w:val="20"/>
         </w:rPr>
+        <w:t xml:space="preserve">Freifeld, C. C., Brownstein, J. S., Menone, C. M., Bao, W., Filice, R., Kass-Hout, T., &amp; Dasgupta, N. (2014). Digital drug safety surveillance: Monitoring pharmaceutical products in Twitter. </w:t>
+      </w:r>
+      <w:r>
+        <w:rPr>
+          <w:i/>
+          <w:iCs/>
+          <w:sz w:val="20"/>
+          <w:szCs w:val="20"/>
+        </w:rPr>
+        <w:t xml:space="preserve">Drug Safety, 37</w:t>
+      </w:r>
+      <w:r>
+        <w:rPr>
+          <w:sz w:val="20"/>
+          <w:szCs w:val="20"/>
+        </w:rPr>
+        <w:t xml:space="preserve">(5), 343-350. </w:t>
+      </w:r>
+      <w:hyperlink w:history="1" r:id="rIdgvo0vtrm3rxbxghgmobwl">
+        <w:r>
+          <w:rPr>
+            <w:color w:val="1155CC"/>
+            <w:sz w:val="20"/>
+            <w:szCs w:val="20"/>
+            <w:u w:val="single"/>
+          </w:rPr>
+          <w:t xml:space="preserve">https://doi.org/10.1007/s40264-014-0155-x</w:t>
+        </w:r>
+      </w:hyperlink>
+    </w:p>
+    <w:p>
+      <w:pPr>
+        <w:spacing w:after="120" w:line="276"/>
+        <w:ind w:left="720" w:hanging="720"/>
+      </w:pPr>
+      <w:r>
+        <w:rPr>
+          <w:sz w:val="20"/>
+          <w:szCs w:val="20"/>
+        </w:rPr>
+        <w:t xml:space="preserve">Gilardi, F., Alizadeh, M., &amp; Kubli, M. (2023). ChatGPT outperforms crowd workers for text-annotation tasks. </w:t>
+      </w:r>
+      <w:r>
+        <w:rPr>
+          <w:i/>
+          <w:iCs/>
+          <w:sz w:val="20"/>
+          <w:szCs w:val="20"/>
+        </w:rPr>
+        <w:t xml:space="preserve">Proceedings of the National Academy of Sciences, 120</w:t>
+      </w:r>
+      <w:r>
+        <w:rPr>
+          <w:sz w:val="20"/>
+          <w:szCs w:val="20"/>
+        </w:rPr>
+        <w:t xml:space="preserve">(30), Article e2305016120. </w:t>
+      </w:r>
+      <w:hyperlink w:history="1" r:id="rIdmx8geqfheergc6k8_fus3">
+        <w:r>
+          <w:rPr>
+            <w:color w:val="1155CC"/>
+            <w:sz w:val="20"/>
+            <w:szCs w:val="20"/>
+            <w:u w:val="single"/>
+          </w:rPr>
+          <w:t xml:space="preserve">https://doi.org/10.1073/pnas.2305016120</w:t>
+        </w:r>
+      </w:hyperlink>
+    </w:p>
+    <w:p>
+      <w:pPr>
+        <w:spacing w:after="120" w:line="276"/>
+        <w:ind w:left="720" w:hanging="720"/>
+      </w:pPr>
+      <w:r>
+        <w:rPr>
+          <w:sz w:val="20"/>
+          <w:szCs w:val="20"/>
+        </w:rPr>
+        <w:t xml:space="preserve">He, S., Hollenbeck, B., &amp; Proserpio, D. (2022). The market for fake reviews. </w:t>
+      </w:r>
+      <w:r>
+        <w:rPr>
+          <w:i/>
+          <w:iCs/>
+          <w:sz w:val="20"/>
+          <w:szCs w:val="20"/>
+        </w:rPr>
+        <w:t xml:space="preserve">Marketing Science, 41</w:t>
+      </w:r>
+      <w:r>
+        <w:rPr>
+          <w:sz w:val="20"/>
+          <w:szCs w:val="20"/>
+        </w:rPr>
+        <w:t xml:space="preserve">(5), 896-921. </w:t>
+      </w:r>
+      <w:hyperlink w:history="1" r:id="rIdjeq29ihjufq3fb7r7ygse">
+        <w:r>
+          <w:rPr>
+            <w:color w:val="1155CC"/>
+            <w:sz w:val="20"/>
+            <w:szCs w:val="20"/>
+            <w:u w:val="single"/>
+          </w:rPr>
+          <w:t xml:space="preserve">https://doi.org/10.1287/mksc.2022.1353</w:t>
+        </w:r>
+      </w:hyperlink>
+    </w:p>
+    <w:p>
+      <w:pPr>
+        <w:spacing w:after="120" w:line="276"/>
+        <w:ind w:left="720" w:hanging="720"/>
+      </w:pPr>
+      <w:r>
+        <w:rPr>
+          <w:sz w:val="20"/>
+          <w:szCs w:val="20"/>
+        </w:rPr>
         <w:t xml:space="preserve">Health Canada. (2025, February 7). </w:t>
       </w:r>
       <w:r>
@@ -28516,7 +32217,7 @@
         </w:rPr>
         <w:t xml:space="preserve">. Government of Canada. </w:t>
       </w:r>
-      <w:hyperlink w:history="1" r:id="rIdkbftwoz9cq0bbswtn3khy">
+      <w:hyperlink w:history="1" r:id="rIdecmwi4ovq49lthhviknao">
         <w:r>
           <w:rPr>
             <w:color w:val="1155CC"/>
@@ -28556,7 +32257,7 @@
         </w:rPr>
         <w:t xml:space="preserve">. arXiv. </w:t>
       </w:r>
-      <w:hyperlink w:history="1" r:id="rId82snn8elzmevlspdt7fyl">
+      <w:hyperlink w:history="1" r:id="rIdkofnlvjzbufbz3z83myfr">
         <w:r>
           <w:rPr>
             <w:color w:val="1155CC"/>
@@ -28578,6 +32279,46 @@
           <w:sz w:val="20"/>
           <w:szCs w:val="20"/>
         </w:rPr>
+        <w:t xml:space="preserve">Iwano, M., Kobayashi, Y., Ota, K., &amp; Tsuda, K. (2025). Method for analysing information on psychosomatic issues based on service recipient dissatisfaction. </w:t>
+      </w:r>
+      <w:r>
+        <w:rPr>
+          <w:i/>
+          <w:iCs/>
+          <w:sz w:val="20"/>
+          <w:szCs w:val="20"/>
+        </w:rPr>
+        <w:t xml:space="preserve">EAI Endorsed Transactions on Scalable Information Systems, 12</w:t>
+      </w:r>
+      <w:r>
+        <w:rPr>
+          <w:sz w:val="20"/>
+          <w:szCs w:val="20"/>
+        </w:rPr>
+        <w:t xml:space="preserve">(5). </w:t>
+      </w:r>
+      <w:hyperlink w:history="1" r:id="rIdv7hsofo6spewz4kx3mxu4">
+        <w:r>
+          <w:rPr>
+            <w:color w:val="1155CC"/>
+            <w:sz w:val="20"/>
+            <w:szCs w:val="20"/>
+            <w:u w:val="single"/>
+          </w:rPr>
+          <w:t xml:space="preserve">https://doi.org/10.4108/eetsis.10574</w:t>
+        </w:r>
+      </w:hyperlink>
+    </w:p>
+    <w:p>
+      <w:pPr>
+        <w:spacing w:after="120" w:line="276"/>
+        <w:ind w:left="720" w:hanging="720"/>
+      </w:pPr>
+      <w:r>
+        <w:rPr>
+          <w:sz w:val="20"/>
+          <w:szCs w:val="20"/>
+        </w:rPr>
         <w:t xml:space="preserve">Jones, F. (2025, July 27). AI-generated content raises concerns over authenticity of Amazon beauty reviews. </w:t>
       </w:r>
       <w:r>
@@ -28596,7 +32337,7 @@
         </w:rPr>
         <w:t xml:space="preserve">. </w:t>
       </w:r>
-      <w:hyperlink w:history="1" r:id="rIdw5xvoeuvefhvoenkwbd_w">
+      <w:hyperlink w:history="1" r:id="rIdkfnolmaaislhmtoeqod6r">
         <w:r>
           <w:rPr>
             <w:color w:val="1155CC"/>
@@ -28618,6 +32359,46 @@
           <w:sz w:val="20"/>
           <w:szCs w:val="20"/>
         </w:rPr>
+        <w:t xml:space="preserve">Kwa, M., Welty, L. J., &amp; Xu, S. (2017). Adverse events reported to the US Food and Drug Administration for cosmetics and personal care products. </w:t>
+      </w:r>
+      <w:r>
+        <w:rPr>
+          <w:i/>
+          <w:iCs/>
+          <w:sz w:val="20"/>
+          <w:szCs w:val="20"/>
+        </w:rPr>
+        <w:t xml:space="preserve">JAMA Internal Medicine, 177</w:t>
+      </w:r>
+      <w:r>
+        <w:rPr>
+          <w:sz w:val="20"/>
+          <w:szCs w:val="20"/>
+        </w:rPr>
+        <w:t xml:space="preserve">(8), 1202-1204. </w:t>
+      </w:r>
+      <w:hyperlink w:history="1" r:id="rId3lpbj7gb18qb_o1ire0of">
+        <w:r>
+          <w:rPr>
+            <w:color w:val="1155CC"/>
+            <w:sz w:val="20"/>
+            <w:szCs w:val="20"/>
+            <w:u w:val="single"/>
+          </w:rPr>
+          <w:t xml:space="preserve">https://doi.org/10.1001/jamainternmed.2017.2762</w:t>
+        </w:r>
+      </w:hyperlink>
+    </w:p>
+    <w:p>
+      <w:pPr>
+        <w:spacing w:after="120" w:line="276"/>
+        <w:ind w:left="720" w:hanging="720"/>
+      </w:pPr>
+      <w:r>
+        <w:rPr>
+          <w:sz w:val="20"/>
+          <w:szCs w:val="20"/>
+        </w:rPr>
         <w:t xml:space="preserve">Landis, J. R., &amp; Koch, G. G. (1977). The measurement of observer agreement for categorical data. </w:t>
       </w:r>
       <w:r>
@@ -28636,7 +32417,7 @@
         </w:rPr>
         <w:t xml:space="preserve">(1), 159-174. </w:t>
       </w:r>
-      <w:hyperlink w:history="1" r:id="rIddbgw8sffj5sebrwlfgfev">
+      <w:hyperlink w:history="1" r:id="rIdhiv9x36vmmo548ka_mzzk">
         <w:r>
           <w:rPr>
             <w:color w:val="1155CC"/>
@@ -28676,7 +32457,7 @@
         </w:rPr>
         <w:t xml:space="preserve">(1), 50-60. </w:t>
       </w:r>
-      <w:hyperlink w:history="1" r:id="rIddhyotfs0bhwgm2dcjjbsc">
+      <w:hyperlink w:history="1" r:id="rIdwnn55lupthkgdafzvzgr6">
         <w:r>
           <w:rPr>
             <w:color w:val="1155CC"/>
@@ -28716,7 +32497,7 @@
         </w:rPr>
         <w:t xml:space="preserve">(3), 330-338. </w:t>
       </w:r>
-      <w:hyperlink w:history="1" r:id="rIdzm_fu6d4rt__q8hgx7ulw">
+      <w:hyperlink w:history="1" r:id="rIdfnnpgqqekmu7fjv-pj2ay">
         <w:r>
           <w:rPr>
             <w:color w:val="1155CC"/>
@@ -28738,6 +32519,86 @@
           <w:sz w:val="20"/>
           <w:szCs w:val="20"/>
         </w:rPr>
+        <w:t xml:space="preserve">Mudambi, S. M., &amp; Schuff, D. (2010). What makes a helpful online review? A study of customer reviews on Amazon.com. </w:t>
+      </w:r>
+      <w:r>
+        <w:rPr>
+          <w:i/>
+          <w:iCs/>
+          <w:sz w:val="20"/>
+          <w:szCs w:val="20"/>
+        </w:rPr>
+        <w:t xml:space="preserve">MIS Quarterly, 34</w:t>
+      </w:r>
+      <w:r>
+        <w:rPr>
+          <w:sz w:val="20"/>
+          <w:szCs w:val="20"/>
+        </w:rPr>
+        <w:t xml:space="preserve">(1), 185-200. </w:t>
+      </w:r>
+      <w:hyperlink w:history="1" r:id="rIdbgijv80pk29lyosl5m0ji">
+        <w:r>
+          <w:rPr>
+            <w:color w:val="1155CC"/>
+            <w:sz w:val="20"/>
+            <w:szCs w:val="20"/>
+            <w:u w:val="single"/>
+          </w:rPr>
+          <w:t xml:space="preserve">https://doi.org/10.2307/20721420</w:t>
+        </w:r>
+      </w:hyperlink>
+    </w:p>
+    <w:p>
+      <w:pPr>
+        <w:spacing w:after="120" w:line="276"/>
+        <w:ind w:left="720" w:hanging="720"/>
+      </w:pPr>
+      <w:r>
+        <w:rPr>
+          <w:sz w:val="20"/>
+          <w:szCs w:val="20"/>
+        </w:rPr>
+        <w:t xml:space="preserve">Nikfarjam, A., Sarker, A., O'Connor, K., Ginn, R., &amp; Gonzalez, G. (2015). Pharmacovigilance from social media: Mining adverse drug reaction mentions using sequence labeling with word embedding cluster features. </w:t>
+      </w:r>
+      <w:r>
+        <w:rPr>
+          <w:i/>
+          <w:iCs/>
+          <w:sz w:val="20"/>
+          <w:szCs w:val="20"/>
+        </w:rPr>
+        <w:t xml:space="preserve">Journal of the American Medical Informatics Association, 22</w:t>
+      </w:r>
+      <w:r>
+        <w:rPr>
+          <w:sz w:val="20"/>
+          <w:szCs w:val="20"/>
+        </w:rPr>
+        <w:t xml:space="preserve">(3), 671-681. </w:t>
+      </w:r>
+      <w:hyperlink w:history="1" r:id="rIdi2qx6tefs7smng0cg7tb5">
+        <w:r>
+          <w:rPr>
+            <w:color w:val="1155CC"/>
+            <w:sz w:val="20"/>
+            <w:szCs w:val="20"/>
+            <w:u w:val="single"/>
+          </w:rPr>
+          <w:t xml:space="preserve">https://doi.org/10.1093/jamia/ocu041</w:t>
+        </w:r>
+      </w:hyperlink>
+    </w:p>
+    <w:p>
+      <w:pPr>
+        <w:spacing w:after="120" w:line="276"/>
+        <w:ind w:left="720" w:hanging="720"/>
+      </w:pPr>
+      <w:r>
+        <w:rPr>
+          <w:sz w:val="20"/>
+          <w:szCs w:val="20"/>
+        </w:rPr>
         <w:t xml:space="preserve">NielsenIQ. (2026, March 31). </w:t>
       </w:r>
       <w:r>
@@ -28756,7 +32617,7 @@
         </w:rPr>
         <w:t xml:space="preserve"> [Press release]. </w:t>
       </w:r>
-      <w:hyperlink w:history="1" r:id="rIdkktnrhs4q9dxfuozybikz">
+      <w:hyperlink w:history="1" r:id="rIdae3pxdh-lybhkiz9ahegv">
         <w:r>
           <w:rPr>
             <w:color w:val="1155CC"/>
@@ -28796,7 +32657,7 @@
         </w:rPr>
         <w:t xml:space="preserve">. GOV.UK. </w:t>
       </w:r>
-      <w:hyperlink w:history="1" r:id="rIdtffr21vj1yga_4qbszchf">
+      <w:hyperlink w:history="1" r:id="rIdo2ywdrssepohx1emvgp-z">
         <w:r>
           <w:rPr>
             <w:color w:val="1155CC"/>
@@ -28818,6 +32679,86 @@
           <w:sz w:val="20"/>
           <w:szCs w:val="20"/>
         </w:rPr>
+        <w:t xml:space="preserve">Pangakis, N., Wolken, S., &amp; Fasching, N. (2023). </w:t>
+      </w:r>
+      <w:r>
+        <w:rPr>
+          <w:i/>
+          <w:iCs/>
+          <w:sz w:val="20"/>
+          <w:szCs w:val="20"/>
+        </w:rPr>
+        <w:t xml:space="preserve">Automated annotation with generative AI requires validation</w:t>
+      </w:r>
+      <w:r>
+        <w:rPr>
+          <w:sz w:val="20"/>
+          <w:szCs w:val="20"/>
+        </w:rPr>
+        <w:t xml:space="preserve">. arXiv. </w:t>
+      </w:r>
+      <w:hyperlink w:history="1" r:id="rIdxbztfmkjyqponkwcjfha9">
+        <w:r>
+          <w:rPr>
+            <w:color w:val="1155CC"/>
+            <w:sz w:val="20"/>
+            <w:szCs w:val="20"/>
+            <w:u w:val="single"/>
+          </w:rPr>
+          <w:t xml:space="preserve">https://doi.org/10.48550/arXiv.2306.00176</w:t>
+        </w:r>
+      </w:hyperlink>
+    </w:p>
+    <w:p>
+      <w:pPr>
+        <w:spacing w:after="120" w:line="276"/>
+        <w:ind w:left="720" w:hanging="720"/>
+      </w:pPr>
+      <w:r>
+        <w:rPr>
+          <w:sz w:val="20"/>
+          <w:szCs w:val="20"/>
+        </w:rPr>
+        <w:t xml:space="preserve">Qi, L., Xie, Y., Zhang, Q., Zhang, J., &amp; Ma, Y. (2025). Multi-feature fusion-based consumer perceived risk prediction and its interpretability study. </w:t>
+      </w:r>
+      <w:r>
+        <w:rPr>
+          <w:i/>
+          <w:iCs/>
+          <w:sz w:val="20"/>
+          <w:szCs w:val="20"/>
+        </w:rPr>
+        <w:t xml:space="preserve">PLOS ONE, 20</w:t>
+      </w:r>
+      <w:r>
+        <w:rPr>
+          <w:sz w:val="20"/>
+          <w:szCs w:val="20"/>
+        </w:rPr>
+        <w:t xml:space="preserve">(1), Article e0316277. </w:t>
+      </w:r>
+      <w:hyperlink w:history="1" r:id="rIda9mfxrsk4ka3yztnuiafq">
+        <w:r>
+          <w:rPr>
+            <w:color w:val="1155CC"/>
+            <w:sz w:val="20"/>
+            <w:szCs w:val="20"/>
+            <w:u w:val="single"/>
+          </w:rPr>
+          <w:t xml:space="preserve">https://doi.org/10.1371/journal.pone.0316277</w:t>
+        </w:r>
+      </w:hyperlink>
+    </w:p>
+    <w:p>
+      <w:pPr>
+        <w:spacing w:after="120" w:line="276"/>
+        <w:ind w:left="720" w:hanging="720"/>
+      </w:pPr>
+      <w:r>
+        <w:rPr>
+          <w:sz w:val="20"/>
+          <w:szCs w:val="20"/>
+        </w:rPr>
         <w:t xml:space="preserve">Ratner, A., Bach, S. H., Ehrenberg, H., Fries, J., Wu, S., &amp; Ré, C. (2017). Snorkel: Rapid training data creation with weak supervision. </w:t>
       </w:r>
       <w:r>
@@ -28836,7 +32777,7 @@
         </w:rPr>
         <w:t xml:space="preserve">(3), 269-282. </w:t>
       </w:r>
-      <w:hyperlink w:history="1" r:id="rIdb7bin2ihv8_gdsl7bjein">
+      <w:hyperlink w:history="1" r:id="rId3jhdmvimllse51gcolfpn">
         <w:r>
           <w:rPr>
             <w:color w:val="1155CC"/>
@@ -28858,6 +32799,46 @@
           <w:sz w:val="20"/>
           <w:szCs w:val="20"/>
         </w:rPr>
+        <w:t xml:space="preserve">Reiss, M. V. (2023). </w:t>
+      </w:r>
+      <w:r>
+        <w:rPr>
+          <w:i/>
+          <w:iCs/>
+          <w:sz w:val="20"/>
+          <w:szCs w:val="20"/>
+        </w:rPr>
+        <w:t xml:space="preserve">Testing the reliability of ChatGPT for text annotation and classification: A cautionary remark</w:t>
+      </w:r>
+      <w:r>
+        <w:rPr>
+          <w:sz w:val="20"/>
+          <w:szCs w:val="20"/>
+        </w:rPr>
+        <w:t xml:space="preserve">. arXiv. </w:t>
+      </w:r>
+      <w:hyperlink w:history="1" r:id="rIddleft7n--1u7jizrkv3dt">
+        <w:r>
+          <w:rPr>
+            <w:color w:val="1155CC"/>
+            <w:sz w:val="20"/>
+            <w:szCs w:val="20"/>
+            <w:u w:val="single"/>
+          </w:rPr>
+          <w:t xml:space="preserve">https://doi.org/10.48550/arXiv.2304.11085</w:t>
+        </w:r>
+      </w:hyperlink>
+    </w:p>
+    <w:p>
+      <w:pPr>
+        <w:spacing w:after="120" w:line="276"/>
+        <w:ind w:left="720" w:hanging="720"/>
+      </w:pPr>
+      <w:r>
+        <w:rPr>
+          <w:sz w:val="20"/>
+          <w:szCs w:val="20"/>
+        </w:rPr>
         <w:t xml:space="preserve">Saito, T., &amp; Rehmsmeier, M. (2015). The precision-recall plot is more informative than the ROC plot when evaluating binary classifiers on imbalanced datasets. </w:t>
       </w:r>
       <w:r>
@@ -28876,7 +32857,7 @@
         </w:rPr>
         <w:t xml:space="preserve">(3), Article e0118432. </w:t>
       </w:r>
-      <w:hyperlink w:history="1" r:id="rIdzlppwxcoldt4zydy_o12g">
+      <w:hyperlink w:history="1" r:id="rIdh3jkbj8yp7gqr3ouwg-o1">
         <w:r>
           <w:rPr>
             <w:color w:val="1155CC"/>
@@ -28916,7 +32897,7 @@
         </w:rPr>
         <w:t xml:space="preserve">, 202-212. </w:t>
       </w:r>
-      <w:hyperlink w:history="1" r:id="rIdrfielyjpwe1jrnybobl3k">
+      <w:hyperlink w:history="1" r:id="rId9lqdc54tjdojjg1uvahko">
         <w:r>
           <w:rPr>
             <w:color w:val="1155CC"/>
@@ -28956,7 +32937,7 @@
         </w:rPr>
         <w:t xml:space="preserve">(5), 1540. </w:t>
       </w:r>
-      <w:hyperlink w:history="1" r:id="rIde1cqdqlwbcjjomznzeutl">
+      <w:hyperlink w:history="1" r:id="rIdm-dkqt5-z-zp8r4ld1gay">
         <w:r>
           <w:rPr>
             <w:color w:val="1155CC"/>
@@ -28996,7 +32977,7 @@
         </w:rPr>
         <w:t xml:space="preserve"> [Press release]. </w:t>
       </w:r>
-      <w:hyperlink w:history="1" r:id="rId5cdpvhq8_1pkze9r5dfvf">
+      <w:hyperlink w:history="1" r:id="rId_rketmfhwqlkrgiv6ty6r">
         <w:r>
           <w:rPr>
             <w:color w:val="1155CC"/>
@@ -29036,7 +33017,7 @@
         </w:rPr>
         <w:t xml:space="preserve">. </w:t>
       </w:r>
-      <w:hyperlink w:history="1" r:id="rId8mvss4jzosasmoaj_ngri">
+      <w:hyperlink w:history="1" r:id="rIdw6yen-s0dha6dni8hrt3j">
         <w:r>
           <w:rPr>
             <w:color w:val="1155CC"/>
@@ -29076,7 +33057,7 @@
         </w:rPr>
         <w:t xml:space="preserve"> </w:t>
       </w:r>
-      <w:hyperlink w:history="1" r:id="rIdd9uj8rls0o1cj-kevwzgt">
+      <w:hyperlink w:history="1" r:id="rIde69udhxlkuebvq5eumkam">
         <w:r>
           <w:rPr>
             <w:color w:val="1155CC"/>
@@ -29098,6 +33079,46 @@
           <w:sz w:val="20"/>
           <w:szCs w:val="20"/>
         </w:rPr>
+        <w:t xml:space="preserve">Winkler, M., Abrahams, A. S., Gruss, R., &amp; Ehsani, J. P. (2016). Toy safety surveillance from online reviews. </w:t>
+      </w:r>
+      <w:r>
+        <w:rPr>
+          <w:i/>
+          <w:iCs/>
+          <w:sz w:val="20"/>
+          <w:szCs w:val="20"/>
+        </w:rPr>
+        <w:t xml:space="preserve">Decision Support Systems, 90</w:t>
+      </w:r>
+      <w:r>
+        <w:rPr>
+          <w:sz w:val="20"/>
+          <w:szCs w:val="20"/>
+        </w:rPr>
+        <w:t xml:space="preserve">, 23-32. </w:t>
+      </w:r>
+      <w:hyperlink w:history="1" r:id="rIde63y0gud81cqkpgt3-6b2">
+        <w:r>
+          <w:rPr>
+            <w:color w:val="1155CC"/>
+            <w:sz w:val="20"/>
+            <w:szCs w:val="20"/>
+            <w:u w:val="single"/>
+          </w:rPr>
+          <w:t xml:space="preserve">https://doi.org/10.1016/j.dss.2016.06.016</w:t>
+        </w:r>
+      </w:hyperlink>
+    </w:p>
+    <w:p>
+      <w:pPr>
+        <w:spacing w:after="120" w:line="276"/>
+        <w:ind w:left="720" w:hanging="720"/>
+      </w:pPr>
+      <w:r>
+        <w:rPr>
+          <w:sz w:val="20"/>
+          <w:szCs w:val="20"/>
+        </w:rPr>
         <w:t xml:space="preserve">Yin, H., Kim, J., Mathur, P., Sarker, K., &amp; Bansal, V. (2025). How to talk to language models: Serialization strategies for structured entity matching. In </w:t>
       </w:r>
       <w:r>
@@ -29114,9 +33135,9 @@
           <w:sz w:val="20"/>
           <w:szCs w:val="20"/>
         </w:rPr>
-        <w:t xml:space="preserve"> (pp. 7836-7850). Association for Computational Linguistics. </w:t>
-      </w:r>
-      <w:hyperlink w:history="1" r:id="rId1in1gvo1m_-lcjomnk-si">
+        <w:t xml:space="preserve"> (pp. 7851-7865). Association for Computational Linguistics. </w:t>
+      </w:r>
+      <w:hyperlink w:history="1" r:id="rIdfqhsaszubat4z2heio5wd">
         <w:r>
           <w:rPr>
             <w:color w:val="1155CC"/>
@@ -29125,6 +33146,46 @@
             <w:u w:val="single"/>
           </w:rPr>
           <w:t xml:space="preserve">https://doi.org/10.18653/v1/2025.findings-naacl.437</w:t>
+        </w:r>
+      </w:hyperlink>
+    </w:p>
+    <w:p>
+      <w:pPr>
+        <w:spacing w:after="120" w:line="276"/>
+        <w:ind w:left="720" w:hanging="720"/>
+      </w:pPr>
+      <w:r>
+        <w:rPr>
+          <w:sz w:val="20"/>
+          <w:szCs w:val="20"/>
+        </w:rPr>
+        <w:t xml:space="preserve">Ziems, C., Held, W., Shaikh, O., Chen, J., Zhang, Z., &amp; Yang, D. (2024). Can large language models transform computational social science? </w:t>
+      </w:r>
+      <w:r>
+        <w:rPr>
+          <w:i/>
+          <w:iCs/>
+          <w:sz w:val="20"/>
+          <w:szCs w:val="20"/>
+        </w:rPr>
+        <w:t xml:space="preserve">Computational Linguistics, 50</w:t>
+      </w:r>
+      <w:r>
+        <w:rPr>
+          <w:sz w:val="20"/>
+          <w:szCs w:val="20"/>
+        </w:rPr>
+        <w:t xml:space="preserve">(1), 237-291. </w:t>
+      </w:r>
+      <w:hyperlink w:history="1" r:id="rIdkzqju4knerkt5s8ifvgf1">
+        <w:r>
+          <w:rPr>
+            <w:color w:val="1155CC"/>
+            <w:sz w:val="20"/>
+            <w:szCs w:val="20"/>
+            <w:u w:val="single"/>
+          </w:rPr>
+          <w:t xml:space="preserve">https://doi.org/10.1162/coli_a_00502</w:t>
         </w:r>
       </w:hyperlink>
     </w:p>
